--- a/BUS 123 Syllabus - Solving Business Problems with Technology - Fall 2026 revised.docx
+++ b/BUS 123 Syllabus - Solving Business Problems with Technology - Fall 2026 revised.docx
@@ -169,31 +169,6 @@
       <w:r>
         <w:t>Class Type: Lecture / applied workshop</w:t>
       </w:r>
-      <w:r>
-        <w:rPr>
-          <w:b/>
-          <w:bCs/>
-        </w:rPr>
-      </w:r>
-      <w:r>
-        <w:rPr>
-          <w:b/>
-          <w:bCs/>
-        </w:rPr>
-      </w:r>
-      <w:r>
-        <w:rPr>
-          <w:b/>
-          <w:bCs/>
-        </w:rPr>
-      </w:r>
-      <w:r>
-        <w:rPr>
-          <w:b/>
-          <w:bCs/>
-        </w:rPr>
-      </w:r>
-      <w:r/>
     </w:p>
     <w:p>
       <w:pPr>
@@ -202,10 +177,6 @@
       <w:r>
         <w:t>Class Format: 2 classes per week with guided labs, case work, and Canvas-supported activities.</w:t>
       </w:r>
-      <w:r/>
-      <w:r/>
-      <w:r/>
-      <w:r/>
     </w:p>
     <w:p>
       <w:pPr>
@@ -214,15 +185,6 @@
       <w:r>
         <w:t>Semester and Year: Fall 2026</w:t>
       </w:r>
-      <w:r>
-        <w:rPr>
-          <w:b/>
-          <w:bCs/>
-        </w:rPr>
-      </w:r>
-      <w:r/>
-      <w:r/>
-      <w:r/>
     </w:p>
     <w:p/>
     <w:p>
@@ -332,10 +294,6 @@
       <w:r>
         <w:t>Calculate core business math applications including fractions, percents, equations, discounts, markups and markdowns, payroll, depreciation, inventory, taxes, interest, present value, future value, and basic statistics.</w:t>
       </w:r>
-      <w:r/>
-      <w:r/>
-      <w:r/>
-      <w:r/>
     </w:p>
     <w:p>
       <w:pPr>
@@ -379,6 +337,7 @@
     </w:p>
     <w:p>
       <w:r>
+        <w:lastRenderedPageBreak/>
         <w:t>Short lectures, guided Excel labs, case-based workshops, pre-reading checks, and in-class problem solving using current business scenarios.</w:t>
       </w:r>
     </w:p>
@@ -399,7 +358,6 @@
           <w:iCs/>
           <w:u w:val="single"/>
         </w:rPr>
-        <w:lastRenderedPageBreak/>
         <w:t>Required Readings</w:t>
       </w:r>
     </w:p>
@@ -407,33 +365,11 @@
       <w:r>
         <w:t>Instructor-provided pre-readings, slides, workbook starters, activity instructions, and case materials posted in Canvas and the BUS123 course hub.</w:t>
       </w:r>
-      <w:r/>
-      <w:r/>
-      <w:r>
-        <w:rPr>
-          <w:b/>
-          <w:bCs/>
-          <w:u w:val="single"/>
-        </w:rPr>
-      </w:r>
-      <w:r/>
     </w:p>
     <w:p>
       <w:r>
         <w:t>Microsoft Excel 365 / Microsoft 365 access through Endicott. Additional readings, simulations, or practice files will be announced in Canvas as needed.</w:t>
       </w:r>
-      <w:r/>
-      <w:r/>
-      <w:r/>
-      <w:r/>
-      <w:r>
-        <w:rPr>
-          <w:b/>
-          <w:bCs/>
-          <w:u w:val="single"/>
-        </w:rPr>
-      </w:r>
-      <w:r/>
     </w:p>
     <w:p/>
     <w:p>
@@ -465,7 +401,49 @@
           <w:b/>
           <w:bCs/>
         </w:rPr>
-        <w:t>1) Attendance and Class Participation (10%) </w:t>
+        <w:t>1) Attendance</w:t>
+      </w:r>
+      <w:r>
+        <w:rPr>
+          <w:b/>
+          <w:bCs/>
+        </w:rPr>
+        <w:t>,</w:t>
+      </w:r>
+      <w:r>
+        <w:rPr>
+          <w:b/>
+          <w:bCs/>
+        </w:rPr>
+        <w:t xml:space="preserve"> Class Participation</w:t>
+      </w:r>
+      <w:r>
+        <w:rPr>
+          <w:b/>
+          <w:bCs/>
+        </w:rPr>
+        <w:t xml:space="preserve"> and Workbooks</w:t>
+      </w:r>
+      <w:r>
+        <w:rPr>
+          <w:b/>
+          <w:bCs/>
+        </w:rPr>
+        <w:t xml:space="preserve"> (</w:t>
+      </w:r>
+      <w:r>
+        <w:rPr>
+          <w:b/>
+          <w:bCs/>
+        </w:rPr>
+        <w:t>4</w:t>
+      </w:r>
+      <w:r>
+        <w:rPr>
+          <w:b/>
+          <w:bCs/>
+        </w:rPr>
+        <w:t>0%) </w:t>
       </w:r>
     </w:p>
     <w:p>
@@ -475,19 +453,9 @@
       <w:r>
         <w:t>Students are expected to attend every scheduled class, participate in guided labs and case discussions, and arrive prepared to work with the assigned files. More than one unexcused absence will result in a reduction in the attendance and participation grade. Six unexcused absences will result in consideration of withdrawal.</w:t>
       </w:r>
-      <w:r/>
-      <w:r/>
-      <w:r/>
-      <w:r/>
-      <w:r/>
-      <w:r/>
-      <w:r/>
-      <w:r/>
-      <w:r/>
-      <w:r/>
-      <w:r/>
-      <w:r/>
-      <w:r/>
+      <w:r>
+        <w:t xml:space="preserve"> Failure to submit the class activity will detract from your overall grade. </w:t>
+      </w:r>
     </w:p>
     <w:p>
       <w:pPr>
@@ -498,7 +466,35 @@
           <w:b/>
           <w:bCs/>
         </w:rPr>
-        <w:t>2) Homework (30%) </w:t>
+        <w:t xml:space="preserve">2) </w:t>
+      </w:r>
+      <w:r>
+        <w:rPr>
+          <w:b/>
+          <w:bCs/>
+        </w:rPr>
+        <w:t xml:space="preserve">Pre-Reading and </w:t>
+      </w:r>
+      <w:r>
+        <w:rPr>
+          <w:b/>
+          <w:bCs/>
+        </w:rPr>
+        <w:t>Homework (</w:t>
+      </w:r>
+      <w:r>
+        <w:rPr>
+          <w:b/>
+          <w:bCs/>
+        </w:rPr>
+        <w:t>2</w:t>
+      </w:r>
+      <w:r>
+        <w:rPr>
+          <w:b/>
+          <w:bCs/>
+        </w:rPr>
+        <w:t>0%) </w:t>
       </w:r>
     </w:p>
     <w:p>
@@ -518,7 +514,35 @@
           <w:b/>
           <w:bCs/>
         </w:rPr>
-        <w:t>3) Exams (30%) </w:t>
+        <w:t xml:space="preserve">3) </w:t>
+      </w:r>
+      <w:r>
+        <w:rPr>
+          <w:b/>
+          <w:bCs/>
+        </w:rPr>
+        <w:t xml:space="preserve">Quizzes </w:t>
+      </w:r>
+      <w:r>
+        <w:rPr>
+          <w:b/>
+          <w:bCs/>
+        </w:rPr>
+        <w:t>(</w:t>
+      </w:r>
+      <w:r>
+        <w:rPr>
+          <w:b/>
+          <w:bCs/>
+        </w:rPr>
+        <w:t>25</w:t>
+      </w:r>
+      <w:r>
+        <w:rPr>
+          <w:b/>
+          <w:bCs/>
+        </w:rPr>
+        <w:t>%) </w:t>
       </w:r>
     </w:p>
     <w:p>
@@ -538,21 +562,63 @@
           <w:b/>
           <w:bCs/>
         </w:rPr>
-        <w:t xml:space="preserve">4) </w:t>
+        <w:t>4</w:t>
       </w:r>
       <w:r>
         <w:rPr>
           <w:b/>
           <w:bCs/>
         </w:rPr>
-        <w:t xml:space="preserve">Small Business Group </w:t>
+        <w:t>) Final</w:t>
       </w:r>
       <w:r>
         <w:rPr>
           <w:b/>
           <w:bCs/>
         </w:rPr>
-        <w:t>Project (20%) </w:t>
+        <w:t xml:space="preserve"> </w:t>
+      </w:r>
+      <w:r>
+        <w:rPr>
+          <w:b/>
+          <w:bCs/>
+        </w:rPr>
+        <w:t xml:space="preserve">Project </w:t>
+      </w:r>
+      <w:r>
+        <w:rPr>
+          <w:b/>
+          <w:bCs/>
+        </w:rPr>
+        <w:t xml:space="preserve">/ Capstone </w:t>
+      </w:r>
+      <w:r>
+        <w:rPr>
+          <w:b/>
+          <w:bCs/>
+        </w:rPr>
+        <w:t>(</w:t>
+      </w:r>
+      <w:r>
+        <w:rPr>
+          <w:b/>
+          <w:bCs/>
+        </w:rPr>
+        <w:t>1</w:t>
+      </w:r>
+      <w:r>
+        <w:rPr>
+          <w:b/>
+          <w:bCs/>
+        </w:rPr>
+        <w:t>5</w:t>
+      </w:r>
+      <w:r>
+        <w:rPr>
+          <w:b/>
+          <w:bCs/>
+        </w:rPr>
+        <w:t>%)        </w:t>
       </w:r>
     </w:p>
     <w:p>
@@ -562,63 +628,20 @@
       <w:r>
         <w:t>Students will work individually or in teams on applied business case work or a small business project with milestone reporting throughout the semester. Detailed expectations will be explained in class and on Canvas.</w:t>
       </w:r>
-      <w:r/>
-      <w:r/>
-      <w:r/>
-      <w:r/>
     </w:p>
     <w:p>
       <w:pPr>
         <w:spacing w:line="240" w:lineRule="auto"/>
       </w:pPr>
       <w:r>
-        <w:rPr>
-          <w:b/>
-          <w:bCs/>
-        </w:rPr>
-        <w:t>5</w:t>
-      </w:r>
-      <w:r>
-        <w:rPr>
-          <w:b/>
-          <w:bCs/>
-        </w:rPr>
-        <w:t>) Final</w:t>
-      </w:r>
-      <w:r>
-        <w:rPr>
-          <w:b/>
-          <w:bCs/>
-        </w:rPr>
-        <w:t xml:space="preserve"> </w:t>
-      </w:r>
-      <w:r>
-        <w:rPr>
-          <w:b/>
-          <w:bCs/>
-        </w:rPr>
-        <w:t>Project Presentation</w:t>
-      </w:r>
-      <w:r>
-        <w:rPr>
-          <w:b/>
-          <w:bCs/>
-        </w:rPr>
-        <w:t xml:space="preserve"> (10%)        </w:t>
-      </w:r>
-    </w:p>
-    <w:p>
-      <w:pPr>
-        <w:spacing w:line="240" w:lineRule="auto"/>
-      </w:pPr>
-      <w:r>
-        <w:t>Students will present their final business analysis or project recommendations to classmates. Audience participation, questions, and professional discussion will count toward class participation.</w:t>
-      </w:r>
-      <w:r/>
-      <w:r/>
-      <w:r/>
-      <w:r/>
-      <w:r/>
+        <w:t xml:space="preserve">Students will </w:t>
+      </w:r>
+      <w:r>
+        <w:t>submit their</w:t>
+      </w:r>
+      <w:r>
+        <w:t xml:space="preserve"> final business analysis or project recommendations. </w:t>
+      </w:r>
     </w:p>
     <w:p>
       <w:pPr>
@@ -699,12 +722,8 @@
           <w:rFonts w:ascii="Verdana" w:eastAsia="Verdana" w:hAnsi="Verdana" w:cs="Verdana"/>
           <w:b/>
         </w:rPr>
+        <w:lastRenderedPageBreak/>
         <w:t>AI Policy: Students are required to abide by the AI Policy of Endicott College, and violations are subject to the college’s Academic Integrity Policy. In this course, AI tools may be used for brainstorming, study support, drafting questions, and troubleshooting concepts when the instructor permits them.</w:t>
-      </w:r>
-      <w:r>
-        <w:rPr>
-          <w:rFonts w:ascii="Verdana" w:eastAsia="Verdana" w:hAnsi="Verdana" w:cs="Verdana"/>
-        </w:rPr>
       </w:r>
       <w:hyperlink r:id="rId6">
         <w:r>
@@ -716,11 +735,6 @@
           <w:t>AI Policy</w:t>
         </w:r>
       </w:hyperlink>
-      <w:r>
-        <w:rPr>
-          <w:rFonts w:ascii="Verdana" w:eastAsia="Verdana" w:hAnsi="Verdana" w:cs="Verdana"/>
-        </w:rPr>
-      </w:r>
       <w:hyperlink r:id="rId7" w:anchor="aca-integrity">
         <w:r>
           <w:rPr>
@@ -731,11 +745,6 @@
           <w:t>Academic Integrity Policy</w:t>
         </w:r>
       </w:hyperlink>
-      <w:r>
-        <w:rPr>
-          <w:rFonts w:ascii="Verdana" w:eastAsia="Verdana" w:hAnsi="Verdana" w:cs="Verdana"/>
-        </w:rPr>
-      </w:r>
     </w:p>
     <w:p>
       <w:pPr>
@@ -828,22 +837,6 @@
     </w:p>
     <w:p>
       <w:pPr>
-        <w:rPr>
-          <w:rFonts w:ascii="Verdana" w:eastAsia="Verdana" w:hAnsi="Verdana" w:cs="Verdana"/>
-          <w:i/>
-        </w:rPr>
-      </w:pPr>
-    </w:p>
-    <w:p>
-      <w:pPr>
-        <w:rPr>
-          <w:rFonts w:ascii="Verdana" w:eastAsia="Verdana" w:hAnsi="Verdana" w:cs="Verdana"/>
-          <w:b/>
-        </w:rPr>
-      </w:pPr>
-    </w:p>
-    <w:p>
-      <w:pPr>
         <w:pStyle w:val="Heading1"/>
         <w:spacing w:line="276" w:lineRule="auto"/>
         <w:rPr>
@@ -864,16 +857,7 @@
         </w:rPr>
         <w:t>Turnitin Policy</w:t>
       </w:r>
-      <w:r>
-        <w:rPr>
-          <w:rFonts w:ascii="Verdana" w:eastAsia="Verdana" w:hAnsi="Verdana" w:cs="Verdana"/>
-          <w:color w:val="auto"/>
-          <w:sz w:val="24"/>
-          <w:szCs w:val="24"/>
-        </w:rPr>
-      </w:r>
-    </w:p>
-    <w:p/>
+    </w:p>
     <w:p>
       <w:pPr>
         <w:spacing w:after="200"/>
@@ -894,7 +878,6 @@
           <w:rFonts w:ascii="Verdana" w:eastAsia="Verdana" w:hAnsi="Verdana" w:cs="Verdana"/>
           <w:u w:val="single"/>
         </w:rPr>
-        <w:lastRenderedPageBreak/>
         <w:t>Student Support</w:t>
       </w:r>
     </w:p>
@@ -1150,14 +1133,7 @@
         <w:rPr>
           <w:rFonts w:ascii="Verdana" w:eastAsia="Verdana" w:hAnsi="Verdana" w:cs="Verdana"/>
         </w:rPr>
-        <w:t xml:space="preserve">Grow your academic self-awareness and deepen your connection to your education by partnering once, twice, or three times a week with a professional academic coach to: develop and deepen academic confidence, resilience, and grit; develop time management and organizational systems and strategies; learn how to set and adjust goals; and recognize how to best utilize resources. This program has an </w:t>
-      </w:r>
-      <w:r>
-        <w:rPr>
-          <w:rFonts w:ascii="Verdana" w:eastAsia="Verdana" w:hAnsi="Verdana" w:cs="Verdana"/>
-        </w:rPr>
-        <w:lastRenderedPageBreak/>
-        <w:t xml:space="preserve">additional cost. To enroll in academic coaching, students can email </w:t>
+        <w:t xml:space="preserve">Grow your academic self-awareness and deepen your connection to your education by partnering once, twice, or three times a week with a professional academic coach to: develop and deepen academic confidence, resilience, and grit; develop time management and organizational systems and strategies; learn how to set and adjust goals; and recognize how to best utilize resources. This program has an additional cost. To enroll in academic coaching, students can email </w:t>
       </w:r>
       <w:hyperlink r:id="rId13">
         <w:r>
@@ -1310,6 +1286,7 @@
         <w:rPr>
           <w:rFonts w:ascii="Verdana" w:eastAsia="Verdana" w:hAnsi="Verdana" w:cs="Verdana"/>
         </w:rPr>
+        <w:lastRenderedPageBreak/>
         <w:t>Course Expectations</w:t>
       </w:r>
     </w:p>
@@ -1457,14 +1434,6 @@
         <w:t>Students should bring a charged laptop capable of running Microsoft 365 applications, manage files through OneDrive when instructed, check Canvas regularly, and maintain organized digital work that can be audited and explained.</w:t>
       </w:r>
     </w:p>
-    <w:p/>
-    <w:p/>
-    <w:p/>
-    <w:p/>
-    <w:p/>
-    <w:p/>
-    <w:p/>
-    <w:p/>
     <w:p>
       <w:pPr>
         <w:pStyle w:val="Heading1"/>
@@ -1474,46 +1443,43 @@
       </w:r>
     </w:p>
     <w:p>
-      <w:pPr/>
       <w:r>
         <w:t>The sequence below reflects the current Fall 2026 BUS123 course map. Exact dates, due dates, and assessment timing will be confirmed in Canvas and may adjust based on class pace.</w:t>
       </w:r>
     </w:p>
     <w:tbl>
       <w:tblPr>
-        <w:tblW w:type="auto" w:w="0"/>
+        <w:tblW w:w="0" w:type="auto"/>
         <w:tblLayout w:type="fixed"/>
-        <w:tblLook w:firstColumn="1" w:firstRow="1" w:lastColumn="0" w:lastRow="0" w:noHBand="0" w:noVBand="1" w:val="04A0"/>
+        <w:tblLook w:val="04A0" w:firstRow="1" w:lastRow="0" w:firstColumn="1" w:lastColumn="0" w:noHBand="0" w:noVBand="1"/>
       </w:tblPr>
       <w:tblGrid>
-        <w:gridCol w:w="2484"/>
-        <w:gridCol w:w="2484"/>
-        <w:gridCol w:w="2484"/>
-        <w:gridCol w:w="2484"/>
+        <w:gridCol w:w="792"/>
+        <w:gridCol w:w="3528"/>
+        <w:gridCol w:w="3240"/>
+        <w:gridCol w:w="2520"/>
       </w:tblGrid>
       <w:tr>
         <w:trPr>
-          <w:tblHeader w:val="true"/>
+          <w:tblHeader/>
         </w:trPr>
         <w:tc>
           <w:tcPr>
-            <w:tcW w:type="dxa" w:w="792"/>
-            <w:vAlign w:val="center"/>
-            <w:tcMar>
-              <w:top w:w="90" w:type="dxa"/>
-              <w:start w:w="90" w:type="dxa"/>
-              <w:bottom w:w="90" w:type="dxa"/>
-              <w:end w:w="90" w:type="dxa"/>
-            </w:tcMar>
-            <w:tcBorders>
-              <w:top w:val="single" w:sz="4" w:space="0" w:color="B7C9D9"/>
-              <w:start w:val="single" w:sz="4" w:space="0" w:color="B7C9D9"/>
-              <w:bottom w:val="single" w:sz="4" w:space="0" w:color="B7C9D9"/>
-              <w:end w:val="single" w:sz="4" w:space="0" w:color="B7C9D9"/>
-              <w:insideH w:val="single" w:sz="4" w:space="0" w:color="B7C9D9"/>
-              <w:insideV w:val="single" w:sz="4" w:space="0" w:color="B7C9D9"/>
-            </w:tcBorders>
-            <w:shd w:fill="D9EAF7"/>
+            <w:tcW w:w="792" w:type="dxa"/>
+            <w:tcBorders>
+              <w:top w:val="single" w:sz="4" w:space="0" w:color="B7C9D9"/>
+              <w:left w:val="single" w:sz="4" w:space="0" w:color="B7C9D9"/>
+              <w:bottom w:val="single" w:sz="4" w:space="0" w:color="B7C9D9"/>
+              <w:right w:val="single" w:sz="4" w:space="0" w:color="B7C9D9"/>
+            </w:tcBorders>
+            <w:shd w:val="clear" w:color="auto" w:fill="D9EAF7"/>
+            <w:tcMar>
+              <w:top w:w="90" w:type="dxa"/>
+              <w:left w:w="90" w:type="dxa"/>
+              <w:bottom w:w="90" w:type="dxa"/>
+              <w:right w:w="90" w:type="dxa"/>
+            </w:tcMar>
+            <w:vAlign w:val="center"/>
           </w:tcPr>
           <w:p>
             <w:pPr>
@@ -1532,23 +1498,21 @@
         </w:tc>
         <w:tc>
           <w:tcPr>
-            <w:tcW w:type="dxa" w:w="3528"/>
-            <w:vAlign w:val="center"/>
-            <w:tcMar>
-              <w:top w:w="90" w:type="dxa"/>
-              <w:start w:w="90" w:type="dxa"/>
-              <w:bottom w:w="90" w:type="dxa"/>
-              <w:end w:w="90" w:type="dxa"/>
-            </w:tcMar>
-            <w:tcBorders>
-              <w:top w:val="single" w:sz="4" w:space="0" w:color="B7C9D9"/>
-              <w:start w:val="single" w:sz="4" w:space="0" w:color="B7C9D9"/>
-              <w:bottom w:val="single" w:sz="4" w:space="0" w:color="B7C9D9"/>
-              <w:end w:val="single" w:sz="4" w:space="0" w:color="B7C9D9"/>
-              <w:insideH w:val="single" w:sz="4" w:space="0" w:color="B7C9D9"/>
-              <w:insideV w:val="single" w:sz="4" w:space="0" w:color="B7C9D9"/>
-            </w:tcBorders>
-            <w:shd w:fill="D9EAF7"/>
+            <w:tcW w:w="3528" w:type="dxa"/>
+            <w:tcBorders>
+              <w:top w:val="single" w:sz="4" w:space="0" w:color="B7C9D9"/>
+              <w:left w:val="single" w:sz="4" w:space="0" w:color="B7C9D9"/>
+              <w:bottom w:val="single" w:sz="4" w:space="0" w:color="B7C9D9"/>
+              <w:right w:val="single" w:sz="4" w:space="0" w:color="B7C9D9"/>
+            </w:tcBorders>
+            <w:shd w:val="clear" w:color="auto" w:fill="D9EAF7"/>
+            <w:tcMar>
+              <w:top w:w="90" w:type="dxa"/>
+              <w:left w:w="90" w:type="dxa"/>
+              <w:bottom w:w="90" w:type="dxa"/>
+              <w:right w:w="90" w:type="dxa"/>
+            </w:tcMar>
+            <w:vAlign w:val="center"/>
           </w:tcPr>
           <w:p>
             <w:pPr>
@@ -1566,23 +1530,21 @@
         </w:tc>
         <w:tc>
           <w:tcPr>
-            <w:tcW w:type="dxa" w:w="3240"/>
-            <w:vAlign w:val="center"/>
-            <w:tcMar>
-              <w:top w:w="90" w:type="dxa"/>
-              <w:start w:w="90" w:type="dxa"/>
-              <w:bottom w:w="90" w:type="dxa"/>
-              <w:end w:w="90" w:type="dxa"/>
-            </w:tcMar>
-            <w:tcBorders>
-              <w:top w:val="single" w:sz="4" w:space="0" w:color="B7C9D9"/>
-              <w:start w:val="single" w:sz="4" w:space="0" w:color="B7C9D9"/>
-              <w:bottom w:val="single" w:sz="4" w:space="0" w:color="B7C9D9"/>
-              <w:end w:val="single" w:sz="4" w:space="0" w:color="B7C9D9"/>
-              <w:insideH w:val="single" w:sz="4" w:space="0" w:color="B7C9D9"/>
-              <w:insideV w:val="single" w:sz="4" w:space="0" w:color="B7C9D9"/>
-            </w:tcBorders>
-            <w:shd w:fill="D9EAF7"/>
+            <w:tcW w:w="3240" w:type="dxa"/>
+            <w:tcBorders>
+              <w:top w:val="single" w:sz="4" w:space="0" w:color="B7C9D9"/>
+              <w:left w:val="single" w:sz="4" w:space="0" w:color="B7C9D9"/>
+              <w:bottom w:val="single" w:sz="4" w:space="0" w:color="B7C9D9"/>
+              <w:right w:val="single" w:sz="4" w:space="0" w:color="B7C9D9"/>
+            </w:tcBorders>
+            <w:shd w:val="clear" w:color="auto" w:fill="D9EAF7"/>
+            <w:tcMar>
+              <w:top w:w="90" w:type="dxa"/>
+              <w:left w:w="90" w:type="dxa"/>
+              <w:bottom w:w="90" w:type="dxa"/>
+              <w:right w:w="90" w:type="dxa"/>
+            </w:tcMar>
+            <w:vAlign w:val="center"/>
           </w:tcPr>
           <w:p>
             <w:pPr>
@@ -1600,23 +1562,21 @@
         </w:tc>
         <w:tc>
           <w:tcPr>
-            <w:tcW w:type="dxa" w:w="2520"/>
-            <w:vAlign w:val="center"/>
-            <w:tcMar>
-              <w:top w:w="90" w:type="dxa"/>
-              <w:start w:w="90" w:type="dxa"/>
-              <w:bottom w:w="90" w:type="dxa"/>
-              <w:end w:w="90" w:type="dxa"/>
-            </w:tcMar>
-            <w:tcBorders>
-              <w:top w:val="single" w:sz="4" w:space="0" w:color="B7C9D9"/>
-              <w:start w:val="single" w:sz="4" w:space="0" w:color="B7C9D9"/>
-              <w:bottom w:val="single" w:sz="4" w:space="0" w:color="B7C9D9"/>
-              <w:end w:val="single" w:sz="4" w:space="0" w:color="B7C9D9"/>
-              <w:insideH w:val="single" w:sz="4" w:space="0" w:color="B7C9D9"/>
-              <w:insideV w:val="single" w:sz="4" w:space="0" w:color="B7C9D9"/>
-            </w:tcBorders>
-            <w:shd w:fill="D9EAF7"/>
+            <w:tcW w:w="2520" w:type="dxa"/>
+            <w:tcBorders>
+              <w:top w:val="single" w:sz="4" w:space="0" w:color="B7C9D9"/>
+              <w:left w:val="single" w:sz="4" w:space="0" w:color="B7C9D9"/>
+              <w:bottom w:val="single" w:sz="4" w:space="0" w:color="B7C9D9"/>
+              <w:right w:val="single" w:sz="4" w:space="0" w:color="B7C9D9"/>
+            </w:tcBorders>
+            <w:shd w:val="clear" w:color="auto" w:fill="D9EAF7"/>
+            <w:tcMar>
+              <w:top w:w="90" w:type="dxa"/>
+              <w:left w:w="90" w:type="dxa"/>
+              <w:bottom w:w="90" w:type="dxa"/>
+              <w:right w:w="90" w:type="dxa"/>
+            </w:tcMar>
+            <w:vAlign w:val="center"/>
           </w:tcPr>
           <w:p>
             <w:pPr>
@@ -1636,22 +1596,20 @@
       <w:tr>
         <w:tc>
           <w:tcPr>
-            <w:tcW w:type="dxa" w:w="792"/>
-            <w:vAlign w:val="center"/>
-            <w:tcMar>
-              <w:top w:w="90" w:type="dxa"/>
-              <w:start w:w="90" w:type="dxa"/>
-              <w:bottom w:w="90" w:type="dxa"/>
-              <w:end w:w="90" w:type="dxa"/>
-            </w:tcMar>
-            <w:tcBorders>
-              <w:top w:val="single" w:sz="4" w:space="0" w:color="B7C9D9"/>
-              <w:start w:val="single" w:sz="4" w:space="0" w:color="B7C9D9"/>
-              <w:bottom w:val="single" w:sz="4" w:space="0" w:color="B7C9D9"/>
-              <w:end w:val="single" w:sz="4" w:space="0" w:color="B7C9D9"/>
-              <w:insideH w:val="single" w:sz="4" w:space="0" w:color="B7C9D9"/>
-              <w:insideV w:val="single" w:sz="4" w:space="0" w:color="B7C9D9"/>
-            </w:tcBorders>
+            <w:tcW w:w="792" w:type="dxa"/>
+            <w:tcBorders>
+              <w:top w:val="single" w:sz="4" w:space="0" w:color="B7C9D9"/>
+              <w:left w:val="single" w:sz="4" w:space="0" w:color="B7C9D9"/>
+              <w:bottom w:val="single" w:sz="4" w:space="0" w:color="B7C9D9"/>
+              <w:right w:val="single" w:sz="4" w:space="0" w:color="B7C9D9"/>
+            </w:tcBorders>
+            <w:tcMar>
+              <w:top w:w="90" w:type="dxa"/>
+              <w:left w:w="90" w:type="dxa"/>
+              <w:bottom w:w="90" w:type="dxa"/>
+              <w:right w:w="90" w:type="dxa"/>
+            </w:tcMar>
+            <w:vAlign w:val="center"/>
           </w:tcPr>
           <w:p>
             <w:pPr>
@@ -1661,7 +1619,6 @@
             <w:r>
               <w:rPr>
                 <w:rFonts w:ascii="Arial" w:hAnsi="Arial"/>
-                <w:b w:val="0"/>
                 <w:sz w:val="16"/>
               </w:rPr>
               <w:t>1</w:t>
@@ -1670,31 +1627,28 @@
         </w:tc>
         <w:tc>
           <w:tcPr>
-            <w:tcW w:type="dxa" w:w="3528"/>
-            <w:vAlign w:val="center"/>
-            <w:tcMar>
-              <w:top w:w="90" w:type="dxa"/>
-              <w:start w:w="90" w:type="dxa"/>
-              <w:bottom w:w="90" w:type="dxa"/>
-              <w:end w:w="90" w:type="dxa"/>
-            </w:tcMar>
-            <w:tcBorders>
-              <w:top w:val="single" w:sz="4" w:space="0" w:color="B7C9D9"/>
-              <w:start w:val="single" w:sz="4" w:space="0" w:color="B7C9D9"/>
-              <w:bottom w:val="single" w:sz="4" w:space="0" w:color="B7C9D9"/>
-              <w:end w:val="single" w:sz="4" w:space="0" w:color="B7C9D9"/>
-              <w:insideH w:val="single" w:sz="4" w:space="0" w:color="B7C9D9"/>
-              <w:insideV w:val="single" w:sz="4" w:space="0" w:color="B7C9D9"/>
-            </w:tcBorders>
-          </w:tcPr>
-          <w:p>
-            <w:pPr>
-              <w:spacing w:after="0" w:line="240" w:lineRule="auto"/>
-            </w:pPr>
-            <w:r>
-              <w:rPr>
-                <w:rFonts w:ascii="Arial" w:hAnsi="Arial"/>
-                <w:b w:val="0"/>
+            <w:tcW w:w="3528" w:type="dxa"/>
+            <w:tcBorders>
+              <w:top w:val="single" w:sz="4" w:space="0" w:color="B7C9D9"/>
+              <w:left w:val="single" w:sz="4" w:space="0" w:color="B7C9D9"/>
+              <w:bottom w:val="single" w:sz="4" w:space="0" w:color="B7C9D9"/>
+              <w:right w:val="single" w:sz="4" w:space="0" w:color="B7C9D9"/>
+            </w:tcBorders>
+            <w:tcMar>
+              <w:top w:w="90" w:type="dxa"/>
+              <w:left w:w="90" w:type="dxa"/>
+              <w:bottom w:w="90" w:type="dxa"/>
+              <w:right w:w="90" w:type="dxa"/>
+            </w:tcMar>
+            <w:vAlign w:val="center"/>
+          </w:tcPr>
+          <w:p>
+            <w:pPr>
+              <w:spacing w:after="0" w:line="240" w:lineRule="auto"/>
+            </w:pPr>
+            <w:r>
+              <w:rPr>
+                <w:rFonts w:ascii="Arial" w:hAnsi="Arial"/>
                 <w:sz w:val="16"/>
               </w:rPr>
               <w:t>Intro M01-L01: Course Introduction</w:t>
@@ -1703,34 +1657,37 @@
         </w:tc>
         <w:tc>
           <w:tcPr>
-            <w:tcW w:type="dxa" w:w="3240"/>
-            <w:vAlign w:val="center"/>
-            <w:tcMar>
-              <w:top w:w="90" w:type="dxa"/>
-              <w:start w:w="90" w:type="dxa"/>
-              <w:bottom w:w="90" w:type="dxa"/>
-              <w:end w:w="90" w:type="dxa"/>
-            </w:tcMar>
-            <w:tcBorders>
-              <w:top w:val="single" w:sz="4" w:space="0" w:color="B7C9D9"/>
-              <w:start w:val="single" w:sz="4" w:space="0" w:color="B7C9D9"/>
-              <w:bottom w:val="single" w:sz="4" w:space="0" w:color="B7C9D9"/>
-              <w:end w:val="single" w:sz="4" w:space="0" w:color="B7C9D9"/>
-              <w:insideH w:val="single" w:sz="4" w:space="0" w:color="B7C9D9"/>
-              <w:insideV w:val="single" w:sz="4" w:space="0" w:color="B7C9D9"/>
-            </w:tcBorders>
-          </w:tcPr>
-          <w:p>
-            <w:pPr>
-              <w:spacing w:after="0" w:line="240" w:lineRule="auto"/>
-            </w:pPr>
-            <w:r>
-              <w:rPr>
-                <w:rFonts w:ascii="Arial" w:hAnsi="Arial"/>
-                <w:b w:val="0"/>
+            <w:tcW w:w="3240" w:type="dxa"/>
+            <w:tcBorders>
+              <w:top w:val="single" w:sz="4" w:space="0" w:color="B7C9D9"/>
+              <w:left w:val="single" w:sz="4" w:space="0" w:color="B7C9D9"/>
+              <w:bottom w:val="single" w:sz="4" w:space="0" w:color="B7C9D9"/>
+              <w:right w:val="single" w:sz="4" w:space="0" w:color="B7C9D9"/>
+            </w:tcBorders>
+            <w:tcMar>
+              <w:top w:w="90" w:type="dxa"/>
+              <w:left w:w="90" w:type="dxa"/>
+              <w:bottom w:w="90" w:type="dxa"/>
+              <w:right w:w="90" w:type="dxa"/>
+            </w:tcMar>
+            <w:vAlign w:val="center"/>
+          </w:tcPr>
+          <w:p>
+            <w:pPr>
+              <w:spacing w:after="0" w:line="240" w:lineRule="auto"/>
+            </w:pPr>
+            <w:r>
+              <w:rPr>
+                <w:rFonts w:ascii="Arial" w:hAnsi="Arial"/>
                 <w:sz w:val="16"/>
               </w:rPr>
               <w:t>Shared course cases / business context</w:t>
+            </w:r>
+            <w:r>
+              <w:rPr>
+                <w:rFonts w:ascii="Arial" w:hAnsi="Arial"/>
+                <w:sz w:val="16"/>
+              </w:rPr>
               <w:br/>
               <w:t>Skills: Course setup, Digital workflow</w:t>
             </w:r>
@@ -1738,34 +1695,37 @@
         </w:tc>
         <w:tc>
           <w:tcPr>
-            <w:tcW w:type="dxa" w:w="2520"/>
-            <w:vAlign w:val="center"/>
-            <w:tcMar>
-              <w:top w:w="90" w:type="dxa"/>
-              <w:start w:w="90" w:type="dxa"/>
-              <w:bottom w:w="90" w:type="dxa"/>
-              <w:end w:w="90" w:type="dxa"/>
-            </w:tcMar>
-            <w:tcBorders>
-              <w:top w:val="single" w:sz="4" w:space="0" w:color="B7C9D9"/>
-              <w:start w:val="single" w:sz="4" w:space="0" w:color="B7C9D9"/>
-              <w:bottom w:val="single" w:sz="4" w:space="0" w:color="B7C9D9"/>
-              <w:end w:val="single" w:sz="4" w:space="0" w:color="B7C9D9"/>
-              <w:insideH w:val="single" w:sz="4" w:space="0" w:color="B7C9D9"/>
-              <w:insideV w:val="single" w:sz="4" w:space="0" w:color="B7C9D9"/>
-            </w:tcBorders>
-          </w:tcPr>
-          <w:p>
-            <w:pPr>
-              <w:spacing w:after="0" w:line="240" w:lineRule="auto"/>
-            </w:pPr>
-            <w:r>
-              <w:rPr>
-                <w:rFonts w:ascii="Arial" w:hAnsi="Arial"/>
-                <w:b w:val="0"/>
+            <w:tcW w:w="2520" w:type="dxa"/>
+            <w:tcBorders>
+              <w:top w:val="single" w:sz="4" w:space="0" w:color="B7C9D9"/>
+              <w:left w:val="single" w:sz="4" w:space="0" w:color="B7C9D9"/>
+              <w:bottom w:val="single" w:sz="4" w:space="0" w:color="B7C9D9"/>
+              <w:right w:val="single" w:sz="4" w:space="0" w:color="B7C9D9"/>
+            </w:tcBorders>
+            <w:tcMar>
+              <w:top w:w="90" w:type="dxa"/>
+              <w:left w:w="90" w:type="dxa"/>
+              <w:bottom w:w="90" w:type="dxa"/>
+              <w:right w:w="90" w:type="dxa"/>
+            </w:tcMar>
+            <w:vAlign w:val="center"/>
+          </w:tcPr>
+          <w:p>
+            <w:pPr>
+              <w:spacing w:after="0" w:line="240" w:lineRule="auto"/>
+            </w:pPr>
+            <w:r>
+              <w:rPr>
+                <w:rFonts w:ascii="Arial" w:hAnsi="Arial"/>
                 <w:sz w:val="16"/>
               </w:rPr>
               <w:t>Slides</w:t>
+            </w:r>
+            <w:r>
+              <w:rPr>
+                <w:rFonts w:ascii="Arial" w:hAnsi="Arial"/>
+                <w:sz w:val="16"/>
+              </w:rPr>
               <w:br/>
               <w:t>Status: Live</w:t>
             </w:r>
@@ -1775,22 +1735,20 @@
       <w:tr>
         <w:tc>
           <w:tcPr>
-            <w:tcW w:type="dxa" w:w="792"/>
-            <w:vAlign w:val="center"/>
-            <w:tcMar>
-              <w:top w:w="90" w:type="dxa"/>
-              <w:start w:w="90" w:type="dxa"/>
-              <w:bottom w:w="90" w:type="dxa"/>
-              <w:end w:w="90" w:type="dxa"/>
-            </w:tcMar>
-            <w:tcBorders>
-              <w:top w:val="single" w:sz="4" w:space="0" w:color="B7C9D9"/>
-              <w:start w:val="single" w:sz="4" w:space="0" w:color="B7C9D9"/>
-              <w:bottom w:val="single" w:sz="4" w:space="0" w:color="B7C9D9"/>
-              <w:end w:val="single" w:sz="4" w:space="0" w:color="B7C9D9"/>
-              <w:insideH w:val="single" w:sz="4" w:space="0" w:color="B7C9D9"/>
-              <w:insideV w:val="single" w:sz="4" w:space="0" w:color="B7C9D9"/>
-            </w:tcBorders>
+            <w:tcW w:w="792" w:type="dxa"/>
+            <w:tcBorders>
+              <w:top w:val="single" w:sz="4" w:space="0" w:color="B7C9D9"/>
+              <w:left w:val="single" w:sz="4" w:space="0" w:color="B7C9D9"/>
+              <w:bottom w:val="single" w:sz="4" w:space="0" w:color="B7C9D9"/>
+              <w:right w:val="single" w:sz="4" w:space="0" w:color="B7C9D9"/>
+            </w:tcBorders>
+            <w:tcMar>
+              <w:top w:w="90" w:type="dxa"/>
+              <w:left w:w="90" w:type="dxa"/>
+              <w:bottom w:w="90" w:type="dxa"/>
+              <w:right w:w="90" w:type="dxa"/>
+            </w:tcMar>
+            <w:vAlign w:val="center"/>
           </w:tcPr>
           <w:p>
             <w:pPr>
@@ -1800,7 +1758,6 @@
             <w:r>
               <w:rPr>
                 <w:rFonts w:ascii="Arial" w:hAnsi="Arial"/>
-                <w:b w:val="0"/>
                 <w:sz w:val="16"/>
               </w:rPr>
               <w:t>2</w:t>
@@ -1809,31 +1766,28 @@
         </w:tc>
         <w:tc>
           <w:tcPr>
-            <w:tcW w:type="dxa" w:w="3528"/>
-            <w:vAlign w:val="center"/>
-            <w:tcMar>
-              <w:top w:w="90" w:type="dxa"/>
-              <w:start w:w="90" w:type="dxa"/>
-              <w:bottom w:w="90" w:type="dxa"/>
-              <w:end w:w="90" w:type="dxa"/>
-            </w:tcMar>
-            <w:tcBorders>
-              <w:top w:val="single" w:sz="4" w:space="0" w:color="B7C9D9"/>
-              <w:start w:val="single" w:sz="4" w:space="0" w:color="B7C9D9"/>
-              <w:bottom w:val="single" w:sz="4" w:space="0" w:color="B7C9D9"/>
-              <w:end w:val="single" w:sz="4" w:space="0" w:color="B7C9D9"/>
-              <w:insideH w:val="single" w:sz="4" w:space="0" w:color="B7C9D9"/>
-              <w:insideV w:val="single" w:sz="4" w:space="0" w:color="B7C9D9"/>
-            </w:tcBorders>
-          </w:tcPr>
-          <w:p>
-            <w:pPr>
-              <w:spacing w:after="0" w:line="240" w:lineRule="auto"/>
-            </w:pPr>
-            <w:r>
-              <w:rPr>
-                <w:rFonts w:ascii="Arial" w:hAnsi="Arial"/>
-                <w:b w:val="0"/>
+            <w:tcW w:w="3528" w:type="dxa"/>
+            <w:tcBorders>
+              <w:top w:val="single" w:sz="4" w:space="0" w:color="B7C9D9"/>
+              <w:left w:val="single" w:sz="4" w:space="0" w:color="B7C9D9"/>
+              <w:bottom w:val="single" w:sz="4" w:space="0" w:color="B7C9D9"/>
+              <w:right w:val="single" w:sz="4" w:space="0" w:color="B7C9D9"/>
+            </w:tcBorders>
+            <w:tcMar>
+              <w:top w:w="90" w:type="dxa"/>
+              <w:left w:w="90" w:type="dxa"/>
+              <w:bottom w:w="90" w:type="dxa"/>
+              <w:right w:w="90" w:type="dxa"/>
+            </w:tcMar>
+            <w:vAlign w:val="center"/>
+          </w:tcPr>
+          <w:p>
+            <w:pPr>
+              <w:spacing w:after="0" w:line="240" w:lineRule="auto"/>
+            </w:pPr>
+            <w:r>
+              <w:rPr>
+                <w:rFonts w:ascii="Arial" w:hAnsi="Arial"/>
                 <w:sz w:val="16"/>
               </w:rPr>
               <w:t>Intro M01-L02: Technology Orientation</w:t>
@@ -1842,34 +1796,37 @@
         </w:tc>
         <w:tc>
           <w:tcPr>
-            <w:tcW w:type="dxa" w:w="3240"/>
-            <w:vAlign w:val="center"/>
-            <w:tcMar>
-              <w:top w:w="90" w:type="dxa"/>
-              <w:start w:w="90" w:type="dxa"/>
-              <w:bottom w:w="90" w:type="dxa"/>
-              <w:end w:w="90" w:type="dxa"/>
-            </w:tcMar>
-            <w:tcBorders>
-              <w:top w:val="single" w:sz="4" w:space="0" w:color="B7C9D9"/>
-              <w:start w:val="single" w:sz="4" w:space="0" w:color="B7C9D9"/>
-              <w:bottom w:val="single" w:sz="4" w:space="0" w:color="B7C9D9"/>
-              <w:end w:val="single" w:sz="4" w:space="0" w:color="B7C9D9"/>
-              <w:insideH w:val="single" w:sz="4" w:space="0" w:color="B7C9D9"/>
-              <w:insideV w:val="single" w:sz="4" w:space="0" w:color="B7C9D9"/>
-            </w:tcBorders>
-          </w:tcPr>
-          <w:p>
-            <w:pPr>
-              <w:spacing w:after="0" w:line="240" w:lineRule="auto"/>
-            </w:pPr>
-            <w:r>
-              <w:rPr>
-                <w:rFonts w:ascii="Arial" w:hAnsi="Arial"/>
-                <w:b w:val="0"/>
+            <w:tcW w:w="3240" w:type="dxa"/>
+            <w:tcBorders>
+              <w:top w:val="single" w:sz="4" w:space="0" w:color="B7C9D9"/>
+              <w:left w:val="single" w:sz="4" w:space="0" w:color="B7C9D9"/>
+              <w:bottom w:val="single" w:sz="4" w:space="0" w:color="B7C9D9"/>
+              <w:right w:val="single" w:sz="4" w:space="0" w:color="B7C9D9"/>
+            </w:tcBorders>
+            <w:tcMar>
+              <w:top w:w="90" w:type="dxa"/>
+              <w:left w:w="90" w:type="dxa"/>
+              <w:bottom w:w="90" w:type="dxa"/>
+              <w:right w:w="90" w:type="dxa"/>
+            </w:tcMar>
+            <w:vAlign w:val="center"/>
+          </w:tcPr>
+          <w:p>
+            <w:pPr>
+              <w:spacing w:after="0" w:line="240" w:lineRule="auto"/>
+            </w:pPr>
+            <w:r>
+              <w:rPr>
+                <w:rFonts w:ascii="Arial" w:hAnsi="Arial"/>
                 <w:sz w:val="16"/>
               </w:rPr>
               <w:t>Shared course cases / business context</w:t>
+            </w:r>
+            <w:r>
+              <w:rPr>
+                <w:rFonts w:ascii="Arial" w:hAnsi="Arial"/>
+                <w:sz w:val="16"/>
+              </w:rPr>
               <w:br/>
               <w:t>Skills: OneDrive, Microsoft Office</w:t>
             </w:r>
@@ -1877,34 +1834,37 @@
         </w:tc>
         <w:tc>
           <w:tcPr>
-            <w:tcW w:type="dxa" w:w="2520"/>
-            <w:vAlign w:val="center"/>
-            <w:tcMar>
-              <w:top w:w="90" w:type="dxa"/>
-              <w:start w:w="90" w:type="dxa"/>
-              <w:bottom w:w="90" w:type="dxa"/>
-              <w:end w:w="90" w:type="dxa"/>
-            </w:tcMar>
-            <w:tcBorders>
-              <w:top w:val="single" w:sz="4" w:space="0" w:color="B7C9D9"/>
-              <w:start w:val="single" w:sz="4" w:space="0" w:color="B7C9D9"/>
-              <w:bottom w:val="single" w:sz="4" w:space="0" w:color="B7C9D9"/>
-              <w:end w:val="single" w:sz="4" w:space="0" w:color="B7C9D9"/>
-              <w:insideH w:val="single" w:sz="4" w:space="0" w:color="B7C9D9"/>
-              <w:insideV w:val="single" w:sz="4" w:space="0" w:color="B7C9D9"/>
-            </w:tcBorders>
-          </w:tcPr>
-          <w:p>
-            <w:pPr>
-              <w:spacing w:after="0" w:line="240" w:lineRule="auto"/>
-            </w:pPr>
-            <w:r>
-              <w:rPr>
-                <w:rFonts w:ascii="Arial" w:hAnsi="Arial"/>
-                <w:b w:val="0"/>
+            <w:tcW w:w="2520" w:type="dxa"/>
+            <w:tcBorders>
+              <w:top w:val="single" w:sz="4" w:space="0" w:color="B7C9D9"/>
+              <w:left w:val="single" w:sz="4" w:space="0" w:color="B7C9D9"/>
+              <w:bottom w:val="single" w:sz="4" w:space="0" w:color="B7C9D9"/>
+              <w:right w:val="single" w:sz="4" w:space="0" w:color="B7C9D9"/>
+            </w:tcBorders>
+            <w:tcMar>
+              <w:top w:w="90" w:type="dxa"/>
+              <w:left w:w="90" w:type="dxa"/>
+              <w:bottom w:w="90" w:type="dxa"/>
+              <w:right w:w="90" w:type="dxa"/>
+            </w:tcMar>
+            <w:vAlign w:val="center"/>
+          </w:tcPr>
+          <w:p>
+            <w:pPr>
+              <w:spacing w:after="0" w:line="240" w:lineRule="auto"/>
+            </w:pPr>
+            <w:r>
+              <w:rPr>
+                <w:rFonts w:ascii="Arial" w:hAnsi="Arial"/>
                 <w:sz w:val="16"/>
               </w:rPr>
               <w:t>Slides; Reading</w:t>
+            </w:r>
+            <w:r>
+              <w:rPr>
+                <w:rFonts w:ascii="Arial" w:hAnsi="Arial"/>
+                <w:sz w:val="16"/>
+              </w:rPr>
               <w:br/>
               <w:t>Status: Live</w:t>
             </w:r>
@@ -1914,22 +1874,20 @@
       <w:tr>
         <w:tc>
           <w:tcPr>
-            <w:tcW w:type="dxa" w:w="792"/>
-            <w:vAlign w:val="center"/>
-            <w:tcMar>
-              <w:top w:w="90" w:type="dxa"/>
-              <w:start w:w="90" w:type="dxa"/>
-              <w:bottom w:w="90" w:type="dxa"/>
-              <w:end w:w="90" w:type="dxa"/>
-            </w:tcMar>
-            <w:tcBorders>
-              <w:top w:val="single" w:sz="4" w:space="0" w:color="B7C9D9"/>
-              <w:start w:val="single" w:sz="4" w:space="0" w:color="B7C9D9"/>
-              <w:bottom w:val="single" w:sz="4" w:space="0" w:color="B7C9D9"/>
-              <w:end w:val="single" w:sz="4" w:space="0" w:color="B7C9D9"/>
-              <w:insideH w:val="single" w:sz="4" w:space="0" w:color="B7C9D9"/>
-              <w:insideV w:val="single" w:sz="4" w:space="0" w:color="B7C9D9"/>
-            </w:tcBorders>
+            <w:tcW w:w="792" w:type="dxa"/>
+            <w:tcBorders>
+              <w:top w:val="single" w:sz="4" w:space="0" w:color="B7C9D9"/>
+              <w:left w:val="single" w:sz="4" w:space="0" w:color="B7C9D9"/>
+              <w:bottom w:val="single" w:sz="4" w:space="0" w:color="B7C9D9"/>
+              <w:right w:val="single" w:sz="4" w:space="0" w:color="B7C9D9"/>
+            </w:tcBorders>
+            <w:tcMar>
+              <w:top w:w="90" w:type="dxa"/>
+              <w:left w:w="90" w:type="dxa"/>
+              <w:bottom w:w="90" w:type="dxa"/>
+              <w:right w:w="90" w:type="dxa"/>
+            </w:tcMar>
+            <w:vAlign w:val="center"/>
           </w:tcPr>
           <w:p>
             <w:pPr>
@@ -1939,7 +1897,6 @@
             <w:r>
               <w:rPr>
                 <w:rFonts w:ascii="Arial" w:hAnsi="Arial"/>
-                <w:b w:val="0"/>
                 <w:sz w:val="16"/>
               </w:rPr>
               <w:t>3</w:t>
@@ -1948,31 +1905,28 @@
         </w:tc>
         <w:tc>
           <w:tcPr>
-            <w:tcW w:type="dxa" w:w="3528"/>
-            <w:vAlign w:val="center"/>
-            <w:tcMar>
-              <w:top w:w="90" w:type="dxa"/>
-              <w:start w:w="90" w:type="dxa"/>
-              <w:bottom w:w="90" w:type="dxa"/>
-              <w:end w:w="90" w:type="dxa"/>
-            </w:tcMar>
-            <w:tcBorders>
-              <w:top w:val="single" w:sz="4" w:space="0" w:color="B7C9D9"/>
-              <w:start w:val="single" w:sz="4" w:space="0" w:color="B7C9D9"/>
-              <w:bottom w:val="single" w:sz="4" w:space="0" w:color="B7C9D9"/>
-              <w:end w:val="single" w:sz="4" w:space="0" w:color="B7C9D9"/>
-              <w:insideH w:val="single" w:sz="4" w:space="0" w:color="B7C9D9"/>
-              <w:insideV w:val="single" w:sz="4" w:space="0" w:color="B7C9D9"/>
-            </w:tcBorders>
-          </w:tcPr>
-          <w:p>
-            <w:pPr>
-              <w:spacing w:after="0" w:line="240" w:lineRule="auto"/>
-            </w:pPr>
-            <w:r>
-              <w:rPr>
-                <w:rFonts w:ascii="Arial" w:hAnsi="Arial"/>
-                <w:b w:val="0"/>
+            <w:tcW w:w="3528" w:type="dxa"/>
+            <w:tcBorders>
+              <w:top w:val="single" w:sz="4" w:space="0" w:color="B7C9D9"/>
+              <w:left w:val="single" w:sz="4" w:space="0" w:color="B7C9D9"/>
+              <w:bottom w:val="single" w:sz="4" w:space="0" w:color="B7C9D9"/>
+              <w:right w:val="single" w:sz="4" w:space="0" w:color="B7C9D9"/>
+            </w:tcBorders>
+            <w:tcMar>
+              <w:top w:w="90" w:type="dxa"/>
+              <w:left w:w="90" w:type="dxa"/>
+              <w:bottom w:w="90" w:type="dxa"/>
+              <w:right w:w="90" w:type="dxa"/>
+            </w:tcMar>
+            <w:vAlign w:val="center"/>
+          </w:tcPr>
+          <w:p>
+            <w:pPr>
+              <w:spacing w:after="0" w:line="240" w:lineRule="auto"/>
+            </w:pPr>
+            <w:r>
+              <w:rPr>
+                <w:rFonts w:ascii="Arial" w:hAnsi="Arial"/>
                 <w:sz w:val="16"/>
               </w:rPr>
               <w:t>Intro M01-L03: Company Case Studies</w:t>
@@ -1981,34 +1935,37 @@
         </w:tc>
         <w:tc>
           <w:tcPr>
-            <w:tcW w:type="dxa" w:w="3240"/>
-            <w:vAlign w:val="center"/>
-            <w:tcMar>
-              <w:top w:w="90" w:type="dxa"/>
-              <w:start w:w="90" w:type="dxa"/>
-              <w:bottom w:w="90" w:type="dxa"/>
-              <w:end w:w="90" w:type="dxa"/>
-            </w:tcMar>
-            <w:tcBorders>
-              <w:top w:val="single" w:sz="4" w:space="0" w:color="B7C9D9"/>
-              <w:start w:val="single" w:sz="4" w:space="0" w:color="B7C9D9"/>
-              <w:bottom w:val="single" w:sz="4" w:space="0" w:color="B7C9D9"/>
-              <w:end w:val="single" w:sz="4" w:space="0" w:color="B7C9D9"/>
-              <w:insideH w:val="single" w:sz="4" w:space="0" w:color="B7C9D9"/>
-              <w:insideV w:val="single" w:sz="4" w:space="0" w:color="B7C9D9"/>
-            </w:tcBorders>
-          </w:tcPr>
-          <w:p>
-            <w:pPr>
-              <w:spacing w:after="0" w:line="240" w:lineRule="auto"/>
-            </w:pPr>
-            <w:r>
-              <w:rPr>
-                <w:rFonts w:ascii="Arial" w:hAnsi="Arial"/>
-                <w:b w:val="0"/>
+            <w:tcW w:w="3240" w:type="dxa"/>
+            <w:tcBorders>
+              <w:top w:val="single" w:sz="4" w:space="0" w:color="B7C9D9"/>
+              <w:left w:val="single" w:sz="4" w:space="0" w:color="B7C9D9"/>
+              <w:bottom w:val="single" w:sz="4" w:space="0" w:color="B7C9D9"/>
+              <w:right w:val="single" w:sz="4" w:space="0" w:color="B7C9D9"/>
+            </w:tcBorders>
+            <w:tcMar>
+              <w:top w:w="90" w:type="dxa"/>
+              <w:left w:w="90" w:type="dxa"/>
+              <w:bottom w:w="90" w:type="dxa"/>
+              <w:right w:w="90" w:type="dxa"/>
+            </w:tcMar>
+            <w:vAlign w:val="center"/>
+          </w:tcPr>
+          <w:p>
+            <w:pPr>
+              <w:spacing w:after="0" w:line="240" w:lineRule="auto"/>
+            </w:pPr>
+            <w:r>
+              <w:rPr>
+                <w:rFonts w:ascii="Arial" w:hAnsi="Arial"/>
                 <w:sz w:val="16"/>
               </w:rPr>
               <w:t>Course case companies</w:t>
+            </w:r>
+            <w:r>
+              <w:rPr>
+                <w:rFonts w:ascii="Arial" w:hAnsi="Arial"/>
+                <w:sz w:val="16"/>
+              </w:rPr>
               <w:br/>
               <w:t>Skills: Business context, Case study navigation</w:t>
             </w:r>
@@ -2016,34 +1973,37 @@
         </w:tc>
         <w:tc>
           <w:tcPr>
-            <w:tcW w:type="dxa" w:w="2520"/>
-            <w:vAlign w:val="center"/>
-            <w:tcMar>
-              <w:top w:w="90" w:type="dxa"/>
-              <w:start w:w="90" w:type="dxa"/>
-              <w:bottom w:w="90" w:type="dxa"/>
-              <w:end w:w="90" w:type="dxa"/>
-            </w:tcMar>
-            <w:tcBorders>
-              <w:top w:val="single" w:sz="4" w:space="0" w:color="B7C9D9"/>
-              <w:start w:val="single" w:sz="4" w:space="0" w:color="B7C9D9"/>
-              <w:bottom w:val="single" w:sz="4" w:space="0" w:color="B7C9D9"/>
-              <w:end w:val="single" w:sz="4" w:space="0" w:color="B7C9D9"/>
-              <w:insideH w:val="single" w:sz="4" w:space="0" w:color="B7C9D9"/>
-              <w:insideV w:val="single" w:sz="4" w:space="0" w:color="B7C9D9"/>
-            </w:tcBorders>
-          </w:tcPr>
-          <w:p>
-            <w:pPr>
-              <w:spacing w:after="0" w:line="240" w:lineRule="auto"/>
-            </w:pPr>
-            <w:r>
-              <w:rPr>
-                <w:rFonts w:ascii="Arial" w:hAnsi="Arial"/>
-                <w:b w:val="0"/>
+            <w:tcW w:w="2520" w:type="dxa"/>
+            <w:tcBorders>
+              <w:top w:val="single" w:sz="4" w:space="0" w:color="B7C9D9"/>
+              <w:left w:val="single" w:sz="4" w:space="0" w:color="B7C9D9"/>
+              <w:bottom w:val="single" w:sz="4" w:space="0" w:color="B7C9D9"/>
+              <w:right w:val="single" w:sz="4" w:space="0" w:color="B7C9D9"/>
+            </w:tcBorders>
+            <w:tcMar>
+              <w:top w:w="90" w:type="dxa"/>
+              <w:left w:w="90" w:type="dxa"/>
+              <w:bottom w:w="90" w:type="dxa"/>
+              <w:right w:w="90" w:type="dxa"/>
+            </w:tcMar>
+            <w:vAlign w:val="center"/>
+          </w:tcPr>
+          <w:p>
+            <w:pPr>
+              <w:spacing w:after="0" w:line="240" w:lineRule="auto"/>
+            </w:pPr>
+            <w:r>
+              <w:rPr>
+                <w:rFonts w:ascii="Arial" w:hAnsi="Arial"/>
                 <w:sz w:val="16"/>
               </w:rPr>
               <w:t>Reading; Company Profiles</w:t>
+            </w:r>
+            <w:r>
+              <w:rPr>
+                <w:rFonts w:ascii="Arial" w:hAnsi="Arial"/>
+                <w:sz w:val="16"/>
+              </w:rPr>
               <w:br/>
               <w:t>Status: Live</w:t>
             </w:r>
@@ -2053,22 +2013,20 @@
       <w:tr>
         <w:tc>
           <w:tcPr>
-            <w:tcW w:type="dxa" w:w="792"/>
-            <w:vAlign w:val="center"/>
-            <w:tcMar>
-              <w:top w:w="90" w:type="dxa"/>
-              <w:start w:w="90" w:type="dxa"/>
-              <w:bottom w:w="90" w:type="dxa"/>
-              <w:end w:w="90" w:type="dxa"/>
-            </w:tcMar>
-            <w:tcBorders>
-              <w:top w:val="single" w:sz="4" w:space="0" w:color="B7C9D9"/>
-              <w:start w:val="single" w:sz="4" w:space="0" w:color="B7C9D9"/>
-              <w:bottom w:val="single" w:sz="4" w:space="0" w:color="B7C9D9"/>
-              <w:end w:val="single" w:sz="4" w:space="0" w:color="B7C9D9"/>
-              <w:insideH w:val="single" w:sz="4" w:space="0" w:color="B7C9D9"/>
-              <w:insideV w:val="single" w:sz="4" w:space="0" w:color="B7C9D9"/>
-            </w:tcBorders>
+            <w:tcW w:w="792" w:type="dxa"/>
+            <w:tcBorders>
+              <w:top w:val="single" w:sz="4" w:space="0" w:color="B7C9D9"/>
+              <w:left w:val="single" w:sz="4" w:space="0" w:color="B7C9D9"/>
+              <w:bottom w:val="single" w:sz="4" w:space="0" w:color="B7C9D9"/>
+              <w:right w:val="single" w:sz="4" w:space="0" w:color="B7C9D9"/>
+            </w:tcBorders>
+            <w:tcMar>
+              <w:top w:w="90" w:type="dxa"/>
+              <w:left w:w="90" w:type="dxa"/>
+              <w:bottom w:w="90" w:type="dxa"/>
+              <w:right w:w="90" w:type="dxa"/>
+            </w:tcMar>
+            <w:vAlign w:val="center"/>
           </w:tcPr>
           <w:p>
             <w:pPr>
@@ -2078,7 +2036,6 @@
             <w:r>
               <w:rPr>
                 <w:rFonts w:ascii="Arial" w:hAnsi="Arial"/>
-                <w:b w:val="0"/>
                 <w:sz w:val="16"/>
               </w:rPr>
               <w:t>4</w:t>
@@ -2087,31 +2044,28 @@
         </w:tc>
         <w:tc>
           <w:tcPr>
-            <w:tcW w:type="dxa" w:w="3528"/>
-            <w:vAlign w:val="center"/>
-            <w:tcMar>
-              <w:top w:w="90" w:type="dxa"/>
-              <w:start w:w="90" w:type="dxa"/>
-              <w:bottom w:w="90" w:type="dxa"/>
-              <w:end w:w="90" w:type="dxa"/>
-            </w:tcMar>
-            <w:tcBorders>
-              <w:top w:val="single" w:sz="4" w:space="0" w:color="B7C9D9"/>
-              <w:start w:val="single" w:sz="4" w:space="0" w:color="B7C9D9"/>
-              <w:bottom w:val="single" w:sz="4" w:space="0" w:color="B7C9D9"/>
-              <w:end w:val="single" w:sz="4" w:space="0" w:color="B7C9D9"/>
-              <w:insideH w:val="single" w:sz="4" w:space="0" w:color="B7C9D9"/>
-              <w:insideV w:val="single" w:sz="4" w:space="0" w:color="B7C9D9"/>
-            </w:tcBorders>
-          </w:tcPr>
-          <w:p>
-            <w:pPr>
-              <w:spacing w:after="0" w:line="240" w:lineRule="auto"/>
-            </w:pPr>
-            <w:r>
-              <w:rPr>
-                <w:rFonts w:ascii="Arial" w:hAnsi="Arial"/>
-                <w:b w:val="0"/>
+            <w:tcW w:w="3528" w:type="dxa"/>
+            <w:tcBorders>
+              <w:top w:val="single" w:sz="4" w:space="0" w:color="B7C9D9"/>
+              <w:left w:val="single" w:sz="4" w:space="0" w:color="B7C9D9"/>
+              <w:bottom w:val="single" w:sz="4" w:space="0" w:color="B7C9D9"/>
+              <w:right w:val="single" w:sz="4" w:space="0" w:color="B7C9D9"/>
+            </w:tcBorders>
+            <w:tcMar>
+              <w:top w:w="90" w:type="dxa"/>
+              <w:left w:w="90" w:type="dxa"/>
+              <w:bottom w:w="90" w:type="dxa"/>
+              <w:right w:w="90" w:type="dxa"/>
+            </w:tcMar>
+            <w:vAlign w:val="center"/>
+          </w:tcPr>
+          <w:p>
+            <w:pPr>
+              <w:spacing w:after="0" w:line="240" w:lineRule="auto"/>
+            </w:pPr>
+            <w:r>
+              <w:rPr>
+                <w:rFonts w:ascii="Arial" w:hAnsi="Arial"/>
                 <w:sz w:val="16"/>
               </w:rPr>
               <w:t>Math M01: Basic Math: Whole Numbers, Fractions, and Percents</w:t>
@@ -2120,34 +2074,37 @@
         </w:tc>
         <w:tc>
           <w:tcPr>
-            <w:tcW w:type="dxa" w:w="3240"/>
-            <w:vAlign w:val="center"/>
-            <w:tcMar>
-              <w:top w:w="90" w:type="dxa"/>
-              <w:start w:w="90" w:type="dxa"/>
-              <w:bottom w:w="90" w:type="dxa"/>
-              <w:end w:w="90" w:type="dxa"/>
-            </w:tcMar>
-            <w:tcBorders>
-              <w:top w:val="single" w:sz="4" w:space="0" w:color="B7C9D9"/>
-              <w:start w:val="single" w:sz="4" w:space="0" w:color="B7C9D9"/>
-              <w:bottom w:val="single" w:sz="4" w:space="0" w:color="B7C9D9"/>
-              <w:end w:val="single" w:sz="4" w:space="0" w:color="B7C9D9"/>
-              <w:insideH w:val="single" w:sz="4" w:space="0" w:color="B7C9D9"/>
-              <w:insideV w:val="single" w:sz="4" w:space="0" w:color="B7C9D9"/>
-            </w:tcBorders>
-          </w:tcPr>
-          <w:p>
-            <w:pPr>
-              <w:spacing w:after="0" w:line="240" w:lineRule="auto"/>
-            </w:pPr>
-            <w:r>
-              <w:rPr>
-                <w:rFonts w:ascii="Arial" w:hAnsi="Arial"/>
-                <w:b w:val="0"/>
+            <w:tcW w:w="3240" w:type="dxa"/>
+            <w:tcBorders>
+              <w:top w:val="single" w:sz="4" w:space="0" w:color="B7C9D9"/>
+              <w:left w:val="single" w:sz="4" w:space="0" w:color="B7C9D9"/>
+              <w:bottom w:val="single" w:sz="4" w:space="0" w:color="B7C9D9"/>
+              <w:right w:val="single" w:sz="4" w:space="0" w:color="B7C9D9"/>
+            </w:tcBorders>
+            <w:tcMar>
+              <w:top w:w="90" w:type="dxa"/>
+              <w:left w:w="90" w:type="dxa"/>
+              <w:bottom w:w="90" w:type="dxa"/>
+              <w:right w:w="90" w:type="dxa"/>
+            </w:tcMar>
+            <w:vAlign w:val="center"/>
+          </w:tcPr>
+          <w:p>
+            <w:pPr>
+              <w:spacing w:after="0" w:line="240" w:lineRule="auto"/>
+            </w:pPr>
+            <w:r>
+              <w:rPr>
+                <w:rFonts w:ascii="Arial" w:hAnsi="Arial"/>
                 <w:sz w:val="16"/>
               </w:rPr>
               <w:t>Tidal Goods Co.</w:t>
+            </w:r>
+            <w:r>
+              <w:rPr>
+                <w:rFonts w:ascii="Arial" w:hAnsi="Arial"/>
+                <w:sz w:val="16"/>
+              </w:rPr>
               <w:br/>
               <w:t>Skills: Percents, Fractions, Excel arithmetic</w:t>
             </w:r>
@@ -2155,34 +2112,37 @@
         </w:tc>
         <w:tc>
           <w:tcPr>
-            <w:tcW w:type="dxa" w:w="2520"/>
-            <w:vAlign w:val="center"/>
-            <w:tcMar>
-              <w:top w:w="90" w:type="dxa"/>
-              <w:start w:w="90" w:type="dxa"/>
-              <w:bottom w:w="90" w:type="dxa"/>
-              <w:end w:w="90" w:type="dxa"/>
-            </w:tcMar>
-            <w:tcBorders>
-              <w:top w:val="single" w:sz="4" w:space="0" w:color="B7C9D9"/>
-              <w:start w:val="single" w:sz="4" w:space="0" w:color="B7C9D9"/>
-              <w:bottom w:val="single" w:sz="4" w:space="0" w:color="B7C9D9"/>
-              <w:end w:val="single" w:sz="4" w:space="0" w:color="B7C9D9"/>
-              <w:insideH w:val="single" w:sz="4" w:space="0" w:color="B7C9D9"/>
-              <w:insideV w:val="single" w:sz="4" w:space="0" w:color="B7C9D9"/>
-            </w:tcBorders>
-          </w:tcPr>
-          <w:p>
-            <w:pPr>
-              <w:spacing w:after="0" w:line="240" w:lineRule="auto"/>
-            </w:pPr>
-            <w:r>
-              <w:rPr>
-                <w:rFonts w:ascii="Arial" w:hAnsi="Arial"/>
-                <w:b w:val="0"/>
+            <w:tcW w:w="2520" w:type="dxa"/>
+            <w:tcBorders>
+              <w:top w:val="single" w:sz="4" w:space="0" w:color="B7C9D9"/>
+              <w:left w:val="single" w:sz="4" w:space="0" w:color="B7C9D9"/>
+              <w:bottom w:val="single" w:sz="4" w:space="0" w:color="B7C9D9"/>
+              <w:right w:val="single" w:sz="4" w:space="0" w:color="B7C9D9"/>
+            </w:tcBorders>
+            <w:tcMar>
+              <w:top w:w="90" w:type="dxa"/>
+              <w:left w:w="90" w:type="dxa"/>
+              <w:bottom w:w="90" w:type="dxa"/>
+              <w:right w:w="90" w:type="dxa"/>
+            </w:tcMar>
+            <w:vAlign w:val="center"/>
+          </w:tcPr>
+          <w:p>
+            <w:pPr>
+              <w:spacing w:after="0" w:line="240" w:lineRule="auto"/>
+            </w:pPr>
+            <w:r>
+              <w:rPr>
+                <w:rFonts w:ascii="Arial" w:hAnsi="Arial"/>
                 <w:sz w:val="16"/>
               </w:rPr>
               <w:t>Slides; Reading; Starter Workbook</w:t>
+            </w:r>
+            <w:r>
+              <w:rPr>
+                <w:rFonts w:ascii="Arial" w:hAnsi="Arial"/>
+                <w:sz w:val="16"/>
+              </w:rPr>
               <w:br/>
               <w:t>Status: Live</w:t>
             </w:r>
@@ -2192,22 +2152,20 @@
       <w:tr>
         <w:tc>
           <w:tcPr>
-            <w:tcW w:type="dxa" w:w="792"/>
-            <w:vAlign w:val="center"/>
-            <w:tcMar>
-              <w:top w:w="90" w:type="dxa"/>
-              <w:start w:w="90" w:type="dxa"/>
-              <w:bottom w:w="90" w:type="dxa"/>
-              <w:end w:w="90" w:type="dxa"/>
-            </w:tcMar>
-            <w:tcBorders>
-              <w:top w:val="single" w:sz="4" w:space="0" w:color="B7C9D9"/>
-              <w:start w:val="single" w:sz="4" w:space="0" w:color="B7C9D9"/>
-              <w:bottom w:val="single" w:sz="4" w:space="0" w:color="B7C9D9"/>
-              <w:end w:val="single" w:sz="4" w:space="0" w:color="B7C9D9"/>
-              <w:insideH w:val="single" w:sz="4" w:space="0" w:color="B7C9D9"/>
-              <w:insideV w:val="single" w:sz="4" w:space="0" w:color="B7C9D9"/>
-            </w:tcBorders>
+            <w:tcW w:w="792" w:type="dxa"/>
+            <w:tcBorders>
+              <w:top w:val="single" w:sz="4" w:space="0" w:color="B7C9D9"/>
+              <w:left w:val="single" w:sz="4" w:space="0" w:color="B7C9D9"/>
+              <w:bottom w:val="single" w:sz="4" w:space="0" w:color="B7C9D9"/>
+              <w:right w:val="single" w:sz="4" w:space="0" w:color="B7C9D9"/>
+            </w:tcBorders>
+            <w:tcMar>
+              <w:top w:w="90" w:type="dxa"/>
+              <w:left w:w="90" w:type="dxa"/>
+              <w:bottom w:w="90" w:type="dxa"/>
+              <w:right w:w="90" w:type="dxa"/>
+            </w:tcMar>
+            <w:vAlign w:val="center"/>
           </w:tcPr>
           <w:p>
             <w:pPr>
@@ -2217,7 +2175,6 @@
             <w:r>
               <w:rPr>
                 <w:rFonts w:ascii="Arial" w:hAnsi="Arial"/>
-                <w:b w:val="0"/>
                 <w:sz w:val="16"/>
               </w:rPr>
               <w:t>5</w:t>
@@ -2226,31 +2183,28 @@
         </w:tc>
         <w:tc>
           <w:tcPr>
-            <w:tcW w:type="dxa" w:w="3528"/>
-            <w:vAlign w:val="center"/>
-            <w:tcMar>
-              <w:top w:w="90" w:type="dxa"/>
-              <w:start w:w="90" w:type="dxa"/>
-              <w:bottom w:w="90" w:type="dxa"/>
-              <w:end w:w="90" w:type="dxa"/>
-            </w:tcMar>
-            <w:tcBorders>
-              <w:top w:val="single" w:sz="4" w:space="0" w:color="B7C9D9"/>
-              <w:start w:val="single" w:sz="4" w:space="0" w:color="B7C9D9"/>
-              <w:bottom w:val="single" w:sz="4" w:space="0" w:color="B7C9D9"/>
-              <w:end w:val="single" w:sz="4" w:space="0" w:color="B7C9D9"/>
-              <w:insideH w:val="single" w:sz="4" w:space="0" w:color="B7C9D9"/>
-              <w:insideV w:val="single" w:sz="4" w:space="0" w:color="B7C9D9"/>
-            </w:tcBorders>
-          </w:tcPr>
-          <w:p>
-            <w:pPr>
-              <w:spacing w:after="0" w:line="240" w:lineRule="auto"/>
-            </w:pPr>
-            <w:r>
-              <w:rPr>
-                <w:rFonts w:ascii="Arial" w:hAnsi="Arial"/>
-                <w:b w:val="0"/>
+            <w:tcW w:w="3528" w:type="dxa"/>
+            <w:tcBorders>
+              <w:top w:val="single" w:sz="4" w:space="0" w:color="B7C9D9"/>
+              <w:left w:val="single" w:sz="4" w:space="0" w:color="B7C9D9"/>
+              <w:bottom w:val="single" w:sz="4" w:space="0" w:color="B7C9D9"/>
+              <w:right w:val="single" w:sz="4" w:space="0" w:color="B7C9D9"/>
+            </w:tcBorders>
+            <w:tcMar>
+              <w:top w:w="90" w:type="dxa"/>
+              <w:left w:w="90" w:type="dxa"/>
+              <w:bottom w:w="90" w:type="dxa"/>
+              <w:right w:w="90" w:type="dxa"/>
+            </w:tcMar>
+            <w:vAlign w:val="center"/>
+          </w:tcPr>
+          <w:p>
+            <w:pPr>
+              <w:spacing w:after="0" w:line="240" w:lineRule="auto"/>
+            </w:pPr>
+            <w:r>
+              <w:rPr>
+                <w:rFonts w:ascii="Arial" w:hAnsi="Arial"/>
                 <w:sz w:val="16"/>
               </w:rPr>
               <w:t>Math M02: Solving Equations</w:t>
@@ -2259,34 +2213,37 @@
         </w:tc>
         <w:tc>
           <w:tcPr>
-            <w:tcW w:type="dxa" w:w="3240"/>
-            <w:vAlign w:val="center"/>
-            <w:tcMar>
-              <w:top w:w="90" w:type="dxa"/>
-              <w:start w:w="90" w:type="dxa"/>
-              <w:bottom w:w="90" w:type="dxa"/>
-              <w:end w:w="90" w:type="dxa"/>
-            </w:tcMar>
-            <w:tcBorders>
-              <w:top w:val="single" w:sz="4" w:space="0" w:color="B7C9D9"/>
-              <w:start w:val="single" w:sz="4" w:space="0" w:color="B7C9D9"/>
-              <w:bottom w:val="single" w:sz="4" w:space="0" w:color="B7C9D9"/>
-              <w:end w:val="single" w:sz="4" w:space="0" w:color="B7C9D9"/>
-              <w:insideH w:val="single" w:sz="4" w:space="0" w:color="B7C9D9"/>
-              <w:insideV w:val="single" w:sz="4" w:space="0" w:color="B7C9D9"/>
-            </w:tcBorders>
-          </w:tcPr>
-          <w:p>
-            <w:pPr>
-              <w:spacing w:after="0" w:line="240" w:lineRule="auto"/>
-            </w:pPr>
-            <w:r>
-              <w:rPr>
-                <w:rFonts w:ascii="Arial" w:hAnsi="Arial"/>
-                <w:b w:val="0"/>
+            <w:tcW w:w="3240" w:type="dxa"/>
+            <w:tcBorders>
+              <w:top w:val="single" w:sz="4" w:space="0" w:color="B7C9D9"/>
+              <w:left w:val="single" w:sz="4" w:space="0" w:color="B7C9D9"/>
+              <w:bottom w:val="single" w:sz="4" w:space="0" w:color="B7C9D9"/>
+              <w:right w:val="single" w:sz="4" w:space="0" w:color="B7C9D9"/>
+            </w:tcBorders>
+            <w:tcMar>
+              <w:top w:w="90" w:type="dxa"/>
+              <w:left w:w="90" w:type="dxa"/>
+              <w:bottom w:w="90" w:type="dxa"/>
+              <w:right w:w="90" w:type="dxa"/>
+            </w:tcMar>
+            <w:vAlign w:val="center"/>
+          </w:tcPr>
+          <w:p>
+            <w:pPr>
+              <w:spacing w:after="0" w:line="240" w:lineRule="auto"/>
+            </w:pPr>
+            <w:r>
+              <w:rPr>
+                <w:rFonts w:ascii="Arial" w:hAnsi="Arial"/>
                 <w:sz w:val="16"/>
               </w:rPr>
               <w:t>Meridian Advisory Group</w:t>
+            </w:r>
+            <w:r>
+              <w:rPr>
+                <w:rFonts w:ascii="Arial" w:hAnsi="Arial"/>
+                <w:sz w:val="16"/>
+              </w:rPr>
               <w:br/>
               <w:t>Skills: Equations, Algebra in Excel</w:t>
             </w:r>
@@ -2294,34 +2251,37 @@
         </w:tc>
         <w:tc>
           <w:tcPr>
-            <w:tcW w:type="dxa" w:w="2520"/>
-            <w:vAlign w:val="center"/>
-            <w:tcMar>
-              <w:top w:w="90" w:type="dxa"/>
-              <w:start w:w="90" w:type="dxa"/>
-              <w:bottom w:w="90" w:type="dxa"/>
-              <w:end w:w="90" w:type="dxa"/>
-            </w:tcMar>
-            <w:tcBorders>
-              <w:top w:val="single" w:sz="4" w:space="0" w:color="B7C9D9"/>
-              <w:start w:val="single" w:sz="4" w:space="0" w:color="B7C9D9"/>
-              <w:bottom w:val="single" w:sz="4" w:space="0" w:color="B7C9D9"/>
-              <w:end w:val="single" w:sz="4" w:space="0" w:color="B7C9D9"/>
-              <w:insideH w:val="single" w:sz="4" w:space="0" w:color="B7C9D9"/>
-              <w:insideV w:val="single" w:sz="4" w:space="0" w:color="B7C9D9"/>
-            </w:tcBorders>
-          </w:tcPr>
-          <w:p>
-            <w:pPr>
-              <w:spacing w:after="0" w:line="240" w:lineRule="auto"/>
-            </w:pPr>
-            <w:r>
-              <w:rPr>
-                <w:rFonts w:ascii="Arial" w:hAnsi="Arial"/>
-                <w:b w:val="0"/>
+            <w:tcW w:w="2520" w:type="dxa"/>
+            <w:tcBorders>
+              <w:top w:val="single" w:sz="4" w:space="0" w:color="B7C9D9"/>
+              <w:left w:val="single" w:sz="4" w:space="0" w:color="B7C9D9"/>
+              <w:bottom w:val="single" w:sz="4" w:space="0" w:color="B7C9D9"/>
+              <w:right w:val="single" w:sz="4" w:space="0" w:color="B7C9D9"/>
+            </w:tcBorders>
+            <w:tcMar>
+              <w:top w:w="90" w:type="dxa"/>
+              <w:left w:w="90" w:type="dxa"/>
+              <w:bottom w:w="90" w:type="dxa"/>
+              <w:right w:w="90" w:type="dxa"/>
+            </w:tcMar>
+            <w:vAlign w:val="center"/>
+          </w:tcPr>
+          <w:p>
+            <w:pPr>
+              <w:spacing w:after="0" w:line="240" w:lineRule="auto"/>
+            </w:pPr>
+            <w:r>
+              <w:rPr>
+                <w:rFonts w:ascii="Arial" w:hAnsi="Arial"/>
                 <w:sz w:val="16"/>
               </w:rPr>
               <w:t>Slides; Reading; Starter Workbook</w:t>
+            </w:r>
+            <w:r>
+              <w:rPr>
+                <w:rFonts w:ascii="Arial" w:hAnsi="Arial"/>
+                <w:sz w:val="16"/>
+              </w:rPr>
               <w:br/>
               <w:t>Status: Live</w:t>
             </w:r>
@@ -2331,22 +2291,20 @@
       <w:tr>
         <w:tc>
           <w:tcPr>
-            <w:tcW w:type="dxa" w:w="792"/>
-            <w:vAlign w:val="center"/>
-            <w:tcMar>
-              <w:top w:w="90" w:type="dxa"/>
-              <w:start w:w="90" w:type="dxa"/>
-              <w:bottom w:w="90" w:type="dxa"/>
-              <w:end w:w="90" w:type="dxa"/>
-            </w:tcMar>
-            <w:tcBorders>
-              <w:top w:val="single" w:sz="4" w:space="0" w:color="B7C9D9"/>
-              <w:start w:val="single" w:sz="4" w:space="0" w:color="B7C9D9"/>
-              <w:bottom w:val="single" w:sz="4" w:space="0" w:color="B7C9D9"/>
-              <w:end w:val="single" w:sz="4" w:space="0" w:color="B7C9D9"/>
-              <w:insideH w:val="single" w:sz="4" w:space="0" w:color="B7C9D9"/>
-              <w:insideV w:val="single" w:sz="4" w:space="0" w:color="B7C9D9"/>
-            </w:tcBorders>
+            <w:tcW w:w="792" w:type="dxa"/>
+            <w:tcBorders>
+              <w:top w:val="single" w:sz="4" w:space="0" w:color="B7C9D9"/>
+              <w:left w:val="single" w:sz="4" w:space="0" w:color="B7C9D9"/>
+              <w:bottom w:val="single" w:sz="4" w:space="0" w:color="B7C9D9"/>
+              <w:right w:val="single" w:sz="4" w:space="0" w:color="B7C9D9"/>
+            </w:tcBorders>
+            <w:tcMar>
+              <w:top w:w="90" w:type="dxa"/>
+              <w:left w:w="90" w:type="dxa"/>
+              <w:bottom w:w="90" w:type="dxa"/>
+              <w:right w:w="90" w:type="dxa"/>
+            </w:tcMar>
+            <w:vAlign w:val="center"/>
           </w:tcPr>
           <w:p>
             <w:pPr>
@@ -2356,7 +2314,6 @@
             <w:r>
               <w:rPr>
                 <w:rFonts w:ascii="Arial" w:hAnsi="Arial"/>
-                <w:b w:val="0"/>
                 <w:sz w:val="16"/>
               </w:rPr>
               <w:t>6</w:t>
@@ -2365,31 +2322,28 @@
         </w:tc>
         <w:tc>
           <w:tcPr>
-            <w:tcW w:type="dxa" w:w="3528"/>
-            <w:vAlign w:val="center"/>
-            <w:tcMar>
-              <w:top w:w="90" w:type="dxa"/>
-              <w:start w:w="90" w:type="dxa"/>
-              <w:bottom w:w="90" w:type="dxa"/>
-              <w:end w:w="90" w:type="dxa"/>
-            </w:tcMar>
-            <w:tcBorders>
-              <w:top w:val="single" w:sz="4" w:space="0" w:color="B7C9D9"/>
-              <w:start w:val="single" w:sz="4" w:space="0" w:color="B7C9D9"/>
-              <w:bottom w:val="single" w:sz="4" w:space="0" w:color="B7C9D9"/>
-              <w:end w:val="single" w:sz="4" w:space="0" w:color="B7C9D9"/>
-              <w:insideH w:val="single" w:sz="4" w:space="0" w:color="B7C9D9"/>
-              <w:insideV w:val="single" w:sz="4" w:space="0" w:color="B7C9D9"/>
-            </w:tcBorders>
-          </w:tcPr>
-          <w:p>
-            <w:pPr>
-              <w:spacing w:after="0" w:line="240" w:lineRule="auto"/>
-            </w:pPr>
-            <w:r>
-              <w:rPr>
-                <w:rFonts w:ascii="Arial" w:hAnsi="Arial"/>
-                <w:b w:val="0"/>
+            <w:tcW w:w="3528" w:type="dxa"/>
+            <w:tcBorders>
+              <w:top w:val="single" w:sz="4" w:space="0" w:color="B7C9D9"/>
+              <w:left w:val="single" w:sz="4" w:space="0" w:color="B7C9D9"/>
+              <w:bottom w:val="single" w:sz="4" w:space="0" w:color="B7C9D9"/>
+              <w:right w:val="single" w:sz="4" w:space="0" w:color="B7C9D9"/>
+            </w:tcBorders>
+            <w:tcMar>
+              <w:top w:w="90" w:type="dxa"/>
+              <w:left w:w="90" w:type="dxa"/>
+              <w:bottom w:w="90" w:type="dxa"/>
+              <w:right w:w="90" w:type="dxa"/>
+            </w:tcMar>
+            <w:vAlign w:val="center"/>
+          </w:tcPr>
+          <w:p>
+            <w:pPr>
+              <w:spacing w:after="0" w:line="240" w:lineRule="auto"/>
+            </w:pPr>
+            <w:r>
+              <w:rPr>
+                <w:rFonts w:ascii="Arial" w:hAnsi="Arial"/>
                 <w:sz w:val="16"/>
               </w:rPr>
               <w:t>Math M03: Discounts: Trade and Cash</w:t>
@@ -2398,34 +2352,37 @@
         </w:tc>
         <w:tc>
           <w:tcPr>
-            <w:tcW w:type="dxa" w:w="3240"/>
-            <w:vAlign w:val="center"/>
-            <w:tcMar>
-              <w:top w:w="90" w:type="dxa"/>
-              <w:start w:w="90" w:type="dxa"/>
-              <w:bottom w:w="90" w:type="dxa"/>
-              <w:end w:w="90" w:type="dxa"/>
-            </w:tcMar>
-            <w:tcBorders>
-              <w:top w:val="single" w:sz="4" w:space="0" w:color="B7C9D9"/>
-              <w:start w:val="single" w:sz="4" w:space="0" w:color="B7C9D9"/>
-              <w:bottom w:val="single" w:sz="4" w:space="0" w:color="B7C9D9"/>
-              <w:end w:val="single" w:sz="4" w:space="0" w:color="B7C9D9"/>
-              <w:insideH w:val="single" w:sz="4" w:space="0" w:color="B7C9D9"/>
-              <w:insideV w:val="single" w:sz="4" w:space="0" w:color="B7C9D9"/>
-            </w:tcBorders>
-          </w:tcPr>
-          <w:p>
-            <w:pPr>
-              <w:spacing w:after="0" w:line="240" w:lineRule="auto"/>
-            </w:pPr>
-            <w:r>
-              <w:rPr>
-                <w:rFonts w:ascii="Arial" w:hAnsi="Arial"/>
-                <w:b w:val="0"/>
+            <w:tcW w:w="3240" w:type="dxa"/>
+            <w:tcBorders>
+              <w:top w:val="single" w:sz="4" w:space="0" w:color="B7C9D9"/>
+              <w:left w:val="single" w:sz="4" w:space="0" w:color="B7C9D9"/>
+              <w:bottom w:val="single" w:sz="4" w:space="0" w:color="B7C9D9"/>
+              <w:right w:val="single" w:sz="4" w:space="0" w:color="B7C9D9"/>
+            </w:tcBorders>
+            <w:tcMar>
+              <w:top w:w="90" w:type="dxa"/>
+              <w:left w:w="90" w:type="dxa"/>
+              <w:bottom w:w="90" w:type="dxa"/>
+              <w:right w:w="90" w:type="dxa"/>
+            </w:tcMar>
+            <w:vAlign w:val="center"/>
+          </w:tcPr>
+          <w:p>
+            <w:pPr>
+              <w:spacing w:after="0" w:line="240" w:lineRule="auto"/>
+            </w:pPr>
+            <w:r>
+              <w:rPr>
+                <w:rFonts w:ascii="Arial" w:hAnsi="Arial"/>
                 <w:sz w:val="16"/>
               </w:rPr>
               <w:t>Tidal Goods Co.</w:t>
+            </w:r>
+            <w:r>
+              <w:rPr>
+                <w:rFonts w:ascii="Arial" w:hAnsi="Arial"/>
+                <w:sz w:val="16"/>
+              </w:rPr>
               <w:br/>
               <w:t>Skills: Trade discounts, Cash discounts, Payment terms</w:t>
             </w:r>
@@ -2433,34 +2390,37 @@
         </w:tc>
         <w:tc>
           <w:tcPr>
-            <w:tcW w:type="dxa" w:w="2520"/>
-            <w:vAlign w:val="center"/>
-            <w:tcMar>
-              <w:top w:w="90" w:type="dxa"/>
-              <w:start w:w="90" w:type="dxa"/>
-              <w:bottom w:w="90" w:type="dxa"/>
-              <w:end w:w="90" w:type="dxa"/>
-            </w:tcMar>
-            <w:tcBorders>
-              <w:top w:val="single" w:sz="4" w:space="0" w:color="B7C9D9"/>
-              <w:start w:val="single" w:sz="4" w:space="0" w:color="B7C9D9"/>
-              <w:bottom w:val="single" w:sz="4" w:space="0" w:color="B7C9D9"/>
-              <w:end w:val="single" w:sz="4" w:space="0" w:color="B7C9D9"/>
-              <w:insideH w:val="single" w:sz="4" w:space="0" w:color="B7C9D9"/>
-              <w:insideV w:val="single" w:sz="4" w:space="0" w:color="B7C9D9"/>
-            </w:tcBorders>
-          </w:tcPr>
-          <w:p>
-            <w:pPr>
-              <w:spacing w:after="0" w:line="240" w:lineRule="auto"/>
-            </w:pPr>
-            <w:r>
-              <w:rPr>
-                <w:rFonts w:ascii="Arial" w:hAnsi="Arial"/>
-                <w:b w:val="0"/>
+            <w:tcW w:w="2520" w:type="dxa"/>
+            <w:tcBorders>
+              <w:top w:val="single" w:sz="4" w:space="0" w:color="B7C9D9"/>
+              <w:left w:val="single" w:sz="4" w:space="0" w:color="B7C9D9"/>
+              <w:bottom w:val="single" w:sz="4" w:space="0" w:color="B7C9D9"/>
+              <w:right w:val="single" w:sz="4" w:space="0" w:color="B7C9D9"/>
+            </w:tcBorders>
+            <w:tcMar>
+              <w:top w:w="90" w:type="dxa"/>
+              <w:left w:w="90" w:type="dxa"/>
+              <w:bottom w:w="90" w:type="dxa"/>
+              <w:right w:w="90" w:type="dxa"/>
+            </w:tcMar>
+            <w:vAlign w:val="center"/>
+          </w:tcPr>
+          <w:p>
+            <w:pPr>
+              <w:spacing w:after="0" w:line="240" w:lineRule="auto"/>
+            </w:pPr>
+            <w:r>
+              <w:rPr>
+                <w:rFonts w:ascii="Arial" w:hAnsi="Arial"/>
                 <w:sz w:val="16"/>
               </w:rPr>
               <w:t>Slides; Reading; Starter Workbook</w:t>
+            </w:r>
+            <w:r>
+              <w:rPr>
+                <w:rFonts w:ascii="Arial" w:hAnsi="Arial"/>
+                <w:sz w:val="16"/>
+              </w:rPr>
               <w:br/>
               <w:t>Status: Live</w:t>
             </w:r>
@@ -2470,22 +2430,20 @@
       <w:tr>
         <w:tc>
           <w:tcPr>
-            <w:tcW w:type="dxa" w:w="792"/>
-            <w:vAlign w:val="center"/>
-            <w:tcMar>
-              <w:top w:w="90" w:type="dxa"/>
-              <w:start w:w="90" w:type="dxa"/>
-              <w:bottom w:w="90" w:type="dxa"/>
-              <w:end w:w="90" w:type="dxa"/>
-            </w:tcMar>
-            <w:tcBorders>
-              <w:top w:val="single" w:sz="4" w:space="0" w:color="B7C9D9"/>
-              <w:start w:val="single" w:sz="4" w:space="0" w:color="B7C9D9"/>
-              <w:bottom w:val="single" w:sz="4" w:space="0" w:color="B7C9D9"/>
-              <w:end w:val="single" w:sz="4" w:space="0" w:color="B7C9D9"/>
-              <w:insideH w:val="single" w:sz="4" w:space="0" w:color="B7C9D9"/>
-              <w:insideV w:val="single" w:sz="4" w:space="0" w:color="B7C9D9"/>
-            </w:tcBorders>
+            <w:tcW w:w="792" w:type="dxa"/>
+            <w:tcBorders>
+              <w:top w:val="single" w:sz="4" w:space="0" w:color="B7C9D9"/>
+              <w:left w:val="single" w:sz="4" w:space="0" w:color="B7C9D9"/>
+              <w:bottom w:val="single" w:sz="4" w:space="0" w:color="B7C9D9"/>
+              <w:right w:val="single" w:sz="4" w:space="0" w:color="B7C9D9"/>
+            </w:tcBorders>
+            <w:tcMar>
+              <w:top w:w="90" w:type="dxa"/>
+              <w:left w:w="90" w:type="dxa"/>
+              <w:bottom w:w="90" w:type="dxa"/>
+              <w:right w:w="90" w:type="dxa"/>
+            </w:tcMar>
+            <w:vAlign w:val="center"/>
           </w:tcPr>
           <w:p>
             <w:pPr>
@@ -2495,7 +2453,6 @@
             <w:r>
               <w:rPr>
                 <w:rFonts w:ascii="Arial" w:hAnsi="Arial"/>
-                <w:b w:val="0"/>
                 <w:sz w:val="16"/>
               </w:rPr>
               <w:t>7</w:t>
@@ -2504,31 +2461,28 @@
         </w:tc>
         <w:tc>
           <w:tcPr>
-            <w:tcW w:type="dxa" w:w="3528"/>
-            <w:vAlign w:val="center"/>
-            <w:tcMar>
-              <w:top w:w="90" w:type="dxa"/>
-              <w:start w:w="90" w:type="dxa"/>
-              <w:bottom w:w="90" w:type="dxa"/>
-              <w:end w:w="90" w:type="dxa"/>
-            </w:tcMar>
-            <w:tcBorders>
-              <w:top w:val="single" w:sz="4" w:space="0" w:color="B7C9D9"/>
-              <w:start w:val="single" w:sz="4" w:space="0" w:color="B7C9D9"/>
-              <w:bottom w:val="single" w:sz="4" w:space="0" w:color="B7C9D9"/>
-              <w:end w:val="single" w:sz="4" w:space="0" w:color="B7C9D9"/>
-              <w:insideH w:val="single" w:sz="4" w:space="0" w:color="B7C9D9"/>
-              <w:insideV w:val="single" w:sz="4" w:space="0" w:color="B7C9D9"/>
-            </w:tcBorders>
-          </w:tcPr>
-          <w:p>
-            <w:pPr>
-              <w:spacing w:after="0" w:line="240" w:lineRule="auto"/>
-            </w:pPr>
-            <w:r>
-              <w:rPr>
-                <w:rFonts w:ascii="Arial" w:hAnsi="Arial"/>
-                <w:b w:val="0"/>
+            <w:tcW w:w="3528" w:type="dxa"/>
+            <w:tcBorders>
+              <w:top w:val="single" w:sz="4" w:space="0" w:color="B7C9D9"/>
+              <w:left w:val="single" w:sz="4" w:space="0" w:color="B7C9D9"/>
+              <w:bottom w:val="single" w:sz="4" w:space="0" w:color="B7C9D9"/>
+              <w:right w:val="single" w:sz="4" w:space="0" w:color="B7C9D9"/>
+            </w:tcBorders>
+            <w:tcMar>
+              <w:top w:w="90" w:type="dxa"/>
+              <w:left w:w="90" w:type="dxa"/>
+              <w:bottom w:w="90" w:type="dxa"/>
+              <w:right w:w="90" w:type="dxa"/>
+            </w:tcMar>
+            <w:vAlign w:val="center"/>
+          </w:tcPr>
+          <w:p>
+            <w:pPr>
+              <w:spacing w:after="0" w:line="240" w:lineRule="auto"/>
+            </w:pPr>
+            <w:r>
+              <w:rPr>
+                <w:rFonts w:ascii="Arial" w:hAnsi="Arial"/>
                 <w:sz w:val="16"/>
               </w:rPr>
               <w:t>Math M04: Markups, Markdowns, and Break-Even</w:t>
@@ -2537,34 +2491,37 @@
         </w:tc>
         <w:tc>
           <w:tcPr>
-            <w:tcW w:type="dxa" w:w="3240"/>
-            <w:vAlign w:val="center"/>
-            <w:tcMar>
-              <w:top w:w="90" w:type="dxa"/>
-              <w:start w:w="90" w:type="dxa"/>
-              <w:bottom w:w="90" w:type="dxa"/>
-              <w:end w:w="90" w:type="dxa"/>
-            </w:tcMar>
-            <w:tcBorders>
-              <w:top w:val="single" w:sz="4" w:space="0" w:color="B7C9D9"/>
-              <w:start w:val="single" w:sz="4" w:space="0" w:color="B7C9D9"/>
-              <w:bottom w:val="single" w:sz="4" w:space="0" w:color="B7C9D9"/>
-              <w:end w:val="single" w:sz="4" w:space="0" w:color="B7C9D9"/>
-              <w:insideH w:val="single" w:sz="4" w:space="0" w:color="B7C9D9"/>
-              <w:insideV w:val="single" w:sz="4" w:space="0" w:color="B7C9D9"/>
-            </w:tcBorders>
-          </w:tcPr>
-          <w:p>
-            <w:pPr>
-              <w:spacing w:after="0" w:line="240" w:lineRule="auto"/>
-            </w:pPr>
-            <w:r>
-              <w:rPr>
-                <w:rFonts w:ascii="Arial" w:hAnsi="Arial"/>
-                <w:b w:val="0"/>
+            <w:tcW w:w="3240" w:type="dxa"/>
+            <w:tcBorders>
+              <w:top w:val="single" w:sz="4" w:space="0" w:color="B7C9D9"/>
+              <w:left w:val="single" w:sz="4" w:space="0" w:color="B7C9D9"/>
+              <w:bottom w:val="single" w:sz="4" w:space="0" w:color="B7C9D9"/>
+              <w:right w:val="single" w:sz="4" w:space="0" w:color="B7C9D9"/>
+            </w:tcBorders>
+            <w:tcMar>
+              <w:top w:w="90" w:type="dxa"/>
+              <w:left w:w="90" w:type="dxa"/>
+              <w:bottom w:w="90" w:type="dxa"/>
+              <w:right w:w="90" w:type="dxa"/>
+            </w:tcMar>
+            <w:vAlign w:val="center"/>
+          </w:tcPr>
+          <w:p>
+            <w:pPr>
+              <w:spacing w:after="0" w:line="240" w:lineRule="auto"/>
+            </w:pPr>
+            <w:r>
+              <w:rPr>
+                <w:rFonts w:ascii="Arial" w:hAnsi="Arial"/>
                 <w:sz w:val="16"/>
               </w:rPr>
               <w:t>Anchor &amp; Oak Events</w:t>
+            </w:r>
+            <w:r>
+              <w:rPr>
+                <w:rFonts w:ascii="Arial" w:hAnsi="Arial"/>
+                <w:sz w:val="16"/>
+              </w:rPr>
               <w:br/>
               <w:t>Skills: Markup, Markdown, Perishables, Break-even</w:t>
             </w:r>
@@ -2572,34 +2529,37 @@
         </w:tc>
         <w:tc>
           <w:tcPr>
-            <w:tcW w:type="dxa" w:w="2520"/>
-            <w:vAlign w:val="center"/>
-            <w:tcMar>
-              <w:top w:w="90" w:type="dxa"/>
-              <w:start w:w="90" w:type="dxa"/>
-              <w:bottom w:w="90" w:type="dxa"/>
-              <w:end w:w="90" w:type="dxa"/>
-            </w:tcMar>
-            <w:tcBorders>
-              <w:top w:val="single" w:sz="4" w:space="0" w:color="B7C9D9"/>
-              <w:start w:val="single" w:sz="4" w:space="0" w:color="B7C9D9"/>
-              <w:bottom w:val="single" w:sz="4" w:space="0" w:color="B7C9D9"/>
-              <w:end w:val="single" w:sz="4" w:space="0" w:color="B7C9D9"/>
-              <w:insideH w:val="single" w:sz="4" w:space="0" w:color="B7C9D9"/>
-              <w:insideV w:val="single" w:sz="4" w:space="0" w:color="B7C9D9"/>
-            </w:tcBorders>
-          </w:tcPr>
-          <w:p>
-            <w:pPr>
-              <w:spacing w:after="0" w:line="240" w:lineRule="auto"/>
-            </w:pPr>
-            <w:r>
-              <w:rPr>
-                <w:rFonts w:ascii="Arial" w:hAnsi="Arial"/>
-                <w:b w:val="0"/>
+            <w:tcW w:w="2520" w:type="dxa"/>
+            <w:tcBorders>
+              <w:top w:val="single" w:sz="4" w:space="0" w:color="B7C9D9"/>
+              <w:left w:val="single" w:sz="4" w:space="0" w:color="B7C9D9"/>
+              <w:bottom w:val="single" w:sz="4" w:space="0" w:color="B7C9D9"/>
+              <w:right w:val="single" w:sz="4" w:space="0" w:color="B7C9D9"/>
+            </w:tcBorders>
+            <w:tcMar>
+              <w:top w:w="90" w:type="dxa"/>
+              <w:left w:w="90" w:type="dxa"/>
+              <w:bottom w:w="90" w:type="dxa"/>
+              <w:right w:w="90" w:type="dxa"/>
+            </w:tcMar>
+            <w:vAlign w:val="center"/>
+          </w:tcPr>
+          <w:p>
+            <w:pPr>
+              <w:spacing w:after="0" w:line="240" w:lineRule="auto"/>
+            </w:pPr>
+            <w:r>
+              <w:rPr>
+                <w:rFonts w:ascii="Arial" w:hAnsi="Arial"/>
                 <w:sz w:val="16"/>
               </w:rPr>
               <w:t>Slides; Reading; Starter Workbook; Interactive Practice</w:t>
+            </w:r>
+            <w:r>
+              <w:rPr>
+                <w:rFonts w:ascii="Arial" w:hAnsi="Arial"/>
+                <w:sz w:val="16"/>
+              </w:rPr>
               <w:br/>
               <w:t>Status: Live</w:t>
             </w:r>
@@ -2609,22 +2569,20 @@
       <w:tr>
         <w:tc>
           <w:tcPr>
-            <w:tcW w:type="dxa" w:w="792"/>
-            <w:vAlign w:val="center"/>
-            <w:tcMar>
-              <w:top w:w="90" w:type="dxa"/>
-              <w:start w:w="90" w:type="dxa"/>
-              <w:bottom w:w="90" w:type="dxa"/>
-              <w:end w:w="90" w:type="dxa"/>
-            </w:tcMar>
-            <w:tcBorders>
-              <w:top w:val="single" w:sz="4" w:space="0" w:color="B7C9D9"/>
-              <w:start w:val="single" w:sz="4" w:space="0" w:color="B7C9D9"/>
-              <w:bottom w:val="single" w:sz="4" w:space="0" w:color="B7C9D9"/>
-              <w:end w:val="single" w:sz="4" w:space="0" w:color="B7C9D9"/>
-              <w:insideH w:val="single" w:sz="4" w:space="0" w:color="B7C9D9"/>
-              <w:insideV w:val="single" w:sz="4" w:space="0" w:color="B7C9D9"/>
-            </w:tcBorders>
+            <w:tcW w:w="792" w:type="dxa"/>
+            <w:tcBorders>
+              <w:top w:val="single" w:sz="4" w:space="0" w:color="B7C9D9"/>
+              <w:left w:val="single" w:sz="4" w:space="0" w:color="B7C9D9"/>
+              <w:bottom w:val="single" w:sz="4" w:space="0" w:color="B7C9D9"/>
+              <w:right w:val="single" w:sz="4" w:space="0" w:color="B7C9D9"/>
+            </w:tcBorders>
+            <w:tcMar>
+              <w:top w:w="90" w:type="dxa"/>
+              <w:left w:w="90" w:type="dxa"/>
+              <w:bottom w:w="90" w:type="dxa"/>
+              <w:right w:w="90" w:type="dxa"/>
+            </w:tcMar>
+            <w:vAlign w:val="center"/>
           </w:tcPr>
           <w:p>
             <w:pPr>
@@ -2634,40 +2592,37 @@
             <w:r>
               <w:rPr>
                 <w:rFonts w:ascii="Arial" w:hAnsi="Arial"/>
-                <w:b w:val="0"/>
-                <w:sz w:val="16"/>
-              </w:rPr>
+                <w:sz w:val="16"/>
+              </w:rPr>
+              <w:lastRenderedPageBreak/>
               <w:t>8</w:t>
             </w:r>
           </w:p>
         </w:tc>
         <w:tc>
           <w:tcPr>
-            <w:tcW w:type="dxa" w:w="3528"/>
-            <w:vAlign w:val="center"/>
-            <w:tcMar>
-              <w:top w:w="90" w:type="dxa"/>
-              <w:start w:w="90" w:type="dxa"/>
-              <w:bottom w:w="90" w:type="dxa"/>
-              <w:end w:w="90" w:type="dxa"/>
-            </w:tcMar>
-            <w:tcBorders>
-              <w:top w:val="single" w:sz="4" w:space="0" w:color="B7C9D9"/>
-              <w:start w:val="single" w:sz="4" w:space="0" w:color="B7C9D9"/>
-              <w:bottom w:val="single" w:sz="4" w:space="0" w:color="B7C9D9"/>
-              <w:end w:val="single" w:sz="4" w:space="0" w:color="B7C9D9"/>
-              <w:insideH w:val="single" w:sz="4" w:space="0" w:color="B7C9D9"/>
-              <w:insideV w:val="single" w:sz="4" w:space="0" w:color="B7C9D9"/>
-            </w:tcBorders>
-          </w:tcPr>
-          <w:p>
-            <w:pPr>
-              <w:spacing w:after="0" w:line="240" w:lineRule="auto"/>
-            </w:pPr>
-            <w:r>
-              <w:rPr>
-                <w:rFonts w:ascii="Arial" w:hAnsi="Arial"/>
-                <w:b w:val="0"/>
+            <w:tcW w:w="3528" w:type="dxa"/>
+            <w:tcBorders>
+              <w:top w:val="single" w:sz="4" w:space="0" w:color="B7C9D9"/>
+              <w:left w:val="single" w:sz="4" w:space="0" w:color="B7C9D9"/>
+              <w:bottom w:val="single" w:sz="4" w:space="0" w:color="B7C9D9"/>
+              <w:right w:val="single" w:sz="4" w:space="0" w:color="B7C9D9"/>
+            </w:tcBorders>
+            <w:tcMar>
+              <w:top w:w="90" w:type="dxa"/>
+              <w:left w:w="90" w:type="dxa"/>
+              <w:bottom w:w="90" w:type="dxa"/>
+              <w:right w:w="90" w:type="dxa"/>
+            </w:tcMar>
+            <w:vAlign w:val="center"/>
+          </w:tcPr>
+          <w:p>
+            <w:pPr>
+              <w:spacing w:after="0" w:line="240" w:lineRule="auto"/>
+            </w:pPr>
+            <w:r>
+              <w:rPr>
+                <w:rFonts w:ascii="Arial" w:hAnsi="Arial"/>
                 <w:sz w:val="16"/>
               </w:rPr>
               <w:t>Math M05: Payroll and Depreciation</w:t>
@@ -2676,34 +2631,37 @@
         </w:tc>
         <w:tc>
           <w:tcPr>
-            <w:tcW w:type="dxa" w:w="3240"/>
-            <w:vAlign w:val="center"/>
-            <w:tcMar>
-              <w:top w:w="90" w:type="dxa"/>
-              <w:start w:w="90" w:type="dxa"/>
-              <w:bottom w:w="90" w:type="dxa"/>
-              <w:end w:w="90" w:type="dxa"/>
-            </w:tcMar>
-            <w:tcBorders>
-              <w:top w:val="single" w:sz="4" w:space="0" w:color="B7C9D9"/>
-              <w:start w:val="single" w:sz="4" w:space="0" w:color="B7C9D9"/>
-              <w:bottom w:val="single" w:sz="4" w:space="0" w:color="B7C9D9"/>
-              <w:end w:val="single" w:sz="4" w:space="0" w:color="B7C9D9"/>
-              <w:insideH w:val="single" w:sz="4" w:space="0" w:color="B7C9D9"/>
-              <w:insideV w:val="single" w:sz="4" w:space="0" w:color="B7C9D9"/>
-            </w:tcBorders>
-          </w:tcPr>
-          <w:p>
-            <w:pPr>
-              <w:spacing w:after="0" w:line="240" w:lineRule="auto"/>
-            </w:pPr>
-            <w:r>
-              <w:rPr>
-                <w:rFonts w:ascii="Arial" w:hAnsi="Arial"/>
-                <w:b w:val="0"/>
+            <w:tcW w:w="3240" w:type="dxa"/>
+            <w:tcBorders>
+              <w:top w:val="single" w:sz="4" w:space="0" w:color="B7C9D9"/>
+              <w:left w:val="single" w:sz="4" w:space="0" w:color="B7C9D9"/>
+              <w:bottom w:val="single" w:sz="4" w:space="0" w:color="B7C9D9"/>
+              <w:right w:val="single" w:sz="4" w:space="0" w:color="B7C9D9"/>
+            </w:tcBorders>
+            <w:tcMar>
+              <w:top w:w="90" w:type="dxa"/>
+              <w:left w:w="90" w:type="dxa"/>
+              <w:bottom w:w="90" w:type="dxa"/>
+              <w:right w:w="90" w:type="dxa"/>
+            </w:tcMar>
+            <w:vAlign w:val="center"/>
+          </w:tcPr>
+          <w:p>
+            <w:pPr>
+              <w:spacing w:after="0" w:line="240" w:lineRule="auto"/>
+            </w:pPr>
+            <w:r>
+              <w:rPr>
+                <w:rFonts w:ascii="Arial" w:hAnsi="Arial"/>
                 <w:sz w:val="16"/>
               </w:rPr>
               <w:t>Harborside Medical Center</w:t>
+            </w:r>
+            <w:r>
+              <w:rPr>
+                <w:rFonts w:ascii="Arial" w:hAnsi="Arial"/>
+                <w:sz w:val="16"/>
+              </w:rPr>
               <w:br/>
               <w:t>Skills: Payroll cycles, Overtime, Payroll mix, Straight-line depreciation</w:t>
             </w:r>
@@ -2711,34 +2669,37 @@
         </w:tc>
         <w:tc>
           <w:tcPr>
-            <w:tcW w:type="dxa" w:w="2520"/>
-            <w:vAlign w:val="center"/>
-            <w:tcMar>
-              <w:top w:w="90" w:type="dxa"/>
-              <w:start w:w="90" w:type="dxa"/>
-              <w:bottom w:w="90" w:type="dxa"/>
-              <w:end w:w="90" w:type="dxa"/>
-            </w:tcMar>
-            <w:tcBorders>
-              <w:top w:val="single" w:sz="4" w:space="0" w:color="B7C9D9"/>
-              <w:start w:val="single" w:sz="4" w:space="0" w:color="B7C9D9"/>
-              <w:bottom w:val="single" w:sz="4" w:space="0" w:color="B7C9D9"/>
-              <w:end w:val="single" w:sz="4" w:space="0" w:color="B7C9D9"/>
-              <w:insideH w:val="single" w:sz="4" w:space="0" w:color="B7C9D9"/>
-              <w:insideV w:val="single" w:sz="4" w:space="0" w:color="B7C9D9"/>
-            </w:tcBorders>
-          </w:tcPr>
-          <w:p>
-            <w:pPr>
-              <w:spacing w:after="0" w:line="240" w:lineRule="auto"/>
-            </w:pPr>
-            <w:r>
-              <w:rPr>
-                <w:rFonts w:ascii="Arial" w:hAnsi="Arial"/>
-                <w:b w:val="0"/>
+            <w:tcW w:w="2520" w:type="dxa"/>
+            <w:tcBorders>
+              <w:top w:val="single" w:sz="4" w:space="0" w:color="B7C9D9"/>
+              <w:left w:val="single" w:sz="4" w:space="0" w:color="B7C9D9"/>
+              <w:bottom w:val="single" w:sz="4" w:space="0" w:color="B7C9D9"/>
+              <w:right w:val="single" w:sz="4" w:space="0" w:color="B7C9D9"/>
+            </w:tcBorders>
+            <w:tcMar>
+              <w:top w:w="90" w:type="dxa"/>
+              <w:left w:w="90" w:type="dxa"/>
+              <w:bottom w:w="90" w:type="dxa"/>
+              <w:right w:w="90" w:type="dxa"/>
+            </w:tcMar>
+            <w:vAlign w:val="center"/>
+          </w:tcPr>
+          <w:p>
+            <w:pPr>
+              <w:spacing w:after="0" w:line="240" w:lineRule="auto"/>
+            </w:pPr>
+            <w:r>
+              <w:rPr>
+                <w:rFonts w:ascii="Arial" w:hAnsi="Arial"/>
                 <w:sz w:val="16"/>
               </w:rPr>
               <w:t>Slides; Reading; Starter Workbook; Interactive Practice</w:t>
+            </w:r>
+            <w:r>
+              <w:rPr>
+                <w:rFonts w:ascii="Arial" w:hAnsi="Arial"/>
+                <w:sz w:val="16"/>
+              </w:rPr>
               <w:br/>
               <w:t>Status: Live</w:t>
             </w:r>
@@ -2748,22 +2709,20 @@
       <w:tr>
         <w:tc>
           <w:tcPr>
-            <w:tcW w:type="dxa" w:w="792"/>
-            <w:vAlign w:val="center"/>
-            <w:tcMar>
-              <w:top w:w="90" w:type="dxa"/>
-              <w:start w:w="90" w:type="dxa"/>
-              <w:bottom w:w="90" w:type="dxa"/>
-              <w:end w:w="90" w:type="dxa"/>
-            </w:tcMar>
-            <w:tcBorders>
-              <w:top w:val="single" w:sz="4" w:space="0" w:color="B7C9D9"/>
-              <w:start w:val="single" w:sz="4" w:space="0" w:color="B7C9D9"/>
-              <w:bottom w:val="single" w:sz="4" w:space="0" w:color="B7C9D9"/>
-              <w:end w:val="single" w:sz="4" w:space="0" w:color="B7C9D9"/>
-              <w:insideH w:val="single" w:sz="4" w:space="0" w:color="B7C9D9"/>
-              <w:insideV w:val="single" w:sz="4" w:space="0" w:color="B7C9D9"/>
-            </w:tcBorders>
+            <w:tcW w:w="792" w:type="dxa"/>
+            <w:tcBorders>
+              <w:top w:val="single" w:sz="4" w:space="0" w:color="B7C9D9"/>
+              <w:left w:val="single" w:sz="4" w:space="0" w:color="B7C9D9"/>
+              <w:bottom w:val="single" w:sz="4" w:space="0" w:color="B7C9D9"/>
+              <w:right w:val="single" w:sz="4" w:space="0" w:color="B7C9D9"/>
+            </w:tcBorders>
+            <w:tcMar>
+              <w:top w:w="90" w:type="dxa"/>
+              <w:left w:w="90" w:type="dxa"/>
+              <w:bottom w:w="90" w:type="dxa"/>
+              <w:right w:w="90" w:type="dxa"/>
+            </w:tcMar>
+            <w:vAlign w:val="center"/>
           </w:tcPr>
           <w:p>
             <w:pPr>
@@ -2773,7 +2732,6 @@
             <w:r>
               <w:rPr>
                 <w:rFonts w:ascii="Arial" w:hAnsi="Arial"/>
-                <w:b w:val="0"/>
                 <w:sz w:val="16"/>
               </w:rPr>
               <w:t>9</w:t>
@@ -2782,31 +2740,28 @@
         </w:tc>
         <w:tc>
           <w:tcPr>
-            <w:tcW w:type="dxa" w:w="3528"/>
-            <w:vAlign w:val="center"/>
-            <w:tcMar>
-              <w:top w:w="90" w:type="dxa"/>
-              <w:start w:w="90" w:type="dxa"/>
-              <w:bottom w:w="90" w:type="dxa"/>
-              <w:end w:w="90" w:type="dxa"/>
-            </w:tcMar>
-            <w:tcBorders>
-              <w:top w:val="single" w:sz="4" w:space="0" w:color="B7C9D9"/>
-              <w:start w:val="single" w:sz="4" w:space="0" w:color="B7C9D9"/>
-              <w:bottom w:val="single" w:sz="4" w:space="0" w:color="B7C9D9"/>
-              <w:end w:val="single" w:sz="4" w:space="0" w:color="B7C9D9"/>
-              <w:insideH w:val="single" w:sz="4" w:space="0" w:color="B7C9D9"/>
-              <w:insideV w:val="single" w:sz="4" w:space="0" w:color="B7C9D9"/>
-            </w:tcBorders>
-          </w:tcPr>
-          <w:p>
-            <w:pPr>
-              <w:spacing w:after="0" w:line="240" w:lineRule="auto"/>
-            </w:pPr>
-            <w:r>
-              <w:rPr>
-                <w:rFonts w:ascii="Arial" w:hAnsi="Arial"/>
-                <w:b w:val="0"/>
+            <w:tcW w:w="3528" w:type="dxa"/>
+            <w:tcBorders>
+              <w:top w:val="single" w:sz="4" w:space="0" w:color="B7C9D9"/>
+              <w:left w:val="single" w:sz="4" w:space="0" w:color="B7C9D9"/>
+              <w:bottom w:val="single" w:sz="4" w:space="0" w:color="B7C9D9"/>
+              <w:right w:val="single" w:sz="4" w:space="0" w:color="B7C9D9"/>
+            </w:tcBorders>
+            <w:tcMar>
+              <w:top w:w="90" w:type="dxa"/>
+              <w:left w:w="90" w:type="dxa"/>
+              <w:bottom w:w="90" w:type="dxa"/>
+              <w:right w:w="90" w:type="dxa"/>
+            </w:tcMar>
+            <w:vAlign w:val="center"/>
+          </w:tcPr>
+          <w:p>
+            <w:pPr>
+              <w:spacing w:after="0" w:line="240" w:lineRule="auto"/>
+            </w:pPr>
+            <w:r>
+              <w:rPr>
+                <w:rFonts w:ascii="Arial" w:hAnsi="Arial"/>
                 <w:sz w:val="16"/>
               </w:rPr>
               <w:t>Math M06: Inventory, Overhead, and COGS</w:t>
@@ -2815,34 +2770,37 @@
         </w:tc>
         <w:tc>
           <w:tcPr>
-            <w:tcW w:type="dxa" w:w="3240"/>
-            <w:vAlign w:val="center"/>
-            <w:tcMar>
-              <w:top w:w="90" w:type="dxa"/>
-              <w:start w:w="90" w:type="dxa"/>
-              <w:bottom w:w="90" w:type="dxa"/>
-              <w:end w:w="90" w:type="dxa"/>
-            </w:tcMar>
-            <w:tcBorders>
-              <w:top w:val="single" w:sz="4" w:space="0" w:color="B7C9D9"/>
-              <w:start w:val="single" w:sz="4" w:space="0" w:color="B7C9D9"/>
-              <w:bottom w:val="single" w:sz="4" w:space="0" w:color="B7C9D9"/>
-              <w:end w:val="single" w:sz="4" w:space="0" w:color="B7C9D9"/>
-              <w:insideH w:val="single" w:sz="4" w:space="0" w:color="B7C9D9"/>
-              <w:insideV w:val="single" w:sz="4" w:space="0" w:color="B7C9D9"/>
-            </w:tcBorders>
-          </w:tcPr>
-          <w:p>
-            <w:pPr>
-              <w:spacing w:after="0" w:line="240" w:lineRule="auto"/>
-            </w:pPr>
-            <w:r>
-              <w:rPr>
-                <w:rFonts w:ascii="Arial" w:hAnsi="Arial"/>
-                <w:b w:val="0"/>
+            <w:tcW w:w="3240" w:type="dxa"/>
+            <w:tcBorders>
+              <w:top w:val="single" w:sz="4" w:space="0" w:color="B7C9D9"/>
+              <w:left w:val="single" w:sz="4" w:space="0" w:color="B7C9D9"/>
+              <w:bottom w:val="single" w:sz="4" w:space="0" w:color="B7C9D9"/>
+              <w:right w:val="single" w:sz="4" w:space="0" w:color="B7C9D9"/>
+            </w:tcBorders>
+            <w:tcMar>
+              <w:top w:w="90" w:type="dxa"/>
+              <w:left w:w="90" w:type="dxa"/>
+              <w:bottom w:w="90" w:type="dxa"/>
+              <w:right w:w="90" w:type="dxa"/>
+            </w:tcMar>
+            <w:vAlign w:val="center"/>
+          </w:tcPr>
+          <w:p>
+            <w:pPr>
+              <w:spacing w:after="0" w:line="240" w:lineRule="auto"/>
+            </w:pPr>
+            <w:r>
+              <w:rPr>
+                <w:rFonts w:ascii="Arial" w:hAnsi="Arial"/>
                 <w:sz w:val="16"/>
               </w:rPr>
               <w:t>Tidal Goods Co.</w:t>
+            </w:r>
+            <w:r>
+              <w:rPr>
+                <w:rFonts w:ascii="Arial" w:hAnsi="Arial"/>
+                <w:sz w:val="16"/>
+              </w:rPr>
               <w:br/>
               <w:t>Skills: Inventory valuation, COGS, Gross margin, Overhead allocation</w:t>
             </w:r>
@@ -2850,34 +2808,37 @@
         </w:tc>
         <w:tc>
           <w:tcPr>
-            <w:tcW w:type="dxa" w:w="2520"/>
-            <w:vAlign w:val="center"/>
-            <w:tcMar>
-              <w:top w:w="90" w:type="dxa"/>
-              <w:start w:w="90" w:type="dxa"/>
-              <w:bottom w:w="90" w:type="dxa"/>
-              <w:end w:w="90" w:type="dxa"/>
-            </w:tcMar>
-            <w:tcBorders>
-              <w:top w:val="single" w:sz="4" w:space="0" w:color="B7C9D9"/>
-              <w:start w:val="single" w:sz="4" w:space="0" w:color="B7C9D9"/>
-              <w:bottom w:val="single" w:sz="4" w:space="0" w:color="B7C9D9"/>
-              <w:end w:val="single" w:sz="4" w:space="0" w:color="B7C9D9"/>
-              <w:insideH w:val="single" w:sz="4" w:space="0" w:color="B7C9D9"/>
-              <w:insideV w:val="single" w:sz="4" w:space="0" w:color="B7C9D9"/>
-            </w:tcBorders>
-          </w:tcPr>
-          <w:p>
-            <w:pPr>
-              <w:spacing w:after="0" w:line="240" w:lineRule="auto"/>
-            </w:pPr>
-            <w:r>
-              <w:rPr>
-                <w:rFonts w:ascii="Arial" w:hAnsi="Arial"/>
-                <w:b w:val="0"/>
+            <w:tcW w:w="2520" w:type="dxa"/>
+            <w:tcBorders>
+              <w:top w:val="single" w:sz="4" w:space="0" w:color="B7C9D9"/>
+              <w:left w:val="single" w:sz="4" w:space="0" w:color="B7C9D9"/>
+              <w:bottom w:val="single" w:sz="4" w:space="0" w:color="B7C9D9"/>
+              <w:right w:val="single" w:sz="4" w:space="0" w:color="B7C9D9"/>
+            </w:tcBorders>
+            <w:tcMar>
+              <w:top w:w="90" w:type="dxa"/>
+              <w:left w:w="90" w:type="dxa"/>
+              <w:bottom w:w="90" w:type="dxa"/>
+              <w:right w:w="90" w:type="dxa"/>
+            </w:tcMar>
+            <w:vAlign w:val="center"/>
+          </w:tcPr>
+          <w:p>
+            <w:pPr>
+              <w:spacing w:after="0" w:line="240" w:lineRule="auto"/>
+            </w:pPr>
+            <w:r>
+              <w:rPr>
+                <w:rFonts w:ascii="Arial" w:hAnsi="Arial"/>
                 <w:sz w:val="16"/>
               </w:rPr>
               <w:t>Slides; Reading; Starter Workbook</w:t>
+            </w:r>
+            <w:r>
+              <w:rPr>
+                <w:rFonts w:ascii="Arial" w:hAnsi="Arial"/>
+                <w:sz w:val="16"/>
+              </w:rPr>
               <w:br/>
               <w:t>Status: Live</w:t>
             </w:r>
@@ -2887,22 +2848,20 @@
       <w:tr>
         <w:tc>
           <w:tcPr>
-            <w:tcW w:type="dxa" w:w="792"/>
-            <w:vAlign w:val="center"/>
-            <w:tcMar>
-              <w:top w:w="90" w:type="dxa"/>
-              <w:start w:w="90" w:type="dxa"/>
-              <w:bottom w:w="90" w:type="dxa"/>
-              <w:end w:w="90" w:type="dxa"/>
-            </w:tcMar>
-            <w:tcBorders>
-              <w:top w:val="single" w:sz="4" w:space="0" w:color="B7C9D9"/>
-              <w:start w:val="single" w:sz="4" w:space="0" w:color="B7C9D9"/>
-              <w:bottom w:val="single" w:sz="4" w:space="0" w:color="B7C9D9"/>
-              <w:end w:val="single" w:sz="4" w:space="0" w:color="B7C9D9"/>
-              <w:insideH w:val="single" w:sz="4" w:space="0" w:color="B7C9D9"/>
-              <w:insideV w:val="single" w:sz="4" w:space="0" w:color="B7C9D9"/>
-            </w:tcBorders>
+            <w:tcW w:w="792" w:type="dxa"/>
+            <w:tcBorders>
+              <w:top w:val="single" w:sz="4" w:space="0" w:color="B7C9D9"/>
+              <w:left w:val="single" w:sz="4" w:space="0" w:color="B7C9D9"/>
+              <w:bottom w:val="single" w:sz="4" w:space="0" w:color="B7C9D9"/>
+              <w:right w:val="single" w:sz="4" w:space="0" w:color="B7C9D9"/>
+            </w:tcBorders>
+            <w:tcMar>
+              <w:top w:w="90" w:type="dxa"/>
+              <w:left w:w="90" w:type="dxa"/>
+              <w:bottom w:w="90" w:type="dxa"/>
+              <w:right w:w="90" w:type="dxa"/>
+            </w:tcMar>
+            <w:vAlign w:val="center"/>
           </w:tcPr>
           <w:p>
             <w:pPr>
@@ -2912,7 +2871,6 @@
             <w:r>
               <w:rPr>
                 <w:rFonts w:ascii="Arial" w:hAnsi="Arial"/>
-                <w:b w:val="0"/>
                 <w:sz w:val="16"/>
               </w:rPr>
               <w:t>10</w:t>
@@ -2921,31 +2879,28 @@
         </w:tc>
         <w:tc>
           <w:tcPr>
-            <w:tcW w:type="dxa" w:w="3528"/>
-            <w:vAlign w:val="center"/>
-            <w:tcMar>
-              <w:top w:w="90" w:type="dxa"/>
-              <w:start w:w="90" w:type="dxa"/>
-              <w:bottom w:w="90" w:type="dxa"/>
-              <w:end w:w="90" w:type="dxa"/>
-            </w:tcMar>
-            <w:tcBorders>
-              <w:top w:val="single" w:sz="4" w:space="0" w:color="B7C9D9"/>
-              <w:start w:val="single" w:sz="4" w:space="0" w:color="B7C9D9"/>
-              <w:bottom w:val="single" w:sz="4" w:space="0" w:color="B7C9D9"/>
-              <w:end w:val="single" w:sz="4" w:space="0" w:color="B7C9D9"/>
-              <w:insideH w:val="single" w:sz="4" w:space="0" w:color="B7C9D9"/>
-              <w:insideV w:val="single" w:sz="4" w:space="0" w:color="B7C9D9"/>
-            </w:tcBorders>
-          </w:tcPr>
-          <w:p>
-            <w:pPr>
-              <w:spacing w:after="0" w:line="240" w:lineRule="auto"/>
-            </w:pPr>
-            <w:r>
-              <w:rPr>
-                <w:rFonts w:ascii="Arial" w:hAnsi="Arial"/>
-                <w:b w:val="0"/>
+            <w:tcW w:w="3528" w:type="dxa"/>
+            <w:tcBorders>
+              <w:top w:val="single" w:sz="4" w:space="0" w:color="B7C9D9"/>
+              <w:left w:val="single" w:sz="4" w:space="0" w:color="B7C9D9"/>
+              <w:bottom w:val="single" w:sz="4" w:space="0" w:color="B7C9D9"/>
+              <w:right w:val="single" w:sz="4" w:space="0" w:color="B7C9D9"/>
+            </w:tcBorders>
+            <w:tcMar>
+              <w:top w:w="90" w:type="dxa"/>
+              <w:left w:w="90" w:type="dxa"/>
+              <w:bottom w:w="90" w:type="dxa"/>
+              <w:right w:w="90" w:type="dxa"/>
+            </w:tcMar>
+            <w:vAlign w:val="center"/>
+          </w:tcPr>
+          <w:p>
+            <w:pPr>
+              <w:spacing w:after="0" w:line="240" w:lineRule="auto"/>
+            </w:pPr>
+            <w:r>
+              <w:rPr>
+                <w:rFonts w:ascii="Arial" w:hAnsi="Arial"/>
                 <w:sz w:val="16"/>
               </w:rPr>
               <w:t>Math M07: Sales, Excise, and Property Taxes</w:t>
@@ -2954,34 +2909,37 @@
         </w:tc>
         <w:tc>
           <w:tcPr>
-            <w:tcW w:type="dxa" w:w="3240"/>
-            <w:vAlign w:val="center"/>
-            <w:tcMar>
-              <w:top w:w="90" w:type="dxa"/>
-              <w:start w:w="90" w:type="dxa"/>
-              <w:bottom w:w="90" w:type="dxa"/>
-              <w:end w:w="90" w:type="dxa"/>
-            </w:tcMar>
-            <w:tcBorders>
-              <w:top w:val="single" w:sz="4" w:space="0" w:color="B7C9D9"/>
-              <w:start w:val="single" w:sz="4" w:space="0" w:color="B7C9D9"/>
-              <w:bottom w:val="single" w:sz="4" w:space="0" w:color="B7C9D9"/>
-              <w:end w:val="single" w:sz="4" w:space="0" w:color="B7C9D9"/>
-              <w:insideH w:val="single" w:sz="4" w:space="0" w:color="B7C9D9"/>
-              <w:insideV w:val="single" w:sz="4" w:space="0" w:color="B7C9D9"/>
-            </w:tcBorders>
-          </w:tcPr>
-          <w:p>
-            <w:pPr>
-              <w:spacing w:after="0" w:line="240" w:lineRule="auto"/>
-            </w:pPr>
-            <w:r>
-              <w:rPr>
-                <w:rFonts w:ascii="Arial" w:hAnsi="Arial"/>
-                <w:b w:val="0"/>
+            <w:tcW w:w="3240" w:type="dxa"/>
+            <w:tcBorders>
+              <w:top w:val="single" w:sz="4" w:space="0" w:color="B7C9D9"/>
+              <w:left w:val="single" w:sz="4" w:space="0" w:color="B7C9D9"/>
+              <w:bottom w:val="single" w:sz="4" w:space="0" w:color="B7C9D9"/>
+              <w:right w:val="single" w:sz="4" w:space="0" w:color="B7C9D9"/>
+            </w:tcBorders>
+            <w:tcMar>
+              <w:top w:w="90" w:type="dxa"/>
+              <w:left w:w="90" w:type="dxa"/>
+              <w:bottom w:w="90" w:type="dxa"/>
+              <w:right w:w="90" w:type="dxa"/>
+            </w:tcMar>
+            <w:vAlign w:val="center"/>
+          </w:tcPr>
+          <w:p>
+            <w:pPr>
+              <w:spacing w:after="0" w:line="240" w:lineRule="auto"/>
+            </w:pPr>
+            <w:r>
+              <w:rPr>
+                <w:rFonts w:ascii="Arial" w:hAnsi="Arial"/>
                 <w:sz w:val="16"/>
               </w:rPr>
               <w:t>Tidal Goods Co. · Meridian Advisory Group</w:t>
+            </w:r>
+            <w:r>
+              <w:rPr>
+                <w:rFonts w:ascii="Arial" w:hAnsi="Arial"/>
+                <w:sz w:val="16"/>
+              </w:rPr>
               <w:br/>
               <w:t>Skills: Sales tax, Excise tax, Property tax, Tax rate rounding</w:t>
             </w:r>
@@ -2989,34 +2947,37 @@
         </w:tc>
         <w:tc>
           <w:tcPr>
-            <w:tcW w:type="dxa" w:w="2520"/>
-            <w:vAlign w:val="center"/>
-            <w:tcMar>
-              <w:top w:w="90" w:type="dxa"/>
-              <w:start w:w="90" w:type="dxa"/>
-              <w:bottom w:w="90" w:type="dxa"/>
-              <w:end w:w="90" w:type="dxa"/>
-            </w:tcMar>
-            <w:tcBorders>
-              <w:top w:val="single" w:sz="4" w:space="0" w:color="B7C9D9"/>
-              <w:start w:val="single" w:sz="4" w:space="0" w:color="B7C9D9"/>
-              <w:bottom w:val="single" w:sz="4" w:space="0" w:color="B7C9D9"/>
-              <w:end w:val="single" w:sz="4" w:space="0" w:color="B7C9D9"/>
-              <w:insideH w:val="single" w:sz="4" w:space="0" w:color="B7C9D9"/>
-              <w:insideV w:val="single" w:sz="4" w:space="0" w:color="B7C9D9"/>
-            </w:tcBorders>
-          </w:tcPr>
-          <w:p>
-            <w:pPr>
-              <w:spacing w:after="0" w:line="240" w:lineRule="auto"/>
-            </w:pPr>
-            <w:r>
-              <w:rPr>
-                <w:rFonts w:ascii="Arial" w:hAnsi="Arial"/>
-                <w:b w:val="0"/>
+            <w:tcW w:w="2520" w:type="dxa"/>
+            <w:tcBorders>
+              <w:top w:val="single" w:sz="4" w:space="0" w:color="B7C9D9"/>
+              <w:left w:val="single" w:sz="4" w:space="0" w:color="B7C9D9"/>
+              <w:bottom w:val="single" w:sz="4" w:space="0" w:color="B7C9D9"/>
+              <w:right w:val="single" w:sz="4" w:space="0" w:color="B7C9D9"/>
+            </w:tcBorders>
+            <w:tcMar>
+              <w:top w:w="90" w:type="dxa"/>
+              <w:left w:w="90" w:type="dxa"/>
+              <w:bottom w:w="90" w:type="dxa"/>
+              <w:right w:w="90" w:type="dxa"/>
+            </w:tcMar>
+            <w:vAlign w:val="center"/>
+          </w:tcPr>
+          <w:p>
+            <w:pPr>
+              <w:spacing w:after="0" w:line="240" w:lineRule="auto"/>
+            </w:pPr>
+            <w:r>
+              <w:rPr>
+                <w:rFonts w:ascii="Arial" w:hAnsi="Arial"/>
                 <w:sz w:val="16"/>
               </w:rPr>
               <w:t>Slides; Reading; Starter Workbook</w:t>
+            </w:r>
+            <w:r>
+              <w:rPr>
+                <w:rFonts w:ascii="Arial" w:hAnsi="Arial"/>
+                <w:sz w:val="16"/>
+              </w:rPr>
               <w:br/>
               <w:t>Status: Coming Soon</w:t>
             </w:r>
@@ -3026,22 +2987,20 @@
       <w:tr>
         <w:tc>
           <w:tcPr>
-            <w:tcW w:type="dxa" w:w="792"/>
-            <w:vAlign w:val="center"/>
-            <w:tcMar>
-              <w:top w:w="90" w:type="dxa"/>
-              <w:start w:w="90" w:type="dxa"/>
-              <w:bottom w:w="90" w:type="dxa"/>
-              <w:end w:w="90" w:type="dxa"/>
-            </w:tcMar>
-            <w:tcBorders>
-              <w:top w:val="single" w:sz="4" w:space="0" w:color="B7C9D9"/>
-              <w:start w:val="single" w:sz="4" w:space="0" w:color="B7C9D9"/>
-              <w:bottom w:val="single" w:sz="4" w:space="0" w:color="B7C9D9"/>
-              <w:end w:val="single" w:sz="4" w:space="0" w:color="B7C9D9"/>
-              <w:insideH w:val="single" w:sz="4" w:space="0" w:color="B7C9D9"/>
-              <w:insideV w:val="single" w:sz="4" w:space="0" w:color="B7C9D9"/>
-            </w:tcBorders>
+            <w:tcW w:w="792" w:type="dxa"/>
+            <w:tcBorders>
+              <w:top w:val="single" w:sz="4" w:space="0" w:color="B7C9D9"/>
+              <w:left w:val="single" w:sz="4" w:space="0" w:color="B7C9D9"/>
+              <w:bottom w:val="single" w:sz="4" w:space="0" w:color="B7C9D9"/>
+              <w:right w:val="single" w:sz="4" w:space="0" w:color="B7C9D9"/>
+            </w:tcBorders>
+            <w:tcMar>
+              <w:top w:w="90" w:type="dxa"/>
+              <w:left w:w="90" w:type="dxa"/>
+              <w:bottom w:w="90" w:type="dxa"/>
+              <w:right w:w="90" w:type="dxa"/>
+            </w:tcMar>
+            <w:vAlign w:val="center"/>
           </w:tcPr>
           <w:p>
             <w:pPr>
@@ -3051,7 +3010,6 @@
             <w:r>
               <w:rPr>
                 <w:rFonts w:ascii="Arial" w:hAnsi="Arial"/>
-                <w:b w:val="0"/>
                 <w:sz w:val="16"/>
               </w:rPr>
               <w:t>11</w:t>
@@ -3060,31 +3018,28 @@
         </w:tc>
         <w:tc>
           <w:tcPr>
-            <w:tcW w:type="dxa" w:w="3528"/>
-            <w:vAlign w:val="center"/>
-            <w:tcMar>
-              <w:top w:w="90" w:type="dxa"/>
-              <w:start w:w="90" w:type="dxa"/>
-              <w:bottom w:w="90" w:type="dxa"/>
-              <w:end w:w="90" w:type="dxa"/>
-            </w:tcMar>
-            <w:tcBorders>
-              <w:top w:val="single" w:sz="4" w:space="0" w:color="B7C9D9"/>
-              <w:start w:val="single" w:sz="4" w:space="0" w:color="B7C9D9"/>
-              <w:bottom w:val="single" w:sz="4" w:space="0" w:color="B7C9D9"/>
-              <w:end w:val="single" w:sz="4" w:space="0" w:color="B7C9D9"/>
-              <w:insideH w:val="single" w:sz="4" w:space="0" w:color="B7C9D9"/>
-              <w:insideV w:val="single" w:sz="4" w:space="0" w:color="B7C9D9"/>
-            </w:tcBorders>
-          </w:tcPr>
-          <w:p>
-            <w:pPr>
-              <w:spacing w:after="0" w:line="240" w:lineRule="auto"/>
-            </w:pPr>
-            <w:r>
-              <w:rPr>
-                <w:rFonts w:ascii="Arial" w:hAnsi="Arial"/>
-                <w:b w:val="0"/>
+            <w:tcW w:w="3528" w:type="dxa"/>
+            <w:tcBorders>
+              <w:top w:val="single" w:sz="4" w:space="0" w:color="B7C9D9"/>
+              <w:left w:val="single" w:sz="4" w:space="0" w:color="B7C9D9"/>
+              <w:bottom w:val="single" w:sz="4" w:space="0" w:color="B7C9D9"/>
+              <w:right w:val="single" w:sz="4" w:space="0" w:color="B7C9D9"/>
+            </w:tcBorders>
+            <w:tcMar>
+              <w:top w:w="90" w:type="dxa"/>
+              <w:left w:w="90" w:type="dxa"/>
+              <w:bottom w:w="90" w:type="dxa"/>
+              <w:right w:w="90" w:type="dxa"/>
+            </w:tcMar>
+            <w:vAlign w:val="center"/>
+          </w:tcPr>
+          <w:p>
+            <w:pPr>
+              <w:spacing w:after="0" w:line="240" w:lineRule="auto"/>
+            </w:pPr>
+            <w:r>
+              <w:rPr>
+                <w:rFonts w:ascii="Arial" w:hAnsi="Arial"/>
                 <w:sz w:val="16"/>
               </w:rPr>
               <w:t>Math M08: Simple Interest, Discounting and Present Value</w:t>
@@ -3093,34 +3048,37 @@
         </w:tc>
         <w:tc>
           <w:tcPr>
-            <w:tcW w:type="dxa" w:w="3240"/>
-            <w:vAlign w:val="center"/>
-            <w:tcMar>
-              <w:top w:w="90" w:type="dxa"/>
-              <w:start w:w="90" w:type="dxa"/>
-              <w:bottom w:w="90" w:type="dxa"/>
-              <w:end w:w="90" w:type="dxa"/>
-            </w:tcMar>
-            <w:tcBorders>
-              <w:top w:val="single" w:sz="4" w:space="0" w:color="B7C9D9"/>
-              <w:start w:val="single" w:sz="4" w:space="0" w:color="B7C9D9"/>
-              <w:bottom w:val="single" w:sz="4" w:space="0" w:color="B7C9D9"/>
-              <w:end w:val="single" w:sz="4" w:space="0" w:color="B7C9D9"/>
-              <w:insideH w:val="single" w:sz="4" w:space="0" w:color="B7C9D9"/>
-              <w:insideV w:val="single" w:sz="4" w:space="0" w:color="B7C9D9"/>
-            </w:tcBorders>
-          </w:tcPr>
-          <w:p>
-            <w:pPr>
-              <w:spacing w:after="0" w:line="240" w:lineRule="auto"/>
-            </w:pPr>
-            <w:r>
-              <w:rPr>
-                <w:rFonts w:ascii="Arial" w:hAnsi="Arial"/>
-                <w:b w:val="0"/>
+            <w:tcW w:w="3240" w:type="dxa"/>
+            <w:tcBorders>
+              <w:top w:val="single" w:sz="4" w:space="0" w:color="B7C9D9"/>
+              <w:left w:val="single" w:sz="4" w:space="0" w:color="B7C9D9"/>
+              <w:bottom w:val="single" w:sz="4" w:space="0" w:color="B7C9D9"/>
+              <w:right w:val="single" w:sz="4" w:space="0" w:color="B7C9D9"/>
+            </w:tcBorders>
+            <w:tcMar>
+              <w:top w:w="90" w:type="dxa"/>
+              <w:left w:w="90" w:type="dxa"/>
+              <w:bottom w:w="90" w:type="dxa"/>
+              <w:right w:w="90" w:type="dxa"/>
+            </w:tcMar>
+            <w:vAlign w:val="center"/>
+          </w:tcPr>
+          <w:p>
+            <w:pPr>
+              <w:spacing w:after="0" w:line="240" w:lineRule="auto"/>
+            </w:pPr>
+            <w:r>
+              <w:rPr>
+                <w:rFonts w:ascii="Arial" w:hAnsi="Arial"/>
                 <w:sz w:val="16"/>
               </w:rPr>
               <w:t>Meridian Advisory Group</w:t>
+            </w:r>
+            <w:r>
+              <w:rPr>
+                <w:rFonts w:ascii="Arial" w:hAnsi="Arial"/>
+                <w:sz w:val="16"/>
+              </w:rPr>
               <w:br/>
               <w:t>Skills: Simple interest, Discounting, Present value, Excel modeling</w:t>
             </w:r>
@@ -3128,34 +3086,37 @@
         </w:tc>
         <w:tc>
           <w:tcPr>
-            <w:tcW w:type="dxa" w:w="2520"/>
-            <w:vAlign w:val="center"/>
-            <w:tcMar>
-              <w:top w:w="90" w:type="dxa"/>
-              <w:start w:w="90" w:type="dxa"/>
-              <w:bottom w:w="90" w:type="dxa"/>
-              <w:end w:w="90" w:type="dxa"/>
-            </w:tcMar>
-            <w:tcBorders>
-              <w:top w:val="single" w:sz="4" w:space="0" w:color="B7C9D9"/>
-              <w:start w:val="single" w:sz="4" w:space="0" w:color="B7C9D9"/>
-              <w:bottom w:val="single" w:sz="4" w:space="0" w:color="B7C9D9"/>
-              <w:end w:val="single" w:sz="4" w:space="0" w:color="B7C9D9"/>
-              <w:insideH w:val="single" w:sz="4" w:space="0" w:color="B7C9D9"/>
-              <w:insideV w:val="single" w:sz="4" w:space="0" w:color="B7C9D9"/>
-            </w:tcBorders>
-          </w:tcPr>
-          <w:p>
-            <w:pPr>
-              <w:spacing w:after="0" w:line="240" w:lineRule="auto"/>
-            </w:pPr>
-            <w:r>
-              <w:rPr>
-                <w:rFonts w:ascii="Arial" w:hAnsi="Arial"/>
-                <w:b w:val="0"/>
+            <w:tcW w:w="2520" w:type="dxa"/>
+            <w:tcBorders>
+              <w:top w:val="single" w:sz="4" w:space="0" w:color="B7C9D9"/>
+              <w:left w:val="single" w:sz="4" w:space="0" w:color="B7C9D9"/>
+              <w:bottom w:val="single" w:sz="4" w:space="0" w:color="B7C9D9"/>
+              <w:right w:val="single" w:sz="4" w:space="0" w:color="B7C9D9"/>
+            </w:tcBorders>
+            <w:tcMar>
+              <w:top w:w="90" w:type="dxa"/>
+              <w:left w:w="90" w:type="dxa"/>
+              <w:bottom w:w="90" w:type="dxa"/>
+              <w:right w:w="90" w:type="dxa"/>
+            </w:tcMar>
+            <w:vAlign w:val="center"/>
+          </w:tcPr>
+          <w:p>
+            <w:pPr>
+              <w:spacing w:after="0" w:line="240" w:lineRule="auto"/>
+            </w:pPr>
+            <w:r>
+              <w:rPr>
+                <w:rFonts w:ascii="Arial" w:hAnsi="Arial"/>
                 <w:sz w:val="16"/>
               </w:rPr>
               <w:t>Slides; Reading; Starter Workbook; Business Finance Toolkit; Activity Instructions</w:t>
+            </w:r>
+            <w:r>
+              <w:rPr>
+                <w:rFonts w:ascii="Arial" w:hAnsi="Arial"/>
+                <w:sz w:val="16"/>
+              </w:rPr>
               <w:br/>
               <w:t>Status: Coming Soon</w:t>
             </w:r>
@@ -3165,22 +3126,20 @@
       <w:tr>
         <w:tc>
           <w:tcPr>
-            <w:tcW w:type="dxa" w:w="792"/>
-            <w:vAlign w:val="center"/>
-            <w:tcMar>
-              <w:top w:w="90" w:type="dxa"/>
-              <w:start w:w="90" w:type="dxa"/>
-              <w:bottom w:w="90" w:type="dxa"/>
-              <w:end w:w="90" w:type="dxa"/>
-            </w:tcMar>
-            <w:tcBorders>
-              <w:top w:val="single" w:sz="4" w:space="0" w:color="B7C9D9"/>
-              <w:start w:val="single" w:sz="4" w:space="0" w:color="B7C9D9"/>
-              <w:bottom w:val="single" w:sz="4" w:space="0" w:color="B7C9D9"/>
-              <w:end w:val="single" w:sz="4" w:space="0" w:color="B7C9D9"/>
-              <w:insideH w:val="single" w:sz="4" w:space="0" w:color="B7C9D9"/>
-              <w:insideV w:val="single" w:sz="4" w:space="0" w:color="B7C9D9"/>
-            </w:tcBorders>
+            <w:tcW w:w="792" w:type="dxa"/>
+            <w:tcBorders>
+              <w:top w:val="single" w:sz="4" w:space="0" w:color="B7C9D9"/>
+              <w:left w:val="single" w:sz="4" w:space="0" w:color="B7C9D9"/>
+              <w:bottom w:val="single" w:sz="4" w:space="0" w:color="B7C9D9"/>
+              <w:right w:val="single" w:sz="4" w:space="0" w:color="B7C9D9"/>
+            </w:tcBorders>
+            <w:tcMar>
+              <w:top w:w="90" w:type="dxa"/>
+              <w:left w:w="90" w:type="dxa"/>
+              <w:bottom w:w="90" w:type="dxa"/>
+              <w:right w:w="90" w:type="dxa"/>
+            </w:tcMar>
+            <w:vAlign w:val="center"/>
           </w:tcPr>
           <w:p>
             <w:pPr>
@@ -3190,7 +3149,6 @@
             <w:r>
               <w:rPr>
                 <w:rFonts w:ascii="Arial" w:hAnsi="Arial"/>
-                <w:b w:val="0"/>
                 <w:sz w:val="16"/>
               </w:rPr>
               <w:t>12</w:t>
@@ -3199,31 +3157,28 @@
         </w:tc>
         <w:tc>
           <w:tcPr>
-            <w:tcW w:type="dxa" w:w="3528"/>
-            <w:vAlign w:val="center"/>
-            <w:tcMar>
-              <w:top w:w="90" w:type="dxa"/>
-              <w:start w:w="90" w:type="dxa"/>
-              <w:bottom w:w="90" w:type="dxa"/>
-              <w:end w:w="90" w:type="dxa"/>
-            </w:tcMar>
-            <w:tcBorders>
-              <w:top w:val="single" w:sz="4" w:space="0" w:color="B7C9D9"/>
-              <w:start w:val="single" w:sz="4" w:space="0" w:color="B7C9D9"/>
-              <w:bottom w:val="single" w:sz="4" w:space="0" w:color="B7C9D9"/>
-              <w:end w:val="single" w:sz="4" w:space="0" w:color="B7C9D9"/>
-              <w:insideH w:val="single" w:sz="4" w:space="0" w:color="B7C9D9"/>
-              <w:insideV w:val="single" w:sz="4" w:space="0" w:color="B7C9D9"/>
-            </w:tcBorders>
-          </w:tcPr>
-          <w:p>
-            <w:pPr>
-              <w:spacing w:after="0" w:line="240" w:lineRule="auto"/>
-            </w:pPr>
-            <w:r>
-              <w:rPr>
-                <w:rFonts w:ascii="Arial" w:hAnsi="Arial"/>
-                <w:b w:val="0"/>
+            <w:tcW w:w="3528" w:type="dxa"/>
+            <w:tcBorders>
+              <w:top w:val="single" w:sz="4" w:space="0" w:color="B7C9D9"/>
+              <w:left w:val="single" w:sz="4" w:space="0" w:color="B7C9D9"/>
+              <w:bottom w:val="single" w:sz="4" w:space="0" w:color="B7C9D9"/>
+              <w:right w:val="single" w:sz="4" w:space="0" w:color="B7C9D9"/>
+            </w:tcBorders>
+            <w:tcMar>
+              <w:top w:w="90" w:type="dxa"/>
+              <w:left w:w="90" w:type="dxa"/>
+              <w:bottom w:w="90" w:type="dxa"/>
+              <w:right w:w="90" w:type="dxa"/>
+            </w:tcMar>
+            <w:vAlign w:val="center"/>
+          </w:tcPr>
+          <w:p>
+            <w:pPr>
+              <w:spacing w:after="0" w:line="240" w:lineRule="auto"/>
+            </w:pPr>
+            <w:r>
+              <w:rPr>
+                <w:rFonts w:ascii="Arial" w:hAnsi="Arial"/>
                 <w:sz w:val="16"/>
               </w:rPr>
               <w:t>Math M09: Compounding and Future Value</w:t>
@@ -3232,34 +3187,37 @@
         </w:tc>
         <w:tc>
           <w:tcPr>
-            <w:tcW w:type="dxa" w:w="3240"/>
-            <w:vAlign w:val="center"/>
-            <w:tcMar>
-              <w:top w:w="90" w:type="dxa"/>
-              <w:start w:w="90" w:type="dxa"/>
-              <w:bottom w:w="90" w:type="dxa"/>
-              <w:end w:w="90" w:type="dxa"/>
-            </w:tcMar>
-            <w:tcBorders>
-              <w:top w:val="single" w:sz="4" w:space="0" w:color="B7C9D9"/>
-              <w:start w:val="single" w:sz="4" w:space="0" w:color="B7C9D9"/>
-              <w:bottom w:val="single" w:sz="4" w:space="0" w:color="B7C9D9"/>
-              <w:end w:val="single" w:sz="4" w:space="0" w:color="B7C9D9"/>
-              <w:insideH w:val="single" w:sz="4" w:space="0" w:color="B7C9D9"/>
-              <w:insideV w:val="single" w:sz="4" w:space="0" w:color="B7C9D9"/>
-            </w:tcBorders>
-          </w:tcPr>
-          <w:p>
-            <w:pPr>
-              <w:spacing w:after="0" w:line="240" w:lineRule="auto"/>
-            </w:pPr>
-            <w:r>
-              <w:rPr>
-                <w:rFonts w:ascii="Arial" w:hAnsi="Arial"/>
-                <w:b w:val="0"/>
+            <w:tcW w:w="3240" w:type="dxa"/>
+            <w:tcBorders>
+              <w:top w:val="single" w:sz="4" w:space="0" w:color="B7C9D9"/>
+              <w:left w:val="single" w:sz="4" w:space="0" w:color="B7C9D9"/>
+              <w:bottom w:val="single" w:sz="4" w:space="0" w:color="B7C9D9"/>
+              <w:right w:val="single" w:sz="4" w:space="0" w:color="B7C9D9"/>
+            </w:tcBorders>
+            <w:tcMar>
+              <w:top w:w="90" w:type="dxa"/>
+              <w:left w:w="90" w:type="dxa"/>
+              <w:bottom w:w="90" w:type="dxa"/>
+              <w:right w:w="90" w:type="dxa"/>
+            </w:tcMar>
+            <w:vAlign w:val="center"/>
+          </w:tcPr>
+          <w:p>
+            <w:pPr>
+              <w:spacing w:after="0" w:line="240" w:lineRule="auto"/>
+            </w:pPr>
+            <w:r>
+              <w:rPr>
+                <w:rFonts w:ascii="Arial" w:hAnsi="Arial"/>
                 <w:sz w:val="16"/>
               </w:rPr>
               <w:t>Meridian Advisory Group</w:t>
+            </w:r>
+            <w:r>
+              <w:rPr>
+                <w:rFonts w:ascii="Arial" w:hAnsi="Arial"/>
+                <w:sz w:val="16"/>
+              </w:rPr>
               <w:br/>
               <w:t>Skills: Compound interest, Future value, Excel modeling</w:t>
             </w:r>
@@ -3267,34 +3225,37 @@
         </w:tc>
         <w:tc>
           <w:tcPr>
-            <w:tcW w:type="dxa" w:w="2520"/>
-            <w:vAlign w:val="center"/>
-            <w:tcMar>
-              <w:top w:w="90" w:type="dxa"/>
-              <w:start w:w="90" w:type="dxa"/>
-              <w:bottom w:w="90" w:type="dxa"/>
-              <w:end w:w="90" w:type="dxa"/>
-            </w:tcMar>
-            <w:tcBorders>
-              <w:top w:val="single" w:sz="4" w:space="0" w:color="B7C9D9"/>
-              <w:start w:val="single" w:sz="4" w:space="0" w:color="B7C9D9"/>
-              <w:bottom w:val="single" w:sz="4" w:space="0" w:color="B7C9D9"/>
-              <w:end w:val="single" w:sz="4" w:space="0" w:color="B7C9D9"/>
-              <w:insideH w:val="single" w:sz="4" w:space="0" w:color="B7C9D9"/>
-              <w:insideV w:val="single" w:sz="4" w:space="0" w:color="B7C9D9"/>
-            </w:tcBorders>
-          </w:tcPr>
-          <w:p>
-            <w:pPr>
-              <w:spacing w:after="0" w:line="240" w:lineRule="auto"/>
-            </w:pPr>
-            <w:r>
-              <w:rPr>
-                <w:rFonts w:ascii="Arial" w:hAnsi="Arial"/>
-                <w:b w:val="0"/>
+            <w:tcW w:w="2520" w:type="dxa"/>
+            <w:tcBorders>
+              <w:top w:val="single" w:sz="4" w:space="0" w:color="B7C9D9"/>
+              <w:left w:val="single" w:sz="4" w:space="0" w:color="B7C9D9"/>
+              <w:bottom w:val="single" w:sz="4" w:space="0" w:color="B7C9D9"/>
+              <w:right w:val="single" w:sz="4" w:space="0" w:color="B7C9D9"/>
+            </w:tcBorders>
+            <w:tcMar>
+              <w:top w:w="90" w:type="dxa"/>
+              <w:left w:w="90" w:type="dxa"/>
+              <w:bottom w:w="90" w:type="dxa"/>
+              <w:right w:w="90" w:type="dxa"/>
+            </w:tcMar>
+            <w:vAlign w:val="center"/>
+          </w:tcPr>
+          <w:p>
+            <w:pPr>
+              <w:spacing w:after="0" w:line="240" w:lineRule="auto"/>
+            </w:pPr>
+            <w:r>
+              <w:rPr>
+                <w:rFonts w:ascii="Arial" w:hAnsi="Arial"/>
                 <w:sz w:val="16"/>
               </w:rPr>
               <w:t>Slides; Starter Workbook; Business Finance Toolkit</w:t>
+            </w:r>
+            <w:r>
+              <w:rPr>
+                <w:rFonts w:ascii="Arial" w:hAnsi="Arial"/>
+                <w:sz w:val="16"/>
+              </w:rPr>
               <w:br/>
               <w:t>Status: Coming Soon</w:t>
             </w:r>
@@ -3304,22 +3265,20 @@
       <w:tr>
         <w:tc>
           <w:tcPr>
-            <w:tcW w:type="dxa" w:w="792"/>
-            <w:vAlign w:val="center"/>
-            <w:tcMar>
-              <w:top w:w="90" w:type="dxa"/>
-              <w:start w:w="90" w:type="dxa"/>
-              <w:bottom w:w="90" w:type="dxa"/>
-              <w:end w:w="90" w:type="dxa"/>
-            </w:tcMar>
-            <w:tcBorders>
-              <w:top w:val="single" w:sz="4" w:space="0" w:color="B7C9D9"/>
-              <w:start w:val="single" w:sz="4" w:space="0" w:color="B7C9D9"/>
-              <w:bottom w:val="single" w:sz="4" w:space="0" w:color="B7C9D9"/>
-              <w:end w:val="single" w:sz="4" w:space="0" w:color="B7C9D9"/>
-              <w:insideH w:val="single" w:sz="4" w:space="0" w:color="B7C9D9"/>
-              <w:insideV w:val="single" w:sz="4" w:space="0" w:color="B7C9D9"/>
-            </w:tcBorders>
+            <w:tcW w:w="792" w:type="dxa"/>
+            <w:tcBorders>
+              <w:top w:val="single" w:sz="4" w:space="0" w:color="B7C9D9"/>
+              <w:left w:val="single" w:sz="4" w:space="0" w:color="B7C9D9"/>
+              <w:bottom w:val="single" w:sz="4" w:space="0" w:color="B7C9D9"/>
+              <w:right w:val="single" w:sz="4" w:space="0" w:color="B7C9D9"/>
+            </w:tcBorders>
+            <w:tcMar>
+              <w:top w:w="90" w:type="dxa"/>
+              <w:left w:w="90" w:type="dxa"/>
+              <w:bottom w:w="90" w:type="dxa"/>
+              <w:right w:w="90" w:type="dxa"/>
+            </w:tcMar>
+            <w:vAlign w:val="center"/>
           </w:tcPr>
           <w:p>
             <w:pPr>
@@ -3329,7 +3288,6 @@
             <w:r>
               <w:rPr>
                 <w:rFonts w:ascii="Arial" w:hAnsi="Arial"/>
-                <w:b w:val="0"/>
                 <w:sz w:val="16"/>
               </w:rPr>
               <w:t>13</w:t>
@@ -3338,31 +3296,28 @@
         </w:tc>
         <w:tc>
           <w:tcPr>
-            <w:tcW w:type="dxa" w:w="3528"/>
-            <w:vAlign w:val="center"/>
-            <w:tcMar>
-              <w:top w:w="90" w:type="dxa"/>
-              <w:start w:w="90" w:type="dxa"/>
-              <w:bottom w:w="90" w:type="dxa"/>
-              <w:end w:w="90" w:type="dxa"/>
-            </w:tcMar>
-            <w:tcBorders>
-              <w:top w:val="single" w:sz="4" w:space="0" w:color="B7C9D9"/>
-              <w:start w:val="single" w:sz="4" w:space="0" w:color="B7C9D9"/>
-              <w:bottom w:val="single" w:sz="4" w:space="0" w:color="B7C9D9"/>
-              <w:end w:val="single" w:sz="4" w:space="0" w:color="B7C9D9"/>
-              <w:insideH w:val="single" w:sz="4" w:space="0" w:color="B7C9D9"/>
-              <w:insideV w:val="single" w:sz="4" w:space="0" w:color="B7C9D9"/>
-            </w:tcBorders>
-          </w:tcPr>
-          <w:p>
-            <w:pPr>
-              <w:spacing w:after="0" w:line="240" w:lineRule="auto"/>
-            </w:pPr>
-            <w:r>
-              <w:rPr>
-                <w:rFonts w:ascii="Arial" w:hAnsi="Arial"/>
-                <w:b w:val="0"/>
+            <w:tcW w:w="3528" w:type="dxa"/>
+            <w:tcBorders>
+              <w:top w:val="single" w:sz="4" w:space="0" w:color="B7C9D9"/>
+              <w:left w:val="single" w:sz="4" w:space="0" w:color="B7C9D9"/>
+              <w:bottom w:val="single" w:sz="4" w:space="0" w:color="B7C9D9"/>
+              <w:right w:val="single" w:sz="4" w:space="0" w:color="B7C9D9"/>
+            </w:tcBorders>
+            <w:tcMar>
+              <w:top w:w="90" w:type="dxa"/>
+              <w:left w:w="90" w:type="dxa"/>
+              <w:bottom w:w="90" w:type="dxa"/>
+              <w:right w:w="90" w:type="dxa"/>
+            </w:tcMar>
+            <w:vAlign w:val="center"/>
+          </w:tcPr>
+          <w:p>
+            <w:pPr>
+              <w:spacing w:after="0" w:line="240" w:lineRule="auto"/>
+            </w:pPr>
+            <w:r>
+              <w:rPr>
+                <w:rFonts w:ascii="Arial" w:hAnsi="Arial"/>
                 <w:sz w:val="16"/>
               </w:rPr>
               <w:t>Math M10: Stocks, Bonds and Mutual Funds</w:t>
@@ -3371,34 +3326,37 @@
         </w:tc>
         <w:tc>
           <w:tcPr>
-            <w:tcW w:type="dxa" w:w="3240"/>
-            <w:vAlign w:val="center"/>
-            <w:tcMar>
-              <w:top w:w="90" w:type="dxa"/>
-              <w:start w:w="90" w:type="dxa"/>
-              <w:bottom w:w="90" w:type="dxa"/>
-              <w:end w:w="90" w:type="dxa"/>
-            </w:tcMar>
-            <w:tcBorders>
-              <w:top w:val="single" w:sz="4" w:space="0" w:color="B7C9D9"/>
-              <w:start w:val="single" w:sz="4" w:space="0" w:color="B7C9D9"/>
-              <w:bottom w:val="single" w:sz="4" w:space="0" w:color="B7C9D9"/>
-              <w:end w:val="single" w:sz="4" w:space="0" w:color="B7C9D9"/>
-              <w:insideH w:val="single" w:sz="4" w:space="0" w:color="B7C9D9"/>
-              <w:insideV w:val="single" w:sz="4" w:space="0" w:color="B7C9D9"/>
-            </w:tcBorders>
-          </w:tcPr>
-          <w:p>
-            <w:pPr>
-              <w:spacing w:after="0" w:line="240" w:lineRule="auto"/>
-            </w:pPr>
-            <w:r>
-              <w:rPr>
-                <w:rFonts w:ascii="Arial" w:hAnsi="Arial"/>
-                <w:b w:val="0"/>
+            <w:tcW w:w="3240" w:type="dxa"/>
+            <w:tcBorders>
+              <w:top w:val="single" w:sz="4" w:space="0" w:color="B7C9D9"/>
+              <w:left w:val="single" w:sz="4" w:space="0" w:color="B7C9D9"/>
+              <w:bottom w:val="single" w:sz="4" w:space="0" w:color="B7C9D9"/>
+              <w:right w:val="single" w:sz="4" w:space="0" w:color="B7C9D9"/>
+            </w:tcBorders>
+            <w:tcMar>
+              <w:top w:w="90" w:type="dxa"/>
+              <w:left w:w="90" w:type="dxa"/>
+              <w:bottom w:w="90" w:type="dxa"/>
+              <w:right w:w="90" w:type="dxa"/>
+            </w:tcMar>
+            <w:vAlign w:val="center"/>
+          </w:tcPr>
+          <w:p>
+            <w:pPr>
+              <w:spacing w:after="0" w:line="240" w:lineRule="auto"/>
+            </w:pPr>
+            <w:r>
+              <w:rPr>
+                <w:rFonts w:ascii="Arial" w:hAnsi="Arial"/>
                 <w:sz w:val="16"/>
               </w:rPr>
               <w:t>Shared course cases / business context</w:t>
+            </w:r>
+            <w:r>
+              <w:rPr>
+                <w:rFonts w:ascii="Arial" w:hAnsi="Arial"/>
+                <w:sz w:val="16"/>
+              </w:rPr>
               <w:br/>
               <w:t>Skills: Stocks, Bonds, Mutual funds, Investment vocabulary</w:t>
             </w:r>
@@ -3406,34 +3364,37 @@
         </w:tc>
         <w:tc>
           <w:tcPr>
-            <w:tcW w:type="dxa" w:w="2520"/>
-            <w:vAlign w:val="center"/>
-            <w:tcMar>
-              <w:top w:w="90" w:type="dxa"/>
-              <w:start w:w="90" w:type="dxa"/>
-              <w:bottom w:w="90" w:type="dxa"/>
-              <w:end w:w="90" w:type="dxa"/>
-            </w:tcMar>
-            <w:tcBorders>
-              <w:top w:val="single" w:sz="4" w:space="0" w:color="B7C9D9"/>
-              <w:start w:val="single" w:sz="4" w:space="0" w:color="B7C9D9"/>
-              <w:bottom w:val="single" w:sz="4" w:space="0" w:color="B7C9D9"/>
-              <w:end w:val="single" w:sz="4" w:space="0" w:color="B7C9D9"/>
-              <w:insideH w:val="single" w:sz="4" w:space="0" w:color="B7C9D9"/>
-              <w:insideV w:val="single" w:sz="4" w:space="0" w:color="B7C9D9"/>
-            </w:tcBorders>
-          </w:tcPr>
-          <w:p>
-            <w:pPr>
-              <w:spacing w:after="0" w:line="240" w:lineRule="auto"/>
-            </w:pPr>
-            <w:r>
-              <w:rPr>
-                <w:rFonts w:ascii="Arial" w:hAnsi="Arial"/>
-                <w:b w:val="0"/>
+            <w:tcW w:w="2520" w:type="dxa"/>
+            <w:tcBorders>
+              <w:top w:val="single" w:sz="4" w:space="0" w:color="B7C9D9"/>
+              <w:left w:val="single" w:sz="4" w:space="0" w:color="B7C9D9"/>
+              <w:bottom w:val="single" w:sz="4" w:space="0" w:color="B7C9D9"/>
+              <w:right w:val="single" w:sz="4" w:space="0" w:color="B7C9D9"/>
+            </w:tcBorders>
+            <w:tcMar>
+              <w:top w:w="90" w:type="dxa"/>
+              <w:left w:w="90" w:type="dxa"/>
+              <w:bottom w:w="90" w:type="dxa"/>
+              <w:right w:w="90" w:type="dxa"/>
+            </w:tcMar>
+            <w:vAlign w:val="center"/>
+          </w:tcPr>
+          <w:p>
+            <w:pPr>
+              <w:spacing w:after="0" w:line="240" w:lineRule="auto"/>
+            </w:pPr>
+            <w:r>
+              <w:rPr>
+                <w:rFonts w:ascii="Arial" w:hAnsi="Arial"/>
                 <w:sz w:val="16"/>
               </w:rPr>
               <w:t>Canvas guidance / in-class materials</w:t>
+            </w:r>
+            <w:r>
+              <w:rPr>
+                <w:rFonts w:ascii="Arial" w:hAnsi="Arial"/>
+                <w:sz w:val="16"/>
+              </w:rPr>
               <w:br/>
               <w:t>Status: Coming Soon</w:t>
             </w:r>
@@ -3443,22 +3404,20 @@
       <w:tr>
         <w:tc>
           <w:tcPr>
-            <w:tcW w:type="dxa" w:w="792"/>
-            <w:vAlign w:val="center"/>
-            <w:tcMar>
-              <w:top w:w="90" w:type="dxa"/>
-              <w:start w:w="90" w:type="dxa"/>
-              <w:bottom w:w="90" w:type="dxa"/>
-              <w:end w:w="90" w:type="dxa"/>
-            </w:tcMar>
-            <w:tcBorders>
-              <w:top w:val="single" w:sz="4" w:space="0" w:color="B7C9D9"/>
-              <w:start w:val="single" w:sz="4" w:space="0" w:color="B7C9D9"/>
-              <w:bottom w:val="single" w:sz="4" w:space="0" w:color="B7C9D9"/>
-              <w:end w:val="single" w:sz="4" w:space="0" w:color="B7C9D9"/>
-              <w:insideH w:val="single" w:sz="4" w:space="0" w:color="B7C9D9"/>
-              <w:insideV w:val="single" w:sz="4" w:space="0" w:color="B7C9D9"/>
-            </w:tcBorders>
+            <w:tcW w:w="792" w:type="dxa"/>
+            <w:tcBorders>
+              <w:top w:val="single" w:sz="4" w:space="0" w:color="B7C9D9"/>
+              <w:left w:val="single" w:sz="4" w:space="0" w:color="B7C9D9"/>
+              <w:bottom w:val="single" w:sz="4" w:space="0" w:color="B7C9D9"/>
+              <w:right w:val="single" w:sz="4" w:space="0" w:color="B7C9D9"/>
+            </w:tcBorders>
+            <w:tcMar>
+              <w:top w:w="90" w:type="dxa"/>
+              <w:left w:w="90" w:type="dxa"/>
+              <w:bottom w:w="90" w:type="dxa"/>
+              <w:right w:w="90" w:type="dxa"/>
+            </w:tcMar>
+            <w:vAlign w:val="center"/>
           </w:tcPr>
           <w:p>
             <w:pPr>
@@ -3468,7 +3427,6 @@
             <w:r>
               <w:rPr>
                 <w:rFonts w:ascii="Arial" w:hAnsi="Arial"/>
-                <w:b w:val="0"/>
                 <w:sz w:val="16"/>
               </w:rPr>
               <w:t>14</w:t>
@@ -3477,31 +3435,28 @@
         </w:tc>
         <w:tc>
           <w:tcPr>
-            <w:tcW w:type="dxa" w:w="3528"/>
-            <w:vAlign w:val="center"/>
-            <w:tcMar>
-              <w:top w:w="90" w:type="dxa"/>
-              <w:start w:w="90" w:type="dxa"/>
-              <w:bottom w:w="90" w:type="dxa"/>
-              <w:end w:w="90" w:type="dxa"/>
-            </w:tcMar>
-            <w:tcBorders>
-              <w:top w:val="single" w:sz="4" w:space="0" w:color="B7C9D9"/>
-              <w:start w:val="single" w:sz="4" w:space="0" w:color="B7C9D9"/>
-              <w:bottom w:val="single" w:sz="4" w:space="0" w:color="B7C9D9"/>
-              <w:end w:val="single" w:sz="4" w:space="0" w:color="B7C9D9"/>
-              <w:insideH w:val="single" w:sz="4" w:space="0" w:color="B7C9D9"/>
-              <w:insideV w:val="single" w:sz="4" w:space="0" w:color="B7C9D9"/>
-            </w:tcBorders>
-          </w:tcPr>
-          <w:p>
-            <w:pPr>
-              <w:spacing w:after="0" w:line="240" w:lineRule="auto"/>
-            </w:pPr>
-            <w:r>
-              <w:rPr>
-                <w:rFonts w:ascii="Arial" w:hAnsi="Arial"/>
-                <w:b w:val="0"/>
+            <w:tcW w:w="3528" w:type="dxa"/>
+            <w:tcBorders>
+              <w:top w:val="single" w:sz="4" w:space="0" w:color="B7C9D9"/>
+              <w:left w:val="single" w:sz="4" w:space="0" w:color="B7C9D9"/>
+              <w:bottom w:val="single" w:sz="4" w:space="0" w:color="B7C9D9"/>
+              <w:right w:val="single" w:sz="4" w:space="0" w:color="B7C9D9"/>
+            </w:tcBorders>
+            <w:tcMar>
+              <w:top w:w="90" w:type="dxa"/>
+              <w:left w:w="90" w:type="dxa"/>
+              <w:bottom w:w="90" w:type="dxa"/>
+              <w:right w:w="90" w:type="dxa"/>
+            </w:tcMar>
+            <w:vAlign w:val="center"/>
+          </w:tcPr>
+          <w:p>
+            <w:pPr>
+              <w:spacing w:after="0" w:line="240" w:lineRule="auto"/>
+            </w:pPr>
+            <w:r>
+              <w:rPr>
+                <w:rFonts w:ascii="Arial" w:hAnsi="Arial"/>
                 <w:sz w:val="16"/>
               </w:rPr>
               <w:t>Math M11: Financial Statement Introduction</w:t>
@@ -3510,34 +3465,37 @@
         </w:tc>
         <w:tc>
           <w:tcPr>
-            <w:tcW w:type="dxa" w:w="3240"/>
-            <w:vAlign w:val="center"/>
-            <w:tcMar>
-              <w:top w:w="90" w:type="dxa"/>
-              <w:start w:w="90" w:type="dxa"/>
-              <w:bottom w:w="90" w:type="dxa"/>
-              <w:end w:w="90" w:type="dxa"/>
-            </w:tcMar>
-            <w:tcBorders>
-              <w:top w:val="single" w:sz="4" w:space="0" w:color="B7C9D9"/>
-              <w:start w:val="single" w:sz="4" w:space="0" w:color="B7C9D9"/>
-              <w:bottom w:val="single" w:sz="4" w:space="0" w:color="B7C9D9"/>
-              <w:end w:val="single" w:sz="4" w:space="0" w:color="B7C9D9"/>
-              <w:insideH w:val="single" w:sz="4" w:space="0" w:color="B7C9D9"/>
-              <w:insideV w:val="single" w:sz="4" w:space="0" w:color="B7C9D9"/>
-            </w:tcBorders>
-          </w:tcPr>
-          <w:p>
-            <w:pPr>
-              <w:spacing w:after="0" w:line="240" w:lineRule="auto"/>
-            </w:pPr>
-            <w:r>
-              <w:rPr>
-                <w:rFonts w:ascii="Arial" w:hAnsi="Arial"/>
-                <w:b w:val="0"/>
+            <w:tcW w:w="3240" w:type="dxa"/>
+            <w:tcBorders>
+              <w:top w:val="single" w:sz="4" w:space="0" w:color="B7C9D9"/>
+              <w:left w:val="single" w:sz="4" w:space="0" w:color="B7C9D9"/>
+              <w:bottom w:val="single" w:sz="4" w:space="0" w:color="B7C9D9"/>
+              <w:right w:val="single" w:sz="4" w:space="0" w:color="B7C9D9"/>
+            </w:tcBorders>
+            <w:tcMar>
+              <w:top w:w="90" w:type="dxa"/>
+              <w:left w:w="90" w:type="dxa"/>
+              <w:bottom w:w="90" w:type="dxa"/>
+              <w:right w:w="90" w:type="dxa"/>
+            </w:tcMar>
+            <w:vAlign w:val="center"/>
+          </w:tcPr>
+          <w:p>
+            <w:pPr>
+              <w:spacing w:after="0" w:line="240" w:lineRule="auto"/>
+            </w:pPr>
+            <w:r>
+              <w:rPr>
+                <w:rFonts w:ascii="Arial" w:hAnsi="Arial"/>
                 <w:sz w:val="16"/>
               </w:rPr>
               <w:t>Shared course cases / business context</w:t>
+            </w:r>
+            <w:r>
+              <w:rPr>
+                <w:rFonts w:ascii="Arial" w:hAnsi="Arial"/>
+                <w:sz w:val="16"/>
+              </w:rPr>
               <w:br/>
               <w:t>Skills: Financial statements, Income statement, Balance sheet, Business analysis</w:t>
             </w:r>
@@ -3545,34 +3503,37 @@
         </w:tc>
         <w:tc>
           <w:tcPr>
-            <w:tcW w:type="dxa" w:w="2520"/>
-            <w:vAlign w:val="center"/>
-            <w:tcMar>
-              <w:top w:w="90" w:type="dxa"/>
-              <w:start w:w="90" w:type="dxa"/>
-              <w:bottom w:w="90" w:type="dxa"/>
-              <w:end w:w="90" w:type="dxa"/>
-            </w:tcMar>
-            <w:tcBorders>
-              <w:top w:val="single" w:sz="4" w:space="0" w:color="B7C9D9"/>
-              <w:start w:val="single" w:sz="4" w:space="0" w:color="B7C9D9"/>
-              <w:bottom w:val="single" w:sz="4" w:space="0" w:color="B7C9D9"/>
-              <w:end w:val="single" w:sz="4" w:space="0" w:color="B7C9D9"/>
-              <w:insideH w:val="single" w:sz="4" w:space="0" w:color="B7C9D9"/>
-              <w:insideV w:val="single" w:sz="4" w:space="0" w:color="B7C9D9"/>
-            </w:tcBorders>
-          </w:tcPr>
-          <w:p>
-            <w:pPr>
-              <w:spacing w:after="0" w:line="240" w:lineRule="auto"/>
-            </w:pPr>
-            <w:r>
-              <w:rPr>
-                <w:rFonts w:ascii="Arial" w:hAnsi="Arial"/>
-                <w:b w:val="0"/>
+            <w:tcW w:w="2520" w:type="dxa"/>
+            <w:tcBorders>
+              <w:top w:val="single" w:sz="4" w:space="0" w:color="B7C9D9"/>
+              <w:left w:val="single" w:sz="4" w:space="0" w:color="B7C9D9"/>
+              <w:bottom w:val="single" w:sz="4" w:space="0" w:color="B7C9D9"/>
+              <w:right w:val="single" w:sz="4" w:space="0" w:color="B7C9D9"/>
+            </w:tcBorders>
+            <w:tcMar>
+              <w:top w:w="90" w:type="dxa"/>
+              <w:left w:w="90" w:type="dxa"/>
+              <w:bottom w:w="90" w:type="dxa"/>
+              <w:right w:w="90" w:type="dxa"/>
+            </w:tcMar>
+            <w:vAlign w:val="center"/>
+          </w:tcPr>
+          <w:p>
+            <w:pPr>
+              <w:spacing w:after="0" w:line="240" w:lineRule="auto"/>
+            </w:pPr>
+            <w:r>
+              <w:rPr>
+                <w:rFonts w:ascii="Arial" w:hAnsi="Arial"/>
                 <w:sz w:val="16"/>
               </w:rPr>
               <w:t>Canvas guidance / in-class materials</w:t>
+            </w:r>
+            <w:r>
+              <w:rPr>
+                <w:rFonts w:ascii="Arial" w:hAnsi="Arial"/>
+                <w:sz w:val="16"/>
+              </w:rPr>
               <w:br/>
               <w:t>Status: Coming Soon</w:t>
             </w:r>
@@ -3582,22 +3543,20 @@
       <w:tr>
         <w:tc>
           <w:tcPr>
-            <w:tcW w:type="dxa" w:w="792"/>
-            <w:vAlign w:val="center"/>
-            <w:tcMar>
-              <w:top w:w="90" w:type="dxa"/>
-              <w:start w:w="90" w:type="dxa"/>
-              <w:bottom w:w="90" w:type="dxa"/>
-              <w:end w:w="90" w:type="dxa"/>
-            </w:tcMar>
-            <w:tcBorders>
-              <w:top w:val="single" w:sz="4" w:space="0" w:color="B7C9D9"/>
-              <w:start w:val="single" w:sz="4" w:space="0" w:color="B7C9D9"/>
-              <w:bottom w:val="single" w:sz="4" w:space="0" w:color="B7C9D9"/>
-              <w:end w:val="single" w:sz="4" w:space="0" w:color="B7C9D9"/>
-              <w:insideH w:val="single" w:sz="4" w:space="0" w:color="B7C9D9"/>
-              <w:insideV w:val="single" w:sz="4" w:space="0" w:color="B7C9D9"/>
-            </w:tcBorders>
+            <w:tcW w:w="792" w:type="dxa"/>
+            <w:tcBorders>
+              <w:top w:val="single" w:sz="4" w:space="0" w:color="B7C9D9"/>
+              <w:left w:val="single" w:sz="4" w:space="0" w:color="B7C9D9"/>
+              <w:bottom w:val="single" w:sz="4" w:space="0" w:color="B7C9D9"/>
+              <w:right w:val="single" w:sz="4" w:space="0" w:color="B7C9D9"/>
+            </w:tcBorders>
+            <w:tcMar>
+              <w:top w:w="90" w:type="dxa"/>
+              <w:left w:w="90" w:type="dxa"/>
+              <w:bottom w:w="90" w:type="dxa"/>
+              <w:right w:w="90" w:type="dxa"/>
+            </w:tcMar>
+            <w:vAlign w:val="center"/>
           </w:tcPr>
           <w:p>
             <w:pPr>
@@ -3607,7 +3566,6 @@
             <w:r>
               <w:rPr>
                 <w:rFonts w:ascii="Arial" w:hAnsi="Arial"/>
-                <w:b w:val="0"/>
                 <w:sz w:val="16"/>
               </w:rPr>
               <w:t>15</w:t>
@@ -3616,31 +3574,28 @@
         </w:tc>
         <w:tc>
           <w:tcPr>
-            <w:tcW w:type="dxa" w:w="3528"/>
-            <w:vAlign w:val="center"/>
-            <w:tcMar>
-              <w:top w:w="90" w:type="dxa"/>
-              <w:start w:w="90" w:type="dxa"/>
-              <w:bottom w:w="90" w:type="dxa"/>
-              <w:end w:w="90" w:type="dxa"/>
-            </w:tcMar>
-            <w:tcBorders>
-              <w:top w:val="single" w:sz="4" w:space="0" w:color="B7C9D9"/>
-              <w:start w:val="single" w:sz="4" w:space="0" w:color="B7C9D9"/>
-              <w:bottom w:val="single" w:sz="4" w:space="0" w:color="B7C9D9"/>
-              <w:end w:val="single" w:sz="4" w:space="0" w:color="B7C9D9"/>
-              <w:insideH w:val="single" w:sz="4" w:space="0" w:color="B7C9D9"/>
-              <w:insideV w:val="single" w:sz="4" w:space="0" w:color="B7C9D9"/>
-            </w:tcBorders>
-          </w:tcPr>
-          <w:p>
-            <w:pPr>
-              <w:spacing w:after="0" w:line="240" w:lineRule="auto"/>
-            </w:pPr>
-            <w:r>
-              <w:rPr>
-                <w:rFonts w:ascii="Arial" w:hAnsi="Arial"/>
-                <w:b w:val="0"/>
+            <w:tcW w:w="3528" w:type="dxa"/>
+            <w:tcBorders>
+              <w:top w:val="single" w:sz="4" w:space="0" w:color="B7C9D9"/>
+              <w:left w:val="single" w:sz="4" w:space="0" w:color="B7C9D9"/>
+              <w:bottom w:val="single" w:sz="4" w:space="0" w:color="B7C9D9"/>
+              <w:right w:val="single" w:sz="4" w:space="0" w:color="B7C9D9"/>
+            </w:tcBorders>
+            <w:tcMar>
+              <w:top w:w="90" w:type="dxa"/>
+              <w:left w:w="90" w:type="dxa"/>
+              <w:bottom w:w="90" w:type="dxa"/>
+              <w:right w:w="90" w:type="dxa"/>
+            </w:tcMar>
+            <w:vAlign w:val="center"/>
+          </w:tcPr>
+          <w:p>
+            <w:pPr>
+              <w:spacing w:after="0" w:line="240" w:lineRule="auto"/>
+            </w:pPr>
+            <w:r>
+              <w:rPr>
+                <w:rFonts w:ascii="Arial" w:hAnsi="Arial"/>
                 <w:sz w:val="16"/>
               </w:rPr>
               <w:t>Math M12: Business Statistics</w:t>
@@ -3649,34 +3604,37 @@
         </w:tc>
         <w:tc>
           <w:tcPr>
-            <w:tcW w:type="dxa" w:w="3240"/>
-            <w:vAlign w:val="center"/>
-            <w:tcMar>
-              <w:top w:w="90" w:type="dxa"/>
-              <w:start w:w="90" w:type="dxa"/>
-              <w:bottom w:w="90" w:type="dxa"/>
-              <w:end w:w="90" w:type="dxa"/>
-            </w:tcMar>
-            <w:tcBorders>
-              <w:top w:val="single" w:sz="4" w:space="0" w:color="B7C9D9"/>
-              <w:start w:val="single" w:sz="4" w:space="0" w:color="B7C9D9"/>
-              <w:bottom w:val="single" w:sz="4" w:space="0" w:color="B7C9D9"/>
-              <w:end w:val="single" w:sz="4" w:space="0" w:color="B7C9D9"/>
-              <w:insideH w:val="single" w:sz="4" w:space="0" w:color="B7C9D9"/>
-              <w:insideV w:val="single" w:sz="4" w:space="0" w:color="B7C9D9"/>
-            </w:tcBorders>
-          </w:tcPr>
-          <w:p>
-            <w:pPr>
-              <w:spacing w:after="0" w:line="240" w:lineRule="auto"/>
-            </w:pPr>
-            <w:r>
-              <w:rPr>
-                <w:rFonts w:ascii="Arial" w:hAnsi="Arial"/>
-                <w:b w:val="0"/>
+            <w:tcW w:w="3240" w:type="dxa"/>
+            <w:tcBorders>
+              <w:top w:val="single" w:sz="4" w:space="0" w:color="B7C9D9"/>
+              <w:left w:val="single" w:sz="4" w:space="0" w:color="B7C9D9"/>
+              <w:bottom w:val="single" w:sz="4" w:space="0" w:color="B7C9D9"/>
+              <w:right w:val="single" w:sz="4" w:space="0" w:color="B7C9D9"/>
+            </w:tcBorders>
+            <w:tcMar>
+              <w:top w:w="90" w:type="dxa"/>
+              <w:left w:w="90" w:type="dxa"/>
+              <w:bottom w:w="90" w:type="dxa"/>
+              <w:right w:w="90" w:type="dxa"/>
+            </w:tcMar>
+            <w:vAlign w:val="center"/>
+          </w:tcPr>
+          <w:p>
+            <w:pPr>
+              <w:spacing w:after="0" w:line="240" w:lineRule="auto"/>
+            </w:pPr>
+            <w:r>
+              <w:rPr>
+                <w:rFonts w:ascii="Arial" w:hAnsi="Arial"/>
                 <w:sz w:val="16"/>
               </w:rPr>
               <w:t>Harborside Medical Center</w:t>
+            </w:r>
+            <w:r>
+              <w:rPr>
+                <w:rFonts w:ascii="Arial" w:hAnsi="Arial"/>
+                <w:sz w:val="16"/>
+              </w:rPr>
               <w:br/>
               <w:t>Skills: Business statistics, Data analysis, Descriptive statistics, Excel modeling</w:t>
             </w:r>
@@ -3684,34 +3642,37 @@
         </w:tc>
         <w:tc>
           <w:tcPr>
-            <w:tcW w:type="dxa" w:w="2520"/>
-            <w:vAlign w:val="center"/>
-            <w:tcMar>
-              <w:top w:w="90" w:type="dxa"/>
-              <w:start w:w="90" w:type="dxa"/>
-              <w:bottom w:w="90" w:type="dxa"/>
-              <w:end w:w="90" w:type="dxa"/>
-            </w:tcMar>
-            <w:tcBorders>
-              <w:top w:val="single" w:sz="4" w:space="0" w:color="B7C9D9"/>
-              <w:start w:val="single" w:sz="4" w:space="0" w:color="B7C9D9"/>
-              <w:bottom w:val="single" w:sz="4" w:space="0" w:color="B7C9D9"/>
-              <w:end w:val="single" w:sz="4" w:space="0" w:color="B7C9D9"/>
-              <w:insideH w:val="single" w:sz="4" w:space="0" w:color="B7C9D9"/>
-              <w:insideV w:val="single" w:sz="4" w:space="0" w:color="B7C9D9"/>
-            </w:tcBorders>
-          </w:tcPr>
-          <w:p>
-            <w:pPr>
-              <w:spacing w:after="0" w:line="240" w:lineRule="auto"/>
-            </w:pPr>
-            <w:r>
-              <w:rPr>
-                <w:rFonts w:ascii="Arial" w:hAnsi="Arial"/>
-                <w:b w:val="0"/>
+            <w:tcW w:w="2520" w:type="dxa"/>
+            <w:tcBorders>
+              <w:top w:val="single" w:sz="4" w:space="0" w:color="B7C9D9"/>
+              <w:left w:val="single" w:sz="4" w:space="0" w:color="B7C9D9"/>
+              <w:bottom w:val="single" w:sz="4" w:space="0" w:color="B7C9D9"/>
+              <w:right w:val="single" w:sz="4" w:space="0" w:color="B7C9D9"/>
+            </w:tcBorders>
+            <w:tcMar>
+              <w:top w:w="90" w:type="dxa"/>
+              <w:left w:w="90" w:type="dxa"/>
+              <w:bottom w:w="90" w:type="dxa"/>
+              <w:right w:w="90" w:type="dxa"/>
+            </w:tcMar>
+            <w:vAlign w:val="center"/>
+          </w:tcPr>
+          <w:p>
+            <w:pPr>
+              <w:spacing w:after="0" w:line="240" w:lineRule="auto"/>
+            </w:pPr>
+            <w:r>
+              <w:rPr>
+                <w:rFonts w:ascii="Arial" w:hAnsi="Arial"/>
                 <w:sz w:val="16"/>
               </w:rPr>
               <w:t>Slides; Reading; Starter Workbook</w:t>
+            </w:r>
+            <w:r>
+              <w:rPr>
+                <w:rFonts w:ascii="Arial" w:hAnsi="Arial"/>
+                <w:sz w:val="16"/>
+              </w:rPr>
               <w:br/>
               <w:t>Status: Coming Soon</w:t>
             </w:r>
@@ -3721,22 +3682,20 @@
       <w:tr>
         <w:tc>
           <w:tcPr>
-            <w:tcW w:type="dxa" w:w="792"/>
-            <w:vAlign w:val="center"/>
-            <w:tcMar>
-              <w:top w:w="90" w:type="dxa"/>
-              <w:start w:w="90" w:type="dxa"/>
-              <w:bottom w:w="90" w:type="dxa"/>
-              <w:end w:w="90" w:type="dxa"/>
-            </w:tcMar>
-            <w:tcBorders>
-              <w:top w:val="single" w:sz="4" w:space="0" w:color="B7C9D9"/>
-              <w:start w:val="single" w:sz="4" w:space="0" w:color="B7C9D9"/>
-              <w:bottom w:val="single" w:sz="4" w:space="0" w:color="B7C9D9"/>
-              <w:end w:val="single" w:sz="4" w:space="0" w:color="B7C9D9"/>
-              <w:insideH w:val="single" w:sz="4" w:space="0" w:color="B7C9D9"/>
-              <w:insideV w:val="single" w:sz="4" w:space="0" w:color="B7C9D9"/>
-            </w:tcBorders>
+            <w:tcW w:w="792" w:type="dxa"/>
+            <w:tcBorders>
+              <w:top w:val="single" w:sz="4" w:space="0" w:color="B7C9D9"/>
+              <w:left w:val="single" w:sz="4" w:space="0" w:color="B7C9D9"/>
+              <w:bottom w:val="single" w:sz="4" w:space="0" w:color="B7C9D9"/>
+              <w:right w:val="single" w:sz="4" w:space="0" w:color="B7C9D9"/>
+            </w:tcBorders>
+            <w:tcMar>
+              <w:top w:w="90" w:type="dxa"/>
+              <w:left w:w="90" w:type="dxa"/>
+              <w:bottom w:w="90" w:type="dxa"/>
+              <w:right w:w="90" w:type="dxa"/>
+            </w:tcMar>
+            <w:vAlign w:val="center"/>
           </w:tcPr>
           <w:p>
             <w:pPr>
@@ -3746,7 +3705,6 @@
             <w:r>
               <w:rPr>
                 <w:rFonts w:ascii="Arial" w:hAnsi="Arial"/>
-                <w:b w:val="0"/>
                 <w:sz w:val="16"/>
               </w:rPr>
               <w:t>16</w:t>
@@ -3755,31 +3713,28 @@
         </w:tc>
         <w:tc>
           <w:tcPr>
-            <w:tcW w:type="dxa" w:w="3528"/>
-            <w:vAlign w:val="center"/>
-            <w:tcMar>
-              <w:top w:w="90" w:type="dxa"/>
-              <w:start w:w="90" w:type="dxa"/>
-              <w:bottom w:w="90" w:type="dxa"/>
-              <w:end w:w="90" w:type="dxa"/>
-            </w:tcMar>
-            <w:tcBorders>
-              <w:top w:val="single" w:sz="4" w:space="0" w:color="B7C9D9"/>
-              <w:start w:val="single" w:sz="4" w:space="0" w:color="B7C9D9"/>
-              <w:bottom w:val="single" w:sz="4" w:space="0" w:color="B7C9D9"/>
-              <w:end w:val="single" w:sz="4" w:space="0" w:color="B7C9D9"/>
-              <w:insideH w:val="single" w:sz="4" w:space="0" w:color="B7C9D9"/>
-              <w:insideV w:val="single" w:sz="4" w:space="0" w:color="B7C9D9"/>
-            </w:tcBorders>
-          </w:tcPr>
-          <w:p>
-            <w:pPr>
-              <w:spacing w:after="0" w:line="240" w:lineRule="auto"/>
-            </w:pPr>
-            <w:r>
-              <w:rPr>
-                <w:rFonts w:ascii="Arial" w:hAnsi="Arial"/>
-                <w:b w:val="0"/>
+            <w:tcW w:w="3528" w:type="dxa"/>
+            <w:tcBorders>
+              <w:top w:val="single" w:sz="4" w:space="0" w:color="B7C9D9"/>
+              <w:left w:val="single" w:sz="4" w:space="0" w:color="B7C9D9"/>
+              <w:bottom w:val="single" w:sz="4" w:space="0" w:color="B7C9D9"/>
+              <w:right w:val="single" w:sz="4" w:space="0" w:color="B7C9D9"/>
+            </w:tcBorders>
+            <w:tcMar>
+              <w:top w:w="90" w:type="dxa"/>
+              <w:left w:w="90" w:type="dxa"/>
+              <w:bottom w:w="90" w:type="dxa"/>
+              <w:right w:w="90" w:type="dxa"/>
+            </w:tcMar>
+            <w:vAlign w:val="center"/>
+          </w:tcPr>
+          <w:p>
+            <w:pPr>
+              <w:spacing w:after="0" w:line="240" w:lineRule="auto"/>
+            </w:pPr>
+            <w:r>
+              <w:rPr>
+                <w:rFonts w:ascii="Arial" w:hAnsi="Arial"/>
                 <w:sz w:val="16"/>
               </w:rPr>
               <w:t>Excel M01: Creating and Editing Worksheets</w:t>
@@ -3788,34 +3743,37 @@
         </w:tc>
         <w:tc>
           <w:tcPr>
-            <w:tcW w:type="dxa" w:w="3240"/>
-            <w:vAlign w:val="center"/>
-            <w:tcMar>
-              <w:top w:w="90" w:type="dxa"/>
-              <w:start w:w="90" w:type="dxa"/>
-              <w:bottom w:w="90" w:type="dxa"/>
-              <w:end w:w="90" w:type="dxa"/>
-            </w:tcMar>
-            <w:tcBorders>
-              <w:top w:val="single" w:sz="4" w:space="0" w:color="B7C9D9"/>
-              <w:start w:val="single" w:sz="4" w:space="0" w:color="B7C9D9"/>
-              <w:bottom w:val="single" w:sz="4" w:space="0" w:color="B7C9D9"/>
-              <w:end w:val="single" w:sz="4" w:space="0" w:color="B7C9D9"/>
-              <w:insideH w:val="single" w:sz="4" w:space="0" w:color="B7C9D9"/>
-              <w:insideV w:val="single" w:sz="4" w:space="0" w:color="B7C9D9"/>
-            </w:tcBorders>
-          </w:tcPr>
-          <w:p>
-            <w:pPr>
-              <w:spacing w:after="0" w:line="240" w:lineRule="auto"/>
-            </w:pPr>
-            <w:r>
-              <w:rPr>
-                <w:rFonts w:ascii="Arial" w:hAnsi="Arial"/>
-                <w:b w:val="0"/>
+            <w:tcW w:w="3240" w:type="dxa"/>
+            <w:tcBorders>
+              <w:top w:val="single" w:sz="4" w:space="0" w:color="B7C9D9"/>
+              <w:left w:val="single" w:sz="4" w:space="0" w:color="B7C9D9"/>
+              <w:bottom w:val="single" w:sz="4" w:space="0" w:color="B7C9D9"/>
+              <w:right w:val="single" w:sz="4" w:space="0" w:color="B7C9D9"/>
+            </w:tcBorders>
+            <w:tcMar>
+              <w:top w:w="90" w:type="dxa"/>
+              <w:left w:w="90" w:type="dxa"/>
+              <w:bottom w:w="90" w:type="dxa"/>
+              <w:right w:w="90" w:type="dxa"/>
+            </w:tcMar>
+            <w:vAlign w:val="center"/>
+          </w:tcPr>
+          <w:p>
+            <w:pPr>
+              <w:spacing w:after="0" w:line="240" w:lineRule="auto"/>
+            </w:pPr>
+            <w:r>
+              <w:rPr>
+                <w:rFonts w:ascii="Arial" w:hAnsi="Arial"/>
                 <w:sz w:val="16"/>
               </w:rPr>
               <w:t>Tidal Goods Co.</w:t>
+            </w:r>
+            <w:r>
+              <w:rPr>
+                <w:rFonts w:ascii="Arial" w:hAnsi="Arial"/>
+                <w:sz w:val="16"/>
+              </w:rPr>
               <w:br/>
               <w:t>Skills: Workbook setup, Worksheet editing</w:t>
             </w:r>
@@ -3823,34 +3781,37 @@
         </w:tc>
         <w:tc>
           <w:tcPr>
-            <w:tcW w:type="dxa" w:w="2520"/>
-            <w:vAlign w:val="center"/>
-            <w:tcMar>
-              <w:top w:w="90" w:type="dxa"/>
-              <w:start w:w="90" w:type="dxa"/>
-              <w:bottom w:w="90" w:type="dxa"/>
-              <w:end w:w="90" w:type="dxa"/>
-            </w:tcMar>
-            <w:tcBorders>
-              <w:top w:val="single" w:sz="4" w:space="0" w:color="B7C9D9"/>
-              <w:start w:val="single" w:sz="4" w:space="0" w:color="B7C9D9"/>
-              <w:bottom w:val="single" w:sz="4" w:space="0" w:color="B7C9D9"/>
-              <w:end w:val="single" w:sz="4" w:space="0" w:color="B7C9D9"/>
-              <w:insideH w:val="single" w:sz="4" w:space="0" w:color="B7C9D9"/>
-              <w:insideV w:val="single" w:sz="4" w:space="0" w:color="B7C9D9"/>
-            </w:tcBorders>
-          </w:tcPr>
-          <w:p>
-            <w:pPr>
-              <w:spacing w:after="0" w:line="240" w:lineRule="auto"/>
-            </w:pPr>
-            <w:r>
-              <w:rPr>
-                <w:rFonts w:ascii="Arial" w:hAnsi="Arial"/>
-                <w:b w:val="0"/>
+            <w:tcW w:w="2520" w:type="dxa"/>
+            <w:tcBorders>
+              <w:top w:val="single" w:sz="4" w:space="0" w:color="B7C9D9"/>
+              <w:left w:val="single" w:sz="4" w:space="0" w:color="B7C9D9"/>
+              <w:bottom w:val="single" w:sz="4" w:space="0" w:color="B7C9D9"/>
+              <w:right w:val="single" w:sz="4" w:space="0" w:color="B7C9D9"/>
+            </w:tcBorders>
+            <w:tcMar>
+              <w:top w:w="90" w:type="dxa"/>
+              <w:left w:w="90" w:type="dxa"/>
+              <w:bottom w:w="90" w:type="dxa"/>
+              <w:right w:w="90" w:type="dxa"/>
+            </w:tcMar>
+            <w:vAlign w:val="center"/>
+          </w:tcPr>
+          <w:p>
+            <w:pPr>
+              <w:spacing w:after="0" w:line="240" w:lineRule="auto"/>
+            </w:pPr>
+            <w:r>
+              <w:rPr>
+                <w:rFonts w:ascii="Arial" w:hAnsi="Arial"/>
                 <w:sz w:val="16"/>
               </w:rPr>
               <w:t>Slides; Reading; Starter Workbook; Interactive Practice</w:t>
+            </w:r>
+            <w:r>
+              <w:rPr>
+                <w:rFonts w:ascii="Arial" w:hAnsi="Arial"/>
+                <w:sz w:val="16"/>
+              </w:rPr>
               <w:br/>
               <w:t>Status: Live</w:t>
             </w:r>
@@ -3860,22 +3821,20 @@
       <w:tr>
         <w:tc>
           <w:tcPr>
-            <w:tcW w:type="dxa" w:w="792"/>
-            <w:vAlign w:val="center"/>
-            <w:tcMar>
-              <w:top w:w="90" w:type="dxa"/>
-              <w:start w:w="90" w:type="dxa"/>
-              <w:bottom w:w="90" w:type="dxa"/>
-              <w:end w:w="90" w:type="dxa"/>
-            </w:tcMar>
-            <w:tcBorders>
-              <w:top w:val="single" w:sz="4" w:space="0" w:color="B7C9D9"/>
-              <w:start w:val="single" w:sz="4" w:space="0" w:color="B7C9D9"/>
-              <w:bottom w:val="single" w:sz="4" w:space="0" w:color="B7C9D9"/>
-              <w:end w:val="single" w:sz="4" w:space="0" w:color="B7C9D9"/>
-              <w:insideH w:val="single" w:sz="4" w:space="0" w:color="B7C9D9"/>
-              <w:insideV w:val="single" w:sz="4" w:space="0" w:color="B7C9D9"/>
-            </w:tcBorders>
+            <w:tcW w:w="792" w:type="dxa"/>
+            <w:tcBorders>
+              <w:top w:val="single" w:sz="4" w:space="0" w:color="B7C9D9"/>
+              <w:left w:val="single" w:sz="4" w:space="0" w:color="B7C9D9"/>
+              <w:bottom w:val="single" w:sz="4" w:space="0" w:color="B7C9D9"/>
+              <w:right w:val="single" w:sz="4" w:space="0" w:color="B7C9D9"/>
+            </w:tcBorders>
+            <w:tcMar>
+              <w:top w:w="90" w:type="dxa"/>
+              <w:left w:w="90" w:type="dxa"/>
+              <w:bottom w:w="90" w:type="dxa"/>
+              <w:right w:w="90" w:type="dxa"/>
+            </w:tcMar>
+            <w:vAlign w:val="center"/>
           </w:tcPr>
           <w:p>
             <w:pPr>
@@ -3885,7 +3844,6 @@
             <w:r>
               <w:rPr>
                 <w:rFonts w:ascii="Arial" w:hAnsi="Arial"/>
-                <w:b w:val="0"/>
                 <w:sz w:val="16"/>
               </w:rPr>
               <w:t>17</w:t>
@@ -3894,31 +3852,28 @@
         </w:tc>
         <w:tc>
           <w:tcPr>
-            <w:tcW w:type="dxa" w:w="3528"/>
-            <w:vAlign w:val="center"/>
-            <w:tcMar>
-              <w:top w:w="90" w:type="dxa"/>
-              <w:start w:w="90" w:type="dxa"/>
-              <w:bottom w:w="90" w:type="dxa"/>
-              <w:end w:w="90" w:type="dxa"/>
-            </w:tcMar>
-            <w:tcBorders>
-              <w:top w:val="single" w:sz="4" w:space="0" w:color="B7C9D9"/>
-              <w:start w:val="single" w:sz="4" w:space="0" w:color="B7C9D9"/>
-              <w:bottom w:val="single" w:sz="4" w:space="0" w:color="B7C9D9"/>
-              <w:end w:val="single" w:sz="4" w:space="0" w:color="B7C9D9"/>
-              <w:insideH w:val="single" w:sz="4" w:space="0" w:color="B7C9D9"/>
-              <w:insideV w:val="single" w:sz="4" w:space="0" w:color="B7C9D9"/>
-            </w:tcBorders>
-          </w:tcPr>
-          <w:p>
-            <w:pPr>
-              <w:spacing w:after="0" w:line="240" w:lineRule="auto"/>
-            </w:pPr>
-            <w:r>
-              <w:rPr>
-                <w:rFonts w:ascii="Arial" w:hAnsi="Arial"/>
-                <w:b w:val="0"/>
+            <w:tcW w:w="3528" w:type="dxa"/>
+            <w:tcBorders>
+              <w:top w:val="single" w:sz="4" w:space="0" w:color="B7C9D9"/>
+              <w:left w:val="single" w:sz="4" w:space="0" w:color="B7C9D9"/>
+              <w:bottom w:val="single" w:sz="4" w:space="0" w:color="B7C9D9"/>
+              <w:right w:val="single" w:sz="4" w:space="0" w:color="B7C9D9"/>
+            </w:tcBorders>
+            <w:tcMar>
+              <w:top w:w="90" w:type="dxa"/>
+              <w:left w:w="90" w:type="dxa"/>
+              <w:bottom w:w="90" w:type="dxa"/>
+              <w:right w:w="90" w:type="dxa"/>
+            </w:tcMar>
+            <w:vAlign w:val="center"/>
+          </w:tcPr>
+          <w:p>
+            <w:pPr>
+              <w:spacing w:after="0" w:line="240" w:lineRule="auto"/>
+            </w:pPr>
+            <w:r>
+              <w:rPr>
+                <w:rFonts w:ascii="Arial" w:hAnsi="Arial"/>
                 <w:sz w:val="16"/>
               </w:rPr>
               <w:t>Excel M02: Formatting and Organizing Worksheets</w:t>
@@ -3927,34 +3882,37 @@
         </w:tc>
         <w:tc>
           <w:tcPr>
-            <w:tcW w:type="dxa" w:w="3240"/>
-            <w:vAlign w:val="center"/>
-            <w:tcMar>
-              <w:top w:w="90" w:type="dxa"/>
-              <w:start w:w="90" w:type="dxa"/>
-              <w:bottom w:w="90" w:type="dxa"/>
-              <w:end w:w="90" w:type="dxa"/>
-            </w:tcMar>
-            <w:tcBorders>
-              <w:top w:val="single" w:sz="4" w:space="0" w:color="B7C9D9"/>
-              <w:start w:val="single" w:sz="4" w:space="0" w:color="B7C9D9"/>
-              <w:bottom w:val="single" w:sz="4" w:space="0" w:color="B7C9D9"/>
-              <w:end w:val="single" w:sz="4" w:space="0" w:color="B7C9D9"/>
-              <w:insideH w:val="single" w:sz="4" w:space="0" w:color="B7C9D9"/>
-              <w:insideV w:val="single" w:sz="4" w:space="0" w:color="B7C9D9"/>
-            </w:tcBorders>
-          </w:tcPr>
-          <w:p>
-            <w:pPr>
-              <w:spacing w:after="0" w:line="240" w:lineRule="auto"/>
-            </w:pPr>
-            <w:r>
-              <w:rPr>
-                <w:rFonts w:ascii="Arial" w:hAnsi="Arial"/>
-                <w:b w:val="0"/>
+            <w:tcW w:w="3240" w:type="dxa"/>
+            <w:tcBorders>
+              <w:top w:val="single" w:sz="4" w:space="0" w:color="B7C9D9"/>
+              <w:left w:val="single" w:sz="4" w:space="0" w:color="B7C9D9"/>
+              <w:bottom w:val="single" w:sz="4" w:space="0" w:color="B7C9D9"/>
+              <w:right w:val="single" w:sz="4" w:space="0" w:color="B7C9D9"/>
+            </w:tcBorders>
+            <w:tcMar>
+              <w:top w:w="90" w:type="dxa"/>
+              <w:left w:w="90" w:type="dxa"/>
+              <w:bottom w:w="90" w:type="dxa"/>
+              <w:right w:w="90" w:type="dxa"/>
+            </w:tcMar>
+            <w:vAlign w:val="center"/>
+          </w:tcPr>
+          <w:p>
+            <w:pPr>
+              <w:spacing w:after="0" w:line="240" w:lineRule="auto"/>
+            </w:pPr>
+            <w:r>
+              <w:rPr>
+                <w:rFonts w:ascii="Arial" w:hAnsi="Arial"/>
                 <w:sz w:val="16"/>
               </w:rPr>
               <w:t>Tidal Goods Co.</w:t>
+            </w:r>
+            <w:r>
+              <w:rPr>
+                <w:rFonts w:ascii="Arial" w:hAnsi="Arial"/>
+                <w:sz w:val="16"/>
+              </w:rPr>
               <w:br/>
               <w:t>Skills: Worksheet formatting, Data organization, Audit-friendly design</w:t>
             </w:r>
@@ -3962,34 +3920,37 @@
         </w:tc>
         <w:tc>
           <w:tcPr>
-            <w:tcW w:type="dxa" w:w="2520"/>
-            <w:vAlign w:val="center"/>
-            <w:tcMar>
-              <w:top w:w="90" w:type="dxa"/>
-              <w:start w:w="90" w:type="dxa"/>
-              <w:bottom w:w="90" w:type="dxa"/>
-              <w:end w:w="90" w:type="dxa"/>
-            </w:tcMar>
-            <w:tcBorders>
-              <w:top w:val="single" w:sz="4" w:space="0" w:color="B7C9D9"/>
-              <w:start w:val="single" w:sz="4" w:space="0" w:color="B7C9D9"/>
-              <w:bottom w:val="single" w:sz="4" w:space="0" w:color="B7C9D9"/>
-              <w:end w:val="single" w:sz="4" w:space="0" w:color="B7C9D9"/>
-              <w:insideH w:val="single" w:sz="4" w:space="0" w:color="B7C9D9"/>
-              <w:insideV w:val="single" w:sz="4" w:space="0" w:color="B7C9D9"/>
-            </w:tcBorders>
-          </w:tcPr>
-          <w:p>
-            <w:pPr>
-              <w:spacing w:after="0" w:line="240" w:lineRule="auto"/>
-            </w:pPr>
-            <w:r>
-              <w:rPr>
-                <w:rFonts w:ascii="Arial" w:hAnsi="Arial"/>
-                <w:b w:val="0"/>
+            <w:tcW w:w="2520" w:type="dxa"/>
+            <w:tcBorders>
+              <w:top w:val="single" w:sz="4" w:space="0" w:color="B7C9D9"/>
+              <w:left w:val="single" w:sz="4" w:space="0" w:color="B7C9D9"/>
+              <w:bottom w:val="single" w:sz="4" w:space="0" w:color="B7C9D9"/>
+              <w:right w:val="single" w:sz="4" w:space="0" w:color="B7C9D9"/>
+            </w:tcBorders>
+            <w:tcMar>
+              <w:top w:w="90" w:type="dxa"/>
+              <w:left w:w="90" w:type="dxa"/>
+              <w:bottom w:w="90" w:type="dxa"/>
+              <w:right w:w="90" w:type="dxa"/>
+            </w:tcMar>
+            <w:vAlign w:val="center"/>
+          </w:tcPr>
+          <w:p>
+            <w:pPr>
+              <w:spacing w:after="0" w:line="240" w:lineRule="auto"/>
+            </w:pPr>
+            <w:r>
+              <w:rPr>
+                <w:rFonts w:ascii="Arial" w:hAnsi="Arial"/>
                 <w:sz w:val="16"/>
               </w:rPr>
               <w:t>Slides; Reading; Starter Workbook</w:t>
+            </w:r>
+            <w:r>
+              <w:rPr>
+                <w:rFonts w:ascii="Arial" w:hAnsi="Arial"/>
+                <w:sz w:val="16"/>
+              </w:rPr>
               <w:br/>
               <w:t>Status: Live</w:t>
             </w:r>
@@ -3999,22 +3960,20 @@
       <w:tr>
         <w:tc>
           <w:tcPr>
-            <w:tcW w:type="dxa" w:w="792"/>
-            <w:vAlign w:val="center"/>
-            <w:tcMar>
-              <w:top w:w="90" w:type="dxa"/>
-              <w:start w:w="90" w:type="dxa"/>
-              <w:bottom w:w="90" w:type="dxa"/>
-              <w:end w:w="90" w:type="dxa"/>
-            </w:tcMar>
-            <w:tcBorders>
-              <w:top w:val="single" w:sz="4" w:space="0" w:color="B7C9D9"/>
-              <w:start w:val="single" w:sz="4" w:space="0" w:color="B7C9D9"/>
-              <w:bottom w:val="single" w:sz="4" w:space="0" w:color="B7C9D9"/>
-              <w:end w:val="single" w:sz="4" w:space="0" w:color="B7C9D9"/>
-              <w:insideH w:val="single" w:sz="4" w:space="0" w:color="B7C9D9"/>
-              <w:insideV w:val="single" w:sz="4" w:space="0" w:color="B7C9D9"/>
-            </w:tcBorders>
+            <w:tcW w:w="792" w:type="dxa"/>
+            <w:tcBorders>
+              <w:top w:val="single" w:sz="4" w:space="0" w:color="B7C9D9"/>
+              <w:left w:val="single" w:sz="4" w:space="0" w:color="B7C9D9"/>
+              <w:bottom w:val="single" w:sz="4" w:space="0" w:color="B7C9D9"/>
+              <w:right w:val="single" w:sz="4" w:space="0" w:color="B7C9D9"/>
+            </w:tcBorders>
+            <w:tcMar>
+              <w:top w:w="90" w:type="dxa"/>
+              <w:left w:w="90" w:type="dxa"/>
+              <w:bottom w:w="90" w:type="dxa"/>
+              <w:right w:w="90" w:type="dxa"/>
+            </w:tcMar>
+            <w:vAlign w:val="center"/>
           </w:tcPr>
           <w:p>
             <w:pPr>
@@ -4024,7 +3983,6 @@
             <w:r>
               <w:rPr>
                 <w:rFonts w:ascii="Arial" w:hAnsi="Arial"/>
-                <w:b w:val="0"/>
                 <w:sz w:val="16"/>
               </w:rPr>
               <w:t>18</w:t>
@@ -4033,31 +3991,28 @@
         </w:tc>
         <w:tc>
           <w:tcPr>
-            <w:tcW w:type="dxa" w:w="3528"/>
-            <w:vAlign w:val="center"/>
-            <w:tcMar>
-              <w:top w:w="90" w:type="dxa"/>
-              <w:start w:w="90" w:type="dxa"/>
-              <w:bottom w:w="90" w:type="dxa"/>
-              <w:end w:w="90" w:type="dxa"/>
-            </w:tcMar>
-            <w:tcBorders>
-              <w:top w:val="single" w:sz="4" w:space="0" w:color="B7C9D9"/>
-              <w:start w:val="single" w:sz="4" w:space="0" w:color="B7C9D9"/>
-              <w:bottom w:val="single" w:sz="4" w:space="0" w:color="B7C9D9"/>
-              <w:end w:val="single" w:sz="4" w:space="0" w:color="B7C9D9"/>
-              <w:insideH w:val="single" w:sz="4" w:space="0" w:color="B7C9D9"/>
-              <w:insideV w:val="single" w:sz="4" w:space="0" w:color="B7C9D9"/>
-            </w:tcBorders>
-          </w:tcPr>
-          <w:p>
-            <w:pPr>
-              <w:spacing w:after="0" w:line="240" w:lineRule="auto"/>
-            </w:pPr>
-            <w:r>
-              <w:rPr>
-                <w:rFonts w:ascii="Arial" w:hAnsi="Arial"/>
-                <w:b w:val="0"/>
+            <w:tcW w:w="3528" w:type="dxa"/>
+            <w:tcBorders>
+              <w:top w:val="single" w:sz="4" w:space="0" w:color="B7C9D9"/>
+              <w:left w:val="single" w:sz="4" w:space="0" w:color="B7C9D9"/>
+              <w:bottom w:val="single" w:sz="4" w:space="0" w:color="B7C9D9"/>
+              <w:right w:val="single" w:sz="4" w:space="0" w:color="B7C9D9"/>
+            </w:tcBorders>
+            <w:tcMar>
+              <w:top w:w="90" w:type="dxa"/>
+              <w:left w:w="90" w:type="dxa"/>
+              <w:bottom w:w="90" w:type="dxa"/>
+              <w:right w:w="90" w:type="dxa"/>
+            </w:tcMar>
+            <w:vAlign w:val="center"/>
+          </w:tcPr>
+          <w:p>
+            <w:pPr>
+              <w:spacing w:after="0" w:line="240" w:lineRule="auto"/>
+            </w:pPr>
+            <w:r>
+              <w:rPr>
+                <w:rFonts w:ascii="Arial" w:hAnsi="Arial"/>
                 <w:sz w:val="16"/>
               </w:rPr>
               <w:t>Excel M03: Aggregate Functions and Data Analysis</w:t>
@@ -4066,34 +4021,37 @@
         </w:tc>
         <w:tc>
           <w:tcPr>
-            <w:tcW w:type="dxa" w:w="3240"/>
-            <w:vAlign w:val="center"/>
-            <w:tcMar>
-              <w:top w:w="90" w:type="dxa"/>
-              <w:start w:w="90" w:type="dxa"/>
-              <w:bottom w:w="90" w:type="dxa"/>
-              <w:end w:w="90" w:type="dxa"/>
-            </w:tcMar>
-            <w:tcBorders>
-              <w:top w:val="single" w:sz="4" w:space="0" w:color="B7C9D9"/>
-              <w:start w:val="single" w:sz="4" w:space="0" w:color="B7C9D9"/>
-              <w:bottom w:val="single" w:sz="4" w:space="0" w:color="B7C9D9"/>
-              <w:end w:val="single" w:sz="4" w:space="0" w:color="B7C9D9"/>
-              <w:insideH w:val="single" w:sz="4" w:space="0" w:color="B7C9D9"/>
-              <w:insideV w:val="single" w:sz="4" w:space="0" w:color="B7C9D9"/>
-            </w:tcBorders>
-          </w:tcPr>
-          <w:p>
-            <w:pPr>
-              <w:spacing w:after="0" w:line="240" w:lineRule="auto"/>
-            </w:pPr>
-            <w:r>
-              <w:rPr>
-                <w:rFonts w:ascii="Arial" w:hAnsi="Arial"/>
-                <w:b w:val="0"/>
+            <w:tcW w:w="3240" w:type="dxa"/>
+            <w:tcBorders>
+              <w:top w:val="single" w:sz="4" w:space="0" w:color="B7C9D9"/>
+              <w:left w:val="single" w:sz="4" w:space="0" w:color="B7C9D9"/>
+              <w:bottom w:val="single" w:sz="4" w:space="0" w:color="B7C9D9"/>
+              <w:right w:val="single" w:sz="4" w:space="0" w:color="B7C9D9"/>
+            </w:tcBorders>
+            <w:tcMar>
+              <w:top w:w="90" w:type="dxa"/>
+              <w:left w:w="90" w:type="dxa"/>
+              <w:bottom w:w="90" w:type="dxa"/>
+              <w:right w:w="90" w:type="dxa"/>
+            </w:tcMar>
+            <w:vAlign w:val="center"/>
+          </w:tcPr>
+          <w:p>
+            <w:pPr>
+              <w:spacing w:after="0" w:line="240" w:lineRule="auto"/>
+            </w:pPr>
+            <w:r>
+              <w:rPr>
+                <w:rFonts w:ascii="Arial" w:hAnsi="Arial"/>
                 <w:sz w:val="16"/>
               </w:rPr>
               <w:t>Anchor &amp; Oak Events</w:t>
+            </w:r>
+            <w:r>
+              <w:rPr>
+                <w:rFonts w:ascii="Arial" w:hAnsi="Arial"/>
+                <w:sz w:val="16"/>
+              </w:rPr>
               <w:br/>
               <w:t>Skills: Aggregate functions, Cell references, Business data analysis</w:t>
             </w:r>
@@ -4101,34 +4059,37 @@
         </w:tc>
         <w:tc>
           <w:tcPr>
-            <w:tcW w:type="dxa" w:w="2520"/>
-            <w:vAlign w:val="center"/>
-            <w:tcMar>
-              <w:top w:w="90" w:type="dxa"/>
-              <w:start w:w="90" w:type="dxa"/>
-              <w:bottom w:w="90" w:type="dxa"/>
-              <w:end w:w="90" w:type="dxa"/>
-            </w:tcMar>
-            <w:tcBorders>
-              <w:top w:val="single" w:sz="4" w:space="0" w:color="B7C9D9"/>
-              <w:start w:val="single" w:sz="4" w:space="0" w:color="B7C9D9"/>
-              <w:bottom w:val="single" w:sz="4" w:space="0" w:color="B7C9D9"/>
-              <w:end w:val="single" w:sz="4" w:space="0" w:color="B7C9D9"/>
-              <w:insideH w:val="single" w:sz="4" w:space="0" w:color="B7C9D9"/>
-              <w:insideV w:val="single" w:sz="4" w:space="0" w:color="B7C9D9"/>
-            </w:tcBorders>
-          </w:tcPr>
-          <w:p>
-            <w:pPr>
-              <w:spacing w:after="0" w:line="240" w:lineRule="auto"/>
-            </w:pPr>
-            <w:r>
-              <w:rPr>
-                <w:rFonts w:ascii="Arial" w:hAnsi="Arial"/>
-                <w:b w:val="0"/>
+            <w:tcW w:w="2520" w:type="dxa"/>
+            <w:tcBorders>
+              <w:top w:val="single" w:sz="4" w:space="0" w:color="B7C9D9"/>
+              <w:left w:val="single" w:sz="4" w:space="0" w:color="B7C9D9"/>
+              <w:bottom w:val="single" w:sz="4" w:space="0" w:color="B7C9D9"/>
+              <w:right w:val="single" w:sz="4" w:space="0" w:color="B7C9D9"/>
+            </w:tcBorders>
+            <w:tcMar>
+              <w:top w:w="90" w:type="dxa"/>
+              <w:left w:w="90" w:type="dxa"/>
+              <w:bottom w:w="90" w:type="dxa"/>
+              <w:right w:w="90" w:type="dxa"/>
+            </w:tcMar>
+            <w:vAlign w:val="center"/>
+          </w:tcPr>
+          <w:p>
+            <w:pPr>
+              <w:spacing w:after="0" w:line="240" w:lineRule="auto"/>
+            </w:pPr>
+            <w:r>
+              <w:rPr>
+                <w:rFonts w:ascii="Arial" w:hAnsi="Arial"/>
                 <w:sz w:val="16"/>
               </w:rPr>
               <w:t>Starter Workbook</w:t>
+            </w:r>
+            <w:r>
+              <w:rPr>
+                <w:rFonts w:ascii="Arial" w:hAnsi="Arial"/>
+                <w:sz w:val="16"/>
+              </w:rPr>
               <w:br/>
               <w:t>Status: In Progress</w:t>
             </w:r>
@@ -4138,22 +4099,20 @@
       <w:tr>
         <w:tc>
           <w:tcPr>
-            <w:tcW w:type="dxa" w:w="792"/>
-            <w:vAlign w:val="center"/>
-            <w:tcMar>
-              <w:top w:w="90" w:type="dxa"/>
-              <w:start w:w="90" w:type="dxa"/>
-              <w:bottom w:w="90" w:type="dxa"/>
-              <w:end w:w="90" w:type="dxa"/>
-            </w:tcMar>
-            <w:tcBorders>
-              <w:top w:val="single" w:sz="4" w:space="0" w:color="B7C9D9"/>
-              <w:start w:val="single" w:sz="4" w:space="0" w:color="B7C9D9"/>
-              <w:bottom w:val="single" w:sz="4" w:space="0" w:color="B7C9D9"/>
-              <w:end w:val="single" w:sz="4" w:space="0" w:color="B7C9D9"/>
-              <w:insideH w:val="single" w:sz="4" w:space="0" w:color="B7C9D9"/>
-              <w:insideV w:val="single" w:sz="4" w:space="0" w:color="B7C9D9"/>
-            </w:tcBorders>
+            <w:tcW w:w="792" w:type="dxa"/>
+            <w:tcBorders>
+              <w:top w:val="single" w:sz="4" w:space="0" w:color="B7C9D9"/>
+              <w:left w:val="single" w:sz="4" w:space="0" w:color="B7C9D9"/>
+              <w:bottom w:val="single" w:sz="4" w:space="0" w:color="B7C9D9"/>
+              <w:right w:val="single" w:sz="4" w:space="0" w:color="B7C9D9"/>
+            </w:tcBorders>
+            <w:tcMar>
+              <w:top w:w="90" w:type="dxa"/>
+              <w:left w:w="90" w:type="dxa"/>
+              <w:bottom w:w="90" w:type="dxa"/>
+              <w:right w:w="90" w:type="dxa"/>
+            </w:tcMar>
+            <w:vAlign w:val="center"/>
           </w:tcPr>
           <w:p>
             <w:pPr>
@@ -4163,7 +4122,6 @@
             <w:r>
               <w:rPr>
                 <w:rFonts w:ascii="Arial" w:hAnsi="Arial"/>
-                <w:b w:val="0"/>
                 <w:sz w:val="16"/>
               </w:rPr>
               <w:t>19</w:t>
@@ -4172,31 +4130,28 @@
         </w:tc>
         <w:tc>
           <w:tcPr>
-            <w:tcW w:type="dxa" w:w="3528"/>
-            <w:vAlign w:val="center"/>
-            <w:tcMar>
-              <w:top w:w="90" w:type="dxa"/>
-              <w:start w:w="90" w:type="dxa"/>
-              <w:bottom w:w="90" w:type="dxa"/>
-              <w:end w:w="90" w:type="dxa"/>
-            </w:tcMar>
-            <w:tcBorders>
-              <w:top w:val="single" w:sz="4" w:space="0" w:color="B7C9D9"/>
-              <w:start w:val="single" w:sz="4" w:space="0" w:color="B7C9D9"/>
-              <w:bottom w:val="single" w:sz="4" w:space="0" w:color="B7C9D9"/>
-              <w:end w:val="single" w:sz="4" w:space="0" w:color="B7C9D9"/>
-              <w:insideH w:val="single" w:sz="4" w:space="0" w:color="B7C9D9"/>
-              <w:insideV w:val="single" w:sz="4" w:space="0" w:color="B7C9D9"/>
-            </w:tcBorders>
-          </w:tcPr>
-          <w:p>
-            <w:pPr>
-              <w:spacing w:after="0" w:line="240" w:lineRule="auto"/>
-            </w:pPr>
-            <w:r>
-              <w:rPr>
-                <w:rFonts w:ascii="Arial" w:hAnsi="Arial"/>
-                <w:b w:val="0"/>
+            <w:tcW w:w="3528" w:type="dxa"/>
+            <w:tcBorders>
+              <w:top w:val="single" w:sz="4" w:space="0" w:color="B7C9D9"/>
+              <w:left w:val="single" w:sz="4" w:space="0" w:color="B7C9D9"/>
+              <w:bottom w:val="single" w:sz="4" w:space="0" w:color="B7C9D9"/>
+              <w:right w:val="single" w:sz="4" w:space="0" w:color="B7C9D9"/>
+            </w:tcBorders>
+            <w:tcMar>
+              <w:top w:w="90" w:type="dxa"/>
+              <w:left w:w="90" w:type="dxa"/>
+              <w:bottom w:w="90" w:type="dxa"/>
+              <w:right w:w="90" w:type="dxa"/>
+            </w:tcMar>
+            <w:vAlign w:val="center"/>
+          </w:tcPr>
+          <w:p>
+            <w:pPr>
+              <w:spacing w:after="0" w:line="240" w:lineRule="auto"/>
+            </w:pPr>
+            <w:r>
+              <w:rPr>
+                <w:rFonts w:ascii="Arial" w:hAnsi="Arial"/>
                 <w:sz w:val="16"/>
               </w:rPr>
               <w:t>Excel M04: Charts and Data Visualization</w:t>
@@ -4205,34 +4160,37 @@
         </w:tc>
         <w:tc>
           <w:tcPr>
-            <w:tcW w:type="dxa" w:w="3240"/>
-            <w:vAlign w:val="center"/>
-            <w:tcMar>
-              <w:top w:w="90" w:type="dxa"/>
-              <w:start w:w="90" w:type="dxa"/>
-              <w:bottom w:w="90" w:type="dxa"/>
-              <w:end w:w="90" w:type="dxa"/>
-            </w:tcMar>
-            <w:tcBorders>
-              <w:top w:val="single" w:sz="4" w:space="0" w:color="B7C9D9"/>
-              <w:start w:val="single" w:sz="4" w:space="0" w:color="B7C9D9"/>
-              <w:bottom w:val="single" w:sz="4" w:space="0" w:color="B7C9D9"/>
-              <w:end w:val="single" w:sz="4" w:space="0" w:color="B7C9D9"/>
-              <w:insideH w:val="single" w:sz="4" w:space="0" w:color="B7C9D9"/>
-              <w:insideV w:val="single" w:sz="4" w:space="0" w:color="B7C9D9"/>
-            </w:tcBorders>
-          </w:tcPr>
-          <w:p>
-            <w:pPr>
-              <w:spacing w:after="0" w:line="240" w:lineRule="auto"/>
-            </w:pPr>
-            <w:r>
-              <w:rPr>
-                <w:rFonts w:ascii="Arial" w:hAnsi="Arial"/>
-                <w:b w:val="0"/>
+            <w:tcW w:w="3240" w:type="dxa"/>
+            <w:tcBorders>
+              <w:top w:val="single" w:sz="4" w:space="0" w:color="B7C9D9"/>
+              <w:left w:val="single" w:sz="4" w:space="0" w:color="B7C9D9"/>
+              <w:bottom w:val="single" w:sz="4" w:space="0" w:color="B7C9D9"/>
+              <w:right w:val="single" w:sz="4" w:space="0" w:color="B7C9D9"/>
+            </w:tcBorders>
+            <w:tcMar>
+              <w:top w:w="90" w:type="dxa"/>
+              <w:left w:w="90" w:type="dxa"/>
+              <w:bottom w:w="90" w:type="dxa"/>
+              <w:right w:w="90" w:type="dxa"/>
+            </w:tcMar>
+            <w:vAlign w:val="center"/>
+          </w:tcPr>
+          <w:p>
+            <w:pPr>
+              <w:spacing w:after="0" w:line="240" w:lineRule="auto"/>
+            </w:pPr>
+            <w:r>
+              <w:rPr>
+                <w:rFonts w:ascii="Arial" w:hAnsi="Arial"/>
                 <w:sz w:val="16"/>
               </w:rPr>
               <w:t>Tidal Goods Co.</w:t>
+            </w:r>
+            <w:r>
+              <w:rPr>
+                <w:rFonts w:ascii="Arial" w:hAnsi="Arial"/>
+                <w:sz w:val="16"/>
+              </w:rPr>
               <w:br/>
               <w:t>Skills: Charts, Data visualization</w:t>
             </w:r>
@@ -4240,34 +4198,37 @@
         </w:tc>
         <w:tc>
           <w:tcPr>
-            <w:tcW w:type="dxa" w:w="2520"/>
-            <w:vAlign w:val="center"/>
-            <w:tcMar>
-              <w:top w:w="90" w:type="dxa"/>
-              <w:start w:w="90" w:type="dxa"/>
-              <w:bottom w:w="90" w:type="dxa"/>
-              <w:end w:w="90" w:type="dxa"/>
-            </w:tcMar>
-            <w:tcBorders>
-              <w:top w:val="single" w:sz="4" w:space="0" w:color="B7C9D9"/>
-              <w:start w:val="single" w:sz="4" w:space="0" w:color="B7C9D9"/>
-              <w:bottom w:val="single" w:sz="4" w:space="0" w:color="B7C9D9"/>
-              <w:end w:val="single" w:sz="4" w:space="0" w:color="B7C9D9"/>
-              <w:insideH w:val="single" w:sz="4" w:space="0" w:color="B7C9D9"/>
-              <w:insideV w:val="single" w:sz="4" w:space="0" w:color="B7C9D9"/>
-            </w:tcBorders>
-          </w:tcPr>
-          <w:p>
-            <w:pPr>
-              <w:spacing w:after="0" w:line="240" w:lineRule="auto"/>
-            </w:pPr>
-            <w:r>
-              <w:rPr>
-                <w:rFonts w:ascii="Arial" w:hAnsi="Arial"/>
-                <w:b w:val="0"/>
+            <w:tcW w:w="2520" w:type="dxa"/>
+            <w:tcBorders>
+              <w:top w:val="single" w:sz="4" w:space="0" w:color="B7C9D9"/>
+              <w:left w:val="single" w:sz="4" w:space="0" w:color="B7C9D9"/>
+              <w:bottom w:val="single" w:sz="4" w:space="0" w:color="B7C9D9"/>
+              <w:right w:val="single" w:sz="4" w:space="0" w:color="B7C9D9"/>
+            </w:tcBorders>
+            <w:tcMar>
+              <w:top w:w="90" w:type="dxa"/>
+              <w:left w:w="90" w:type="dxa"/>
+              <w:bottom w:w="90" w:type="dxa"/>
+              <w:right w:w="90" w:type="dxa"/>
+            </w:tcMar>
+            <w:vAlign w:val="center"/>
+          </w:tcPr>
+          <w:p>
+            <w:pPr>
+              <w:spacing w:after="0" w:line="240" w:lineRule="auto"/>
+            </w:pPr>
+            <w:r>
+              <w:rPr>
+                <w:rFonts w:ascii="Arial" w:hAnsi="Arial"/>
                 <w:sz w:val="16"/>
               </w:rPr>
               <w:t>Slides; Starter Workbook</w:t>
+            </w:r>
+            <w:r>
+              <w:rPr>
+                <w:rFonts w:ascii="Arial" w:hAnsi="Arial"/>
+                <w:sz w:val="16"/>
+              </w:rPr>
               <w:br/>
               <w:t>Status: Live</w:t>
             </w:r>

--- a/BUS 123 Syllabus - Solving Business Problems with Technology - Fall 2026 revised.docx
+++ b/BUS 123 Syllabus - Solving Business Problems with Technology - Fall 2026 revised.docx
@@ -401,49 +401,43 @@
           <w:b/>
           <w:bCs/>
         </w:rPr>
-        <w:t>1) Attendance</w:t>
+        <w:t>1) Attendance, Labs, and Workbooks (40%)</w:t>
       </w:r>
       <w:r>
         <w:rPr>
           <w:b/>
           <w:bCs/>
         </w:rPr>
-        <w:t>,</w:t>
       </w:r>
       <w:r>
         <w:rPr>
           <w:b/>
           <w:bCs/>
         </w:rPr>
-        <w:t xml:space="preserve"> Class Participation</w:t>
       </w:r>
       <w:r>
         <w:rPr>
           <w:b/>
           <w:bCs/>
         </w:rPr>
-        <w:t xml:space="preserve"> and Workbooks</w:t>
       </w:r>
       <w:r>
         <w:rPr>
           <w:b/>
           <w:bCs/>
         </w:rPr>
-        <w:t xml:space="preserve"> (</w:t>
       </w:r>
       <w:r>
         <w:rPr>
           <w:b/>
           <w:bCs/>
         </w:rPr>
-        <w:t>4</w:t>
       </w:r>
       <w:r>
         <w:rPr>
           <w:b/>
           <w:bCs/>
         </w:rPr>
-        <w:t>0%) </w:t>
       </w:r>
     </w:p>
     <w:p>
@@ -451,11 +445,9 @@
         <w:spacing w:line="240" w:lineRule="auto"/>
       </w:pPr>
       <w:r>
-        <w:t>Students are expected to attend every scheduled class, participate in guided labs and case discussions, and arrive prepared to work with the assigned files. More than one unexcused absence will result in a reduction in the attendance and participation grade. Six unexcused absences will result in consideration of withdrawal.</w:t>
-      </w:r>
-      <w:r>
-        <w:t xml:space="preserve"> Failure to submit the class activity will detract from your overall grade. </w:t>
-      </w:r>
+        <w:t>Students are expected to attend every scheduled class, participate in guided labs and workshops, arrive prepared with assigned files, and complete in-class workbook activities. Success in BUS123 depends on regular attendance and active technical practice. More than one unexcused absence will result in a reduction in the attendance and participation grade. Six unexcused absences will result in consideration of withdrawal.</w:t>
+      </w:r>
+      <w:r/>
     </w:p>
     <w:p>
       <w:pPr>
@@ -466,35 +458,31 @@
           <w:b/>
           <w:bCs/>
         </w:rPr>
-        <w:t xml:space="preserve">2) </w:t>
+        <w:t>2) Quizzes and Module Assessments (25%)</w:t>
       </w:r>
       <w:r>
         <w:rPr>
           <w:b/>
           <w:bCs/>
         </w:rPr>
-        <w:t xml:space="preserve">Pre-Reading and </w:t>
       </w:r>
       <w:r>
         <w:rPr>
           <w:b/>
           <w:bCs/>
         </w:rPr>
-        <w:t>Homework (</w:t>
       </w:r>
       <w:r>
         <w:rPr>
           <w:b/>
           <w:bCs/>
         </w:rPr>
-        <w:t>2</w:t>
       </w:r>
       <w:r>
         <w:rPr>
           <w:b/>
           <w:bCs/>
         </w:rPr>
-        <w:t>0%) </w:t>
       </w:r>
     </w:p>
     <w:p>
@@ -502,7 +490,7 @@
         <w:spacing w:line="240" w:lineRule="auto"/>
       </w:pPr>
       <w:r>
-        <w:t>Homework includes Excel workbook activities, short pre-reading checks, case-based calculations, and other practice assigned through Canvas. Assignments will reinforce the business math, technology, data visualization, and decision-support skills practiced in class.</w:t>
+        <w:t>Quizzes and module assessments may include in-class checkpoints, Canvas quizzes, Excel tasks, or applied calculations that reinforce lecture, reading, and workshop material. Specific formats and dates will be announced in Canvas.</w:t>
       </w:r>
     </w:p>
     <w:p>
@@ -514,35 +502,31 @@
           <w:b/>
           <w:bCs/>
         </w:rPr>
-        <w:t xml:space="preserve">3) </w:t>
+        <w:t>3) Pre-Reading and Homework (20%)</w:t>
       </w:r>
       <w:r>
         <w:rPr>
           <w:b/>
           <w:bCs/>
         </w:rPr>
-        <w:t xml:space="preserve">Quizzes </w:t>
       </w:r>
       <w:r>
         <w:rPr>
           <w:b/>
           <w:bCs/>
         </w:rPr>
-        <w:t>(</w:t>
       </w:r>
       <w:r>
         <w:rPr>
           <w:b/>
           <w:bCs/>
         </w:rPr>
-        <w:t>25</w:t>
       </w:r>
       <w:r>
         <w:rPr>
           <w:b/>
           <w:bCs/>
         </w:rPr>
-        <w:t>%) </w:t>
       </w:r>
     </w:p>
     <w:p>
@@ -550,7 +534,7 @@
         <w:spacing w:line="240" w:lineRule="auto"/>
       </w:pPr>
       <w:r>
-        <w:t>Module assessments may include in-class checkpoints, quizzes, Excel tasks, or exams that reinforce lecture, reading, and workshop material. Specific formats and dates will be announced in Canvas.</w:t>
+        <w:t>Pre-reading and homework assignments include short preparation tasks, case-based calculations, Excel practice, and other work assigned through Canvas. These assignments are designed to prepare students for hands-on class activities.</w:t>
       </w:r>
     </w:p>
     <w:p>
@@ -562,63 +546,55 @@
           <w:b/>
           <w:bCs/>
         </w:rPr>
-        <w:t>4</w:t>
+        <w:t>4) Final Project / Capstone (15%)</w:t>
       </w:r>
       <w:r>
         <w:rPr>
           <w:b/>
           <w:bCs/>
         </w:rPr>
-        <w:t>) Final</w:t>
       </w:r>
       <w:r>
         <w:rPr>
           <w:b/>
           <w:bCs/>
         </w:rPr>
-        <w:t xml:space="preserve"> </w:t>
       </w:r>
       <w:r>
         <w:rPr>
           <w:b/>
           <w:bCs/>
         </w:rPr>
-        <w:t xml:space="preserve">Project </w:t>
       </w:r>
       <w:r>
         <w:rPr>
           <w:b/>
           <w:bCs/>
         </w:rPr>
-        <w:t xml:space="preserve">/ Capstone </w:t>
       </w:r>
       <w:r>
         <w:rPr>
           <w:b/>
           <w:bCs/>
         </w:rPr>
-        <w:t>(</w:t>
       </w:r>
       <w:r>
         <w:rPr>
           <w:b/>
           <w:bCs/>
         </w:rPr>
-        <w:t>1</w:t>
       </w:r>
       <w:r>
         <w:rPr>
           <w:b/>
           <w:bCs/>
         </w:rPr>
-        <w:t>5</w:t>
       </w:r>
       <w:r>
         <w:rPr>
           <w:b/>
           <w:bCs/>
         </w:rPr>
-        <w:t>%)        </w:t>
       </w:r>
     </w:p>
     <w:p>
@@ -626,7 +602,7 @@
         <w:spacing w:line="240" w:lineRule="auto"/>
       </w:pPr>
       <w:r>
-        <w:t>Students will work individually or in teams on applied business case work or a small business project with milestone reporting throughout the semester. Detailed expectations will be explained in class and on Canvas.</w:t>
+        <w:t>Students will complete a final project or capstone-style business analysis that applies course skills to a practical business scenario. Detailed expectations, milestones, and presentation requirements will be explained in class and on Canvas.</w:t>
       </w:r>
     </w:p>
     <w:p>
